--- a/docs/OmniMap_PRD_v2.3.docx
+++ b/docs/OmniMap_PRD_v2.3.docx
@@ -6,7 +6,6 @@
       <w:pPr>
         <w:spacing w:before="1440" w:after="240"/>
       </w:pPr>
-      <w:proofErr w:type="spellStart"/>
       <w:r>
         <w:rPr>
           <w:b/>
@@ -17,7 +16,6 @@
         </w:rPr>
         <w:t>OmniMap</w:t>
       </w:r>
-      <w:proofErr w:type="spellEnd"/>
     </w:p>
     <w:p>
       <w:pPr>
@@ -72,12 +70,6 @@
         <w:gridCol w:w="6360"/>
       </w:tblGrid>
       <w:tr>
-        <w:tblPrEx>
-          <w:tblCellMar>
-            <w:top w:w="0" w:type="dxa"/>
-            <w:bottom w:w="0" w:type="dxa"/>
-          </w:tblCellMar>
-        </w:tblPrEx>
         <w:tc>
           <w:tcPr>
             <w:tcW w:w="3000" w:type="dxa"/>
@@ -138,12 +130,6 @@
         </w:tc>
       </w:tr>
       <w:tr>
-        <w:tblPrEx>
-          <w:tblCellMar>
-            <w:top w:w="0" w:type="dxa"/>
-            <w:bottom w:w="0" w:type="dxa"/>
-          </w:tblCellMar>
-        </w:tblPrEx>
         <w:tc>
           <w:tcPr>
             <w:tcW w:w="3000" w:type="dxa"/>
@@ -204,12 +190,6 @@
         </w:tc>
       </w:tr>
       <w:tr>
-        <w:tblPrEx>
-          <w:tblCellMar>
-            <w:top w:w="0" w:type="dxa"/>
-            <w:bottom w:w="0" w:type="dxa"/>
-          </w:tblCellMar>
-        </w:tblPrEx>
         <w:tc>
           <w:tcPr>
             <w:tcW w:w="3000" w:type="dxa"/>
@@ -270,12 +250,6 @@
         </w:tc>
       </w:tr>
       <w:tr>
-        <w:tblPrEx>
-          <w:tblCellMar>
-            <w:top w:w="0" w:type="dxa"/>
-            <w:bottom w:w="0" w:type="dxa"/>
-          </w:tblCellMar>
-        </w:tblPrEx>
         <w:tc>
           <w:tcPr>
             <w:tcW w:w="3000" w:type="dxa"/>
@@ -336,12 +310,6 @@
         </w:tc>
       </w:tr>
       <w:tr>
-        <w:tblPrEx>
-          <w:tblCellMar>
-            <w:top w:w="0" w:type="dxa"/>
-            <w:bottom w:w="0" w:type="dxa"/>
-          </w:tblCellMar>
-        </w:tblPrEx>
         <w:tc>
           <w:tcPr>
             <w:tcW w:w="3000" w:type="dxa"/>
@@ -402,12 +370,6 @@
         </w:tc>
       </w:tr>
       <w:tr>
-        <w:tblPrEx>
-          <w:tblCellMar>
-            <w:top w:w="0" w:type="dxa"/>
-            <w:bottom w:w="0" w:type="dxa"/>
-          </w:tblCellMar>
-        </w:tblPrEx>
         <w:tc>
           <w:tcPr>
             <w:tcW w:w="3000" w:type="dxa"/>
@@ -494,19 +456,27 @@
       <w:pPr>
         <w:spacing w:before="60" w:after="100"/>
       </w:pPr>
-      <w:proofErr w:type="spellStart"/>
       <w:r>
         <w:rPr>
           <w:color w:val="2B2B2B"/>
         </w:rPr>
-        <w:t>OmniMap</w:t>
+        <w:t>OmniMap is a web-based clinical terminology mapping platform developed by Omni Health Nexus Inc. (OHN). It provides a structured, auditable, statistically rigorous workflow for mapping source clinical codes and terms to any configured target terminology — including SNOMED CT, LOINC, ATC, CCDD, ICD-10/11, and custom code systems — and exporting results in FHIR-compliant and other standard formats.</w:t>
       </w:r>
-      <w:proofErr w:type="spellEnd"/>
+    </w:p>
+    <w:p>
+      <w:pPr>
+        <w:spacing w:before="80"/>
+      </w:pPr>
+    </w:p>
+    <w:p>
+      <w:pPr>
+        <w:spacing w:before="60" w:after="100"/>
+      </w:pPr>
       <w:r>
         <w:rPr>
           <w:color w:val="2B2B2B"/>
         </w:rPr>
-        <w:t xml:space="preserve"> is a web-based clinical terminology mapping platform developed by Omni Health Nexus Inc. (OHN). It provides a structured, auditable, statistically rigorous workflow for mapping source clinical codes and terms to any configured target terminology — including SNOMED CT, LOINC, ATC, CCDD, ICD-10/11, and custom code systems — and exporting results in FHIR-compliant and other standard formats.</w:t>
+        <w:t>OmniMap's core innovations are: (1) an EMR term sampling module that extracts, frequency-ranks, and stratifies source terms from uploaded data using Pareto and other sampling strategies, with intelligent management of long tail terms and net-new terms across successive extracts; (2) a dual-independent-review workflow with automated discrepancy escalation, a reviewer pool model, dynamic load balancing, and terminology affinity-based assignment; (3) a terminology-agnostic architecture supporting any source-to-target code system pairing; (4) a regex pattern library with AI-assisted generation trained on OHN's proprietary corpus, over-greedy detection, and conflict resolution; (5) a prospective validation holdout module with power-calculation-driven sample sizing for Precision, Recall, and F1 against a minimum threshold of 0.90; (6) a four-point validation scoring scheme (0–3) mapping directly to the confusion matrix; (7) an automation evaluation module for benchmarking AI/NLP matching tools; (8) a reviewer training and certification system with hard competency gates; and (9) a terminology version validation project type for managing drift across terminology releases.</w:t>
       </w:r>
     </w:p>
     <w:p>
@@ -518,124 +488,46 @@
       <w:pPr>
         <w:spacing w:before="60" w:after="100"/>
       </w:pPr>
-      <w:proofErr w:type="spellStart"/>
       <w:r>
         <w:rPr>
           <w:color w:val="2B2B2B"/>
         </w:rPr>
-        <w:t>OmniMap's</w:t>
+        <w:t>OmniMap is built on a multi-agent orchestrator-worker architecture following current industry best practices, with human-on-the-loop design throughout. It does not itself constitute a regulated Software as a Medical Device (SaMD). All data is processed under agency agreements with data controllers; OHN acts as data processor only.</w:t>
       </w:r>
-      <w:proofErr w:type="spellEnd"/>
+    </w:p>
+    <w:p>
+      <w:pPr>
+        <w:spacing w:before="120"/>
+      </w:pPr>
+    </w:p>
+    <w:p>
+      <w:pPr>
+        <w:pStyle w:val="Heading1"/>
+        <w:pBdr>
+          <w:bottom w:val="single" w:sz="4" w:space="4" w:color="0D7C8C"/>
+        </w:pBdr>
+      </w:pPr>
+      <w:r>
+        <w:t>2. Background &amp; Motivation</w:t>
+      </w:r>
+    </w:p>
+    <w:p>
+      <w:pPr>
+        <w:pStyle w:val="Heading2"/>
+      </w:pPr>
+      <w:r>
+        <w:t>2.1 The Terminology Mapping Problem</w:t>
+      </w:r>
+    </w:p>
+    <w:p>
+      <w:pPr>
+        <w:spacing w:before="60" w:after="100"/>
+      </w:pPr>
       <w:r>
         <w:rPr>
           <w:color w:val="2B2B2B"/>
         </w:rPr>
-        <w:t xml:space="preserve"> core innovations are: (1) an EMR term sampling module that extracts, frequency-ranks, and stratifies source terms from uploaded data using Pareto and other sampling strategies, with intelligent management of long tail terms and net-new terms across successive extracts; (2) a dual-independent-review workflow with automated discrepancy escalation, a reviewer pool model, dynamic load balancing, and terminology affinity-based assignment; (3) a terminology-agnostic architecture supporting any source-to-target c</w:t>
-      </w:r>
-      <w:r>
-        <w:rPr>
-          <w:color w:val="2B2B2B"/>
-        </w:rPr>
-        <w:t>ode system pairing; (4) a regex pattern library with AI-assisted generation trained on OHN's proprietary corpus, over-greedy detection, and conflict resolution; (5) a prospective validation holdout module with power-calculation-driven sample sizing for Precision, Recall, and F1 against a minimum threshold of 0.90; (6) a four-point validation scoring scheme (0–3) mapping directly to the confusion matrix; (7) an automation evaluation module for benchmarking AI/NLP matching tools; (8) a reviewer training and c</w:t>
-      </w:r>
-      <w:r>
-        <w:rPr>
-          <w:color w:val="2B2B2B"/>
-        </w:rPr>
-        <w:t>ertification system with hard competency gates; and (9) a terminology version validation project type for managing drift across terminology releases.</w:t>
-      </w:r>
-    </w:p>
-    <w:p>
-      <w:pPr>
-        <w:spacing w:before="80"/>
-      </w:pPr>
-    </w:p>
-    <w:p>
-      <w:pPr>
-        <w:spacing w:before="60" w:after="100"/>
-      </w:pPr>
-      <w:proofErr w:type="spellStart"/>
-      <w:r>
-        <w:rPr>
-          <w:color w:val="2B2B2B"/>
-        </w:rPr>
-        <w:t>OmniMap</w:t>
-      </w:r>
-      <w:proofErr w:type="spellEnd"/>
-      <w:r>
-        <w:rPr>
-          <w:color w:val="2B2B2B"/>
-        </w:rPr>
-        <w:t xml:space="preserve"> is built on a multi-agent orchestrator-worker architecture following current industry best practices, with human-on-the-loop design throughout. It does not itself constitute a regulated Software as a Medical Device (SaMD). All data is processed under agency agreements with data </w:t>
-      </w:r>
-      <w:proofErr w:type="gramStart"/>
-      <w:r>
-        <w:rPr>
-          <w:color w:val="2B2B2B"/>
-        </w:rPr>
-        <w:t>controllers;</w:t>
-      </w:r>
-      <w:proofErr w:type="gramEnd"/>
-      <w:r>
-        <w:rPr>
-          <w:color w:val="2B2B2B"/>
-        </w:rPr>
-        <w:t xml:space="preserve"> OHN acts as data processor only.</w:t>
-      </w:r>
-    </w:p>
-    <w:p>
-      <w:pPr>
-        <w:spacing w:before="120"/>
-      </w:pPr>
-    </w:p>
-    <w:p>
-      <w:pPr>
-        <w:pStyle w:val="Heading1"/>
-        <w:pBdr>
-          <w:bottom w:val="single" w:sz="4" w:space="4" w:color="0D7C8C"/>
-        </w:pBdr>
-      </w:pPr>
-      <w:r>
-        <w:t>2. Background &amp; Motivation</w:t>
-      </w:r>
-    </w:p>
-    <w:p>
-      <w:pPr>
-        <w:pStyle w:val="Heading2"/>
-      </w:pPr>
-      <w:r>
-        <w:t>2.1 The Terminology Mapping Problem</w:t>
-      </w:r>
-    </w:p>
-    <w:p>
-      <w:pPr>
-        <w:spacing w:before="60" w:after="100"/>
-      </w:pPr>
-      <w:r>
-        <w:rPr>
-          <w:color w:val="2B2B2B"/>
-        </w:rPr>
-        <w:t xml:space="preserve">Clinical data generated in healthcare settings is encoded using a heterogeneous mix of local, proprietary, and international code systems. Transforming this data into semantically interoperable assets requires systematic mapping between code systems. Target terminologies include SNOMED CT, LOINC, ATC, CCDD, ICD-10/11, and institutional code sets. This process is labour-intensive, error-prone, and typically lacks rigorous quality assurance. A further challenge is dataset scale: EMR term distributions follow </w:t>
-      </w:r>
-      <w:r>
-        <w:rPr>
-          <w:color w:val="2B2B2B"/>
-        </w:rPr>
-        <w:t xml:space="preserve">a power law, with a small number of high-frequency terms accounting for </w:t>
-      </w:r>
-      <w:proofErr w:type="gramStart"/>
-      <w:r>
-        <w:rPr>
-          <w:color w:val="2B2B2B"/>
-        </w:rPr>
-        <w:t>the majority of</w:t>
-      </w:r>
-      <w:proofErr w:type="gramEnd"/>
-      <w:r>
-        <w:rPr>
-          <w:color w:val="2B2B2B"/>
-        </w:rPr>
-        <w:t xml:space="preserve"> clinical encounters, and a very long tail of low-frequency terms that are individually rare but collectively significant.</w:t>
+        <w:t>Clinical data generated in healthcare settings is encoded using a heterogeneous mix of local, proprietary, and international code systems. Transforming this data into semantically interoperable assets requires systematic mapping between code systems. Target terminologies include SNOMED CT, LOINC, ATC, CCDD, ICD-10/11, and institutional code sets. This process is labour-intensive, error-prone, and typically lacks rigorous quality assurance. A further challenge is dataset scale: EMR term distributions follow a power law, with a small number of high-frequency terms accounting for the majority of clinical encounters, and a very long tail of low-frequency terms that are individually rare but collectively significant.</w:t>
       </w:r>
     </w:p>
     <w:p>
@@ -756,57 +648,35 @@
       <w:pPr>
         <w:spacing w:before="60" w:after="100"/>
       </w:pPr>
-      <w:proofErr w:type="spellStart"/>
       <w:r>
         <w:rPr>
           <w:color w:val="2B2B2B"/>
         </w:rPr>
-        <w:t>OmniMap</w:t>
+        <w:t>OmniMap directly addresses barriers (1), (3), and (4) through workflow-embedded mapping, robust error surfacing and version drift detection, and a structured quality framework. Barriers (2) and (5) are addressed through the multi-terminology architecture and support for localized synonym sets and jurisdictional value sets.</w:t>
       </w:r>
-      <w:proofErr w:type="spellEnd"/>
+    </w:p>
+    <w:p>
+      <w:pPr>
+        <w:spacing w:before="80"/>
+      </w:pPr>
+    </w:p>
+    <w:p>
+      <w:pPr>
+        <w:pStyle w:val="Heading2"/>
+      </w:pPr>
+      <w:r>
+        <w:t>2.3 Limitations of Existing Tools</w:t>
+      </w:r>
+    </w:p>
+    <w:p>
+      <w:pPr>
+        <w:spacing w:before="60" w:after="100"/>
+      </w:pPr>
       <w:r>
         <w:rPr>
           <w:color w:val="2B2B2B"/>
         </w:rPr>
-        <w:t xml:space="preserve"> directly addresses barriers (1), (3), and (4) through workflow-embedded mapping, robust error surfacing and version drift detection, and a structured quality framework. Barriers (2) and (5) are addressed through the multi-terminology architecture and support for localized synonym sets and jurisdictional value sets.</w:t>
-      </w:r>
-    </w:p>
-    <w:p>
-      <w:pPr>
-        <w:spacing w:before="80"/>
-      </w:pPr>
-    </w:p>
-    <w:p>
-      <w:pPr>
-        <w:pStyle w:val="Heading2"/>
-      </w:pPr>
-      <w:r>
-        <w:t>2.3 Limitations of Existing Tools</w:t>
-      </w:r>
-    </w:p>
-    <w:p>
-      <w:pPr>
-        <w:spacing w:before="60" w:after="100"/>
-      </w:pPr>
-      <w:r>
-        <w:rPr>
-          <w:color w:val="2B2B2B"/>
-        </w:rPr>
-        <w:t xml:space="preserve">Snap2SNOMED (CSIRO) represents the current state of the art but was not designed for multi-nomenclature use, reviewer pool management, or rigorous adjudication rate workflows. Additional limitations identified through operational use </w:t>
-      </w:r>
-      <w:proofErr w:type="gramStart"/>
-      <w:r>
-        <w:rPr>
-          <w:color w:val="2B2B2B"/>
-        </w:rPr>
-        <w:t>include:</w:t>
-      </w:r>
-      <w:proofErr w:type="gramEnd"/>
-      <w:r>
-        <w:rPr>
-          <w:color w:val="2B2B2B"/>
-        </w:rPr>
-        <w:t xml:space="preserve"> workflow rigidity with no dynamic term reallocation; no enforced reviewer independence; no formal discrepancy escalation mechanism; no regex generation or testing; no statistical power framework for validation; poor error correction ergonomics; and SNOMED CT-only support with no extensibility to other terminologies.</w:t>
+        <w:t>Snap2SNOMED (CSIRO) represents the current state of the art but was not designed for multi-nomenclature use, reviewer pool management, or rigorous adjudication rate workflows. Additional limitations identified through operational use include: workflow rigidity with no dynamic term reallocation; no enforced reviewer independence; no formal discrepancy escalation mechanism; no regex generation or testing; no statistical power framework for validation; poor error correction ergonomics; and SNOMED CT-only support with no extensibility to other terminologies.</w:t>
       </w:r>
     </w:p>
     <w:p>
@@ -854,12 +724,6 @@
         <w:gridCol w:w="9360"/>
       </w:tblGrid>
       <w:tr>
-        <w:tblPrEx>
-          <w:tblCellMar>
-            <w:top w:w="0" w:type="dxa"/>
-            <w:bottom w:w="0" w:type="dxa"/>
-          </w:tblCellMar>
-        </w:tblPrEx>
         <w:tc>
           <w:tcPr>
             <w:tcW w:w="9360" w:type="dxa"/>
@@ -881,36 +745,30 @@
             <w:pPr>
               <w:spacing w:before="40" w:after="40"/>
             </w:pPr>
-            <w:proofErr w:type="spellStart"/>
-            <w:r>
-              <w:rPr>
-                <w:color w:val="2B2B2B"/>
-              </w:rPr>
-              <w:t>OmniMap</w:t>
-            </w:r>
-            <w:proofErr w:type="spellEnd"/>
-            <w:r>
-              <w:rPr>
-                <w:color w:val="2B2B2B"/>
-              </w:rPr>
-              <w:t xml:space="preserve"> will be the reference-standard platform for collaborative clinical terminology mapping — combining</w:t>
-            </w:r>
-          </w:p>
-          <w:p>
-            <w:pPr>
-              <w:spacing w:before="40" w:after="40"/>
-            </w:pPr>
+            <w:r>
+              <w:rPr>
+                <w:color w:val="2B2B2B"/>
+              </w:rPr>
+              <w:t>OmniMap will be the reference-standard platform for collaborative clinical terminology mapping — combining</w:t>
+            </w:r>
+            <w:r>
+              <w:rPr>
+                <w:color w:val="2B2B2B"/>
+              </w:rPr>
+              <w:t xml:space="preserve"> </w:t>
+            </w:r>
             <w:r>
               <w:rPr>
                 <w:color w:val="2B2B2B"/>
               </w:rPr>
               <w:t>statistically rigorous dual-review methodology, AI-assisted tooling grounded in human expert judgement,</w:t>
             </w:r>
-          </w:p>
-          <w:p>
-            <w:pPr>
-              <w:spacing w:before="40" w:after="40"/>
-            </w:pPr>
+            <w:r>
+              <w:rPr>
+                <w:color w:val="2B2B2B"/>
+              </w:rPr>
+              <w:t xml:space="preserve"> </w:t>
+            </w:r>
             <w:r>
               <w:rPr>
                 <w:color w:val="2B2B2B"/>
@@ -963,6 +821,7 @@
         <w:rPr>
           <w:color w:val="2B2B2B"/>
         </w:rPr>
+        <w:lastRenderedPageBreak/>
         <w:t>Deliver a dual-independent-review workflow using a reviewer pool model with dynamic, affinity-aware allocation, automated discrepancy escalation, and terminology affinity tracking.</w:t>
       </w:r>
     </w:p>
@@ -1174,47 +1033,20 @@
         <w:rPr>
           <w:color w:val="2B2B2B"/>
         </w:rPr>
-        <w:t xml:space="preserve">A senior expert who resolves discrepancies automatically escalated when two reviewers disagree. Sees both reviewers' choices in </w:t>
+        <w:t>A senior expert who resolves discrepancies automatically escalated when two reviewers disagree. Sees both reviewers' choices in anonymised form, with full terminology hierarchy context and reviewer rationale comments. Adjudicator decisions are auto-accepted as canonical mappings. Must not have served as a reviewer on the same project.</w:t>
       </w:r>
-      <w:proofErr w:type="spellStart"/>
+    </w:p>
+    <w:p>
+      <w:pPr>
+        <w:spacing w:before="80"/>
+      </w:pPr>
+    </w:p>
+    <w:p>
+      <w:pPr>
+        <w:pStyle w:val="Heading2"/>
+      </w:pPr>
       <w:r>
-        <w:rPr>
-          <w:color w:val="2B2B2B"/>
-        </w:rPr>
-        <w:t>anonymised</w:t>
-      </w:r>
-      <w:proofErr w:type="spellEnd"/>
-      <w:r>
-        <w:rPr>
-          <w:color w:val="2B2B2B"/>
-        </w:rPr>
-        <w:t xml:space="preserve"> form, with full terminology hierarchy context and reviewer rationale comments. Adjudicator decisions are </w:t>
-      </w:r>
-      <w:proofErr w:type="gramStart"/>
-      <w:r>
-        <w:rPr>
-          <w:color w:val="2B2B2B"/>
-        </w:rPr>
-        <w:t>auto-accepted</w:t>
-      </w:r>
-      <w:proofErr w:type="gramEnd"/>
-      <w:r>
-        <w:rPr>
-          <w:color w:val="2B2B2B"/>
-        </w:rPr>
-        <w:t xml:space="preserve"> as canonical mappings. Must not have served as a reviewer on the same project.</w:t>
-      </w:r>
-    </w:p>
-    <w:p>
-      <w:pPr>
-        <w:spacing w:before="80"/>
-      </w:pPr>
-    </w:p>
-    <w:p>
-      <w:pPr>
-        <w:pStyle w:val="Heading2"/>
-      </w:pPr>
-      <w:r>
+        <w:lastRenderedPageBreak/>
         <w:t>4.4 Auditor</w:t>
       </w:r>
     </w:p>
@@ -1242,48 +1074,18 @@
         </w:pBdr>
       </w:pPr>
       <w:r>
-        <w:t xml:space="preserve">5. </w:t>
+        <w:t>5. OmniMap Runtime DAG</w:t>
       </w:r>
-      <w:proofErr w:type="spellStart"/>
-      <w:r>
-        <w:t>OmniMap</w:t>
-      </w:r>
-      <w:proofErr w:type="spellEnd"/>
-      <w:r>
-        <w:t xml:space="preserve"> Runtime DAG</w:t>
-      </w:r>
     </w:p>
     <w:p>
       <w:pPr>
         <w:spacing w:before="60" w:after="100"/>
       </w:pPr>
-      <w:proofErr w:type="spellStart"/>
       <w:r>
         <w:rPr>
           <w:color w:val="2B2B2B"/>
         </w:rPr>
-        <w:t>OmniMap's</w:t>
-      </w:r>
-      <w:proofErr w:type="spellEnd"/>
-      <w:r>
-        <w:rPr>
-          <w:color w:val="2B2B2B"/>
-        </w:rPr>
-        <w:t xml:space="preserve"> orchestrator executes all project workflows as a universal directed acyclic graph (DAG) with conditional branches per project type. Each node has defined inputs, outputs, and transition conditions. The orchestrator is event-driven: each node completion triggers the next via AWS </w:t>
-      </w:r>
-      <w:proofErr w:type="spellStart"/>
-      <w:r>
-        <w:rPr>
-          <w:color w:val="2B2B2B"/>
-        </w:rPr>
-        <w:t>EventBridge</w:t>
-      </w:r>
-      <w:proofErr w:type="spellEnd"/>
-      <w:r>
-        <w:rPr>
-          <w:color w:val="2B2B2B"/>
-        </w:rPr>
-        <w:t xml:space="preserve"> / SQS. Nodes are implemented as discrete Lambda functions. This section defines the runtime behaviour of the application — the development build plan derived from this DAG is in CLAUDE.md.</w:t>
+        <w:t>OmniMap's orchestrator executes all project workflows as a universal directed acyclic graph (DAG) with conditional branches per project type. Each node has defined inputs, outputs, and transition conditions. The orchestrator is event-driven: each node completion triggers the next via AWS EventBridge / SQS. Nodes are implemented as discrete Lambda functions. This section defines the runtime behaviour of the application — the development build plan derived from this DAG is in CLAUDE.md.</w:t>
       </w:r>
     </w:p>
     <w:p>
@@ -1320,12 +1122,6 @@
         <w:gridCol w:w="9360"/>
       </w:tblGrid>
       <w:tr>
-        <w:tblPrEx>
-          <w:tblCellMar>
-            <w:top w:w="0" w:type="dxa"/>
-            <w:bottom w:w="0" w:type="dxa"/>
-          </w:tblCellMar>
-        </w:tblPrEx>
         <w:tc>
           <w:tcPr>
             <w:tcW w:w="9360" w:type="dxa"/>
@@ -1362,21 +1158,7 @@
               <w:rPr>
                 <w:color w:val="2B2B2B"/>
               </w:rPr>
-              <w:t xml:space="preserve">     Optional: external mapping import file (prior mappings not produced by </w:t>
-            </w:r>
-            <w:proofErr w:type="spellStart"/>
-            <w:r>
-              <w:rPr>
-                <w:color w:val="2B2B2B"/>
-              </w:rPr>
-              <w:t>OmniMap</w:t>
-            </w:r>
-            <w:proofErr w:type="spellEnd"/>
-            <w:r>
-              <w:rPr>
-                <w:color w:val="2B2B2B"/>
-              </w:rPr>
-              <w:t>)</w:t>
+              <w:t xml:space="preserve">     Optional: external mapping import file (prior mappings not produced by OmniMap)</w:t>
             </w:r>
           </w:p>
           <w:p>
@@ -1387,21 +1169,7 @@
               <w:rPr>
                 <w:color w:val="2B2B2B"/>
               </w:rPr>
-              <w:t xml:space="preserve">Out: Project record • </w:t>
-            </w:r>
-            <w:proofErr w:type="spellStart"/>
-            <w:r>
-              <w:rPr>
-                <w:color w:val="2B2B2B"/>
-              </w:rPr>
-              <w:t>OmniMap</w:t>
-            </w:r>
-            <w:proofErr w:type="spellEnd"/>
-            <w:r>
-              <w:rPr>
-                <w:color w:val="2B2B2B"/>
-              </w:rPr>
-              <w:t xml:space="preserve"> corpus snapshot for this project • external reference corpus (read-only)</w:t>
+              <w:t>Out: Project record • OmniMap corpus snapshot for this project • external reference corpus (read-only)</w:t>
             </w:r>
           </w:p>
           <w:p>
@@ -1423,21 +1191,7 @@
               <w:rPr>
                 <w:color w:val="2B2B2B"/>
               </w:rPr>
-              <w:t xml:space="preserve">      They do not enter </w:t>
-            </w:r>
-            <w:proofErr w:type="spellStart"/>
-            <w:r>
-              <w:rPr>
-                <w:color w:val="2B2B2B"/>
-              </w:rPr>
-              <w:t>OmniMap's</w:t>
-            </w:r>
-            <w:proofErr w:type="spellEnd"/>
-            <w:r>
-              <w:rPr>
-                <w:color w:val="2B2B2B"/>
-              </w:rPr>
-              <w:t xml:space="preserve"> canonical output without going through the review workflow.</w:t>
+              <w:t xml:space="preserve">      They do not enter OmniMap's canonical output without going through the review workflow.</w:t>
             </w:r>
           </w:p>
           <w:p>
@@ -1488,12 +1242,6 @@
         <w:gridCol w:w="9360"/>
       </w:tblGrid>
       <w:tr>
-        <w:tblPrEx>
-          <w:tblCellMar>
-            <w:top w:w="0" w:type="dxa"/>
-            <w:bottom w:w="0" w:type="dxa"/>
-          </w:tblCellMar>
-        </w:tblPrEx>
         <w:tc>
           <w:tcPr>
             <w:tcW w:w="9360" w:type="dxa"/>
@@ -1581,12 +1329,6 @@
         <w:gridCol w:w="9360"/>
       </w:tblGrid>
       <w:tr>
-        <w:tblPrEx>
-          <w:tblCellMar>
-            <w:top w:w="0" w:type="dxa"/>
-            <w:bottom w:w="0" w:type="dxa"/>
-          </w:tblCellMar>
-        </w:tblPrEx>
         <w:tc>
           <w:tcPr>
             <w:tcW w:w="9360" w:type="dxa"/>
@@ -1612,21 +1354,7 @@
               <w:rPr>
                 <w:color w:val="2B2B2B"/>
               </w:rPr>
-              <w:t xml:space="preserve">In:  Raw term set • </w:t>
-            </w:r>
-            <w:proofErr w:type="spellStart"/>
-            <w:r>
-              <w:rPr>
-                <w:color w:val="2B2B2B"/>
-              </w:rPr>
-              <w:t>OmniMap</w:t>
-            </w:r>
-            <w:proofErr w:type="spellEnd"/>
-            <w:r>
-              <w:rPr>
-                <w:color w:val="2B2B2B"/>
-              </w:rPr>
-              <w:t xml:space="preserve"> canonical corpus • external reference corpus (if imported at Node 0)</w:t>
+              <w:t>In:  Raw term set • OmniMap canonical corpus • external reference corpus (if imported at Node 0)</w:t>
             </w:r>
           </w:p>
           <w:p>
@@ -1699,12 +1427,6 @@
         <w:gridCol w:w="9360"/>
       </w:tblGrid>
       <w:tr>
-        <w:tblPrEx>
-          <w:tblCellMar>
-            <w:top w:w="0" w:type="dxa"/>
-            <w:bottom w:w="0" w:type="dxa"/>
-          </w:tblCellMar>
-        </w:tblPrEx>
         <w:tc>
           <w:tcPr>
             <w:tcW w:w="9360" w:type="dxa"/>
@@ -1792,12 +1514,6 @@
         <w:gridCol w:w="9360"/>
       </w:tblGrid>
       <w:tr>
-        <w:tblPrEx>
-          <w:tblCellMar>
-            <w:top w:w="0" w:type="dxa"/>
-            <w:bottom w:w="0" w:type="dxa"/>
-          </w:tblCellMar>
-        </w:tblPrEx>
         <w:tc>
           <w:tcPr>
             <w:tcW w:w="9360" w:type="dxa"/>
@@ -2037,12 +1753,6 @@
         <w:gridCol w:w="9360"/>
       </w:tblGrid>
       <w:tr>
-        <w:tblPrEx>
-          <w:tblCellMar>
-            <w:top w:w="0" w:type="dxa"/>
-            <w:bottom w:w="0" w:type="dxa"/>
-          </w:tblCellMar>
-        </w:tblPrEx>
         <w:tc>
           <w:tcPr>
             <w:tcW w:w="9360" w:type="dxa"/>
@@ -2123,6 +1833,7 @@
               <w:rPr>
                 <w:color w:val="2B2B2B"/>
               </w:rPr>
+              <w:lastRenderedPageBreak/>
               <w:t>Triggers: Node 6 — MAP (for each reviewer queue item, event-driven)</w:t>
             </w:r>
           </w:p>
@@ -2163,12 +1874,6 @@
         <w:gridCol w:w="9360"/>
       </w:tblGrid>
       <w:tr>
-        <w:tblPrEx>
-          <w:tblCellMar>
-            <w:top w:w="0" w:type="dxa"/>
-            <w:bottom w:w="0" w:type="dxa"/>
-          </w:tblCellMar>
-        </w:tblPrEx>
         <w:tc>
           <w:tcPr>
             <w:tcW w:w="9360" w:type="dxa"/>
@@ -2238,21 +1943,7 @@
               <w:rPr>
                 <w:color w:val="2B2B2B"/>
               </w:rPr>
-              <w:t xml:space="preserve">Branch A — both reviewers </w:t>
-            </w:r>
-            <w:proofErr w:type="gramStart"/>
-            <w:r>
-              <w:rPr>
-                <w:color w:val="2B2B2B"/>
-              </w:rPr>
-              <w:t>agree  →</w:t>
-            </w:r>
-            <w:proofErr w:type="gramEnd"/>
-            <w:r>
-              <w:rPr>
-                <w:color w:val="2B2B2B"/>
-              </w:rPr>
-              <w:t xml:space="preserve"> Node 8: CANONICALISE</w:t>
+              <w:t>Branch A — both reviewers agree  → Node 8: CANONICALISE</w:t>
             </w:r>
           </w:p>
           <w:p>
@@ -2325,12 +2016,6 @@
         <w:gridCol w:w="9360"/>
       </w:tblGrid>
       <w:tr>
-        <w:tblPrEx>
-          <w:tblCellMar>
-            <w:top w:w="0" w:type="dxa"/>
-            <w:bottom w:w="0" w:type="dxa"/>
-          </w:tblCellMar>
-        </w:tblPrEx>
         <w:tc>
           <w:tcPr>
             <w:tcW w:w="9360" w:type="dxa"/>
@@ -2356,35 +2041,7 @@
               <w:rPr>
                 <w:color w:val="2B2B2B"/>
               </w:rPr>
-              <w:t>In:  Source term • Reviewer A decision (</w:t>
-            </w:r>
-            <w:proofErr w:type="spellStart"/>
-            <w:r>
-              <w:rPr>
-                <w:color w:val="2B2B2B"/>
-              </w:rPr>
-              <w:t>anonymised</w:t>
-            </w:r>
-            <w:proofErr w:type="spellEnd"/>
-            <w:r>
-              <w:rPr>
-                <w:color w:val="2B2B2B"/>
-              </w:rPr>
-              <w:t>) • Reviewer B decision (</w:t>
-            </w:r>
-            <w:proofErr w:type="spellStart"/>
-            <w:r>
-              <w:rPr>
-                <w:color w:val="2B2B2B"/>
-              </w:rPr>
-              <w:t>anonymised</w:t>
-            </w:r>
-            <w:proofErr w:type="spellEnd"/>
-            <w:r>
-              <w:rPr>
-                <w:color w:val="2B2B2B"/>
-              </w:rPr>
-              <w:t>)</w:t>
+              <w:t>In:  Source term • Reviewer A decision (anonymised) • Reviewer B decision (anonymised)</w:t>
             </w:r>
           </w:p>
           <w:p>
@@ -2440,33 +2097,11 @@
       <w:pPr>
         <w:spacing w:before="60" w:after="100"/>
       </w:pPr>
-      <w:proofErr w:type="spellStart"/>
       <w:r>
         <w:rPr>
           <w:color w:val="2B2B2B"/>
         </w:rPr>
-        <w:t>Canonicalisation</w:t>
-      </w:r>
-      <w:proofErr w:type="spellEnd"/>
-      <w:r>
-        <w:rPr>
-          <w:color w:val="2B2B2B"/>
-        </w:rPr>
-        <w:t xml:space="preserve"> applies the </w:t>
-      </w:r>
-      <w:proofErr w:type="spellStart"/>
-      <w:r>
-        <w:rPr>
-          <w:color w:val="2B2B2B"/>
-        </w:rPr>
-        <w:t>OmniMap</w:t>
-      </w:r>
-      <w:proofErr w:type="spellEnd"/>
-      <w:r>
-        <w:rPr>
-          <w:color w:val="2B2B2B"/>
-        </w:rPr>
-        <w:t xml:space="preserve"> output convention to every confirmed mapping before it enters the corpus. This node receives input from two paths: (a) agreed or adjudicated reviewer mappings from Node 7, and (b) auto-matched terms from Node 4 that bypassed reviewer queues entirely. Both paths produce identical canonical output; the auto-accept flag distinguishes them in the audit log.</w:t>
+        <w:t>Canonicalisation applies the OmniMap output convention to every confirmed mapping before it enters the corpus. This node receives input from two paths: (a) agreed or adjudicated reviewer mappings from Node 7, and (b) auto-matched terms from Node 4 that bypassed reviewer queues entirely. Both paths produce identical canonical output; the auto-accept flag distinguishes them in the audit log.</w:t>
       </w:r>
     </w:p>
     <w:p>
@@ -2495,12 +2130,6 @@
         <w:gridCol w:w="9360"/>
       </w:tblGrid>
       <w:tr>
-        <w:tblPrEx>
-          <w:tblCellMar>
-            <w:top w:w="0" w:type="dxa"/>
-            <w:bottom w:w="0" w:type="dxa"/>
-          </w:tblCellMar>
-        </w:tblPrEx>
         <w:tc>
           <w:tcPr>
             <w:tcW w:w="9360" w:type="dxa"/>
@@ -2603,21 +2232,7 @@
               <w:rPr>
                 <w:color w:val="2B2B2B"/>
               </w:rPr>
-              <w:t xml:space="preserve">         Diagnosis    </w:t>
-            </w:r>
-            <w:proofErr w:type="gramStart"/>
-            <w:r>
-              <w:rPr>
-                <w:color w:val="2B2B2B"/>
-              </w:rPr>
-              <w:t>→  &lt;</w:t>
-            </w:r>
-            <w:proofErr w:type="gramEnd"/>
-            <w:r>
-              <w:rPr>
-                <w:color w:val="2B2B2B"/>
-              </w:rPr>
-              <w:t>dx&gt;term&lt;/dx&gt;</w:t>
+              <w:t xml:space="preserve">         Diagnosis    →  &lt;dx&gt;term&lt;/dx&gt;</w:t>
             </w:r>
           </w:p>
           <w:p>
@@ -2628,21 +2243,7 @@
               <w:rPr>
                 <w:color w:val="2B2B2B"/>
               </w:rPr>
-              <w:t xml:space="preserve">         Medication   </w:t>
-            </w:r>
-            <w:proofErr w:type="gramStart"/>
-            <w:r>
-              <w:rPr>
-                <w:color w:val="2B2B2B"/>
-              </w:rPr>
-              <w:t>→  &lt;</w:t>
-            </w:r>
-            <w:proofErr w:type="gramEnd"/>
-            <w:r>
-              <w:rPr>
-                <w:color w:val="2B2B2B"/>
-              </w:rPr>
-              <w:t>med&gt;term&lt;/med&gt;</w:t>
+              <w:t xml:space="preserve">         Medication   →  &lt;med&gt;term&lt;/med&gt;</w:t>
             </w:r>
           </w:p>
           <w:p>
@@ -2653,21 +2254,7 @@
               <w:rPr>
                 <w:color w:val="2B2B2B"/>
               </w:rPr>
-              <w:t xml:space="preserve">         Procedure    </w:t>
-            </w:r>
-            <w:proofErr w:type="gramStart"/>
-            <w:r>
-              <w:rPr>
-                <w:color w:val="2B2B2B"/>
-              </w:rPr>
-              <w:t>→  &lt;</w:t>
-            </w:r>
-            <w:proofErr w:type="gramEnd"/>
-            <w:r>
-              <w:rPr>
-                <w:color w:val="2B2B2B"/>
-              </w:rPr>
-              <w:t>proc&gt;term&lt;/proc&gt;</w:t>
+              <w:t xml:space="preserve">         Procedure    →  &lt;proc&gt;term&lt;/proc&gt;</w:t>
             </w:r>
           </w:p>
           <w:p>
@@ -2678,21 +2265,7 @@
               <w:rPr>
                 <w:color w:val="2B2B2B"/>
               </w:rPr>
-              <w:t xml:space="preserve">         Lab / Invest </w:t>
-            </w:r>
-            <w:proofErr w:type="gramStart"/>
-            <w:r>
-              <w:rPr>
-                <w:color w:val="2B2B2B"/>
-              </w:rPr>
-              <w:t>→  &lt;</w:t>
-            </w:r>
-            <w:proofErr w:type="gramEnd"/>
-            <w:r>
-              <w:rPr>
-                <w:color w:val="2B2B2B"/>
-              </w:rPr>
-              <w:t>lab&gt;term&lt;/lab&gt;</w:t>
+              <w:t xml:space="preserve">         Lab / Invest →  &lt;lab&gt;term&lt;/lab&gt;</w:t>
             </w:r>
           </w:p>
           <w:p>
@@ -2703,43 +2276,8 @@
               <w:rPr>
                 <w:color w:val="2B2B2B"/>
               </w:rPr>
-              <w:t xml:space="preserve">         Symptom      </w:t>
-            </w:r>
-            <w:proofErr w:type="gramStart"/>
-            <w:r>
-              <w:rPr>
-                <w:color w:val="2B2B2B"/>
-              </w:rPr>
-              <w:t>→  &lt;</w:t>
-            </w:r>
-            <w:proofErr w:type="spellStart"/>
-            <w:proofErr w:type="gramEnd"/>
-            <w:r>
-              <w:rPr>
-                <w:color w:val="2B2B2B"/>
-              </w:rPr>
-              <w:t>sx</w:t>
-            </w:r>
-            <w:proofErr w:type="spellEnd"/>
-            <w:r>
-              <w:rPr>
-                <w:color w:val="2B2B2B"/>
-              </w:rPr>
-              <w:t>&gt;term&lt;/</w:t>
-            </w:r>
-            <w:proofErr w:type="spellStart"/>
-            <w:r>
-              <w:rPr>
-                <w:color w:val="2B2B2B"/>
-              </w:rPr>
-              <w:t>sx</w:t>
-            </w:r>
-            <w:proofErr w:type="spellEnd"/>
-            <w:r>
-              <w:rPr>
-                <w:color w:val="2B2B2B"/>
-              </w:rPr>
-              <w:t>&gt;</w:t>
+              <w:lastRenderedPageBreak/>
+              <w:t xml:space="preserve">         Symptom      →  &lt;sx&gt;term&lt;/sx&gt;</w:t>
             </w:r>
           </w:p>
           <w:p>
@@ -2750,21 +2288,7 @@
               <w:rPr>
                 <w:color w:val="2B2B2B"/>
               </w:rPr>
-              <w:t xml:space="preserve">         Allergy      </w:t>
-            </w:r>
-            <w:proofErr w:type="gramStart"/>
-            <w:r>
-              <w:rPr>
-                <w:color w:val="2B2B2B"/>
-              </w:rPr>
-              <w:t>→  &lt;</w:t>
-            </w:r>
-            <w:proofErr w:type="gramEnd"/>
-            <w:r>
-              <w:rPr>
-                <w:color w:val="2B2B2B"/>
-              </w:rPr>
-              <w:t>allergy&gt;term&lt;/allergy&gt;</w:t>
+              <w:t xml:space="preserve">         Allergy      →  &lt;allergy&gt;term&lt;/allergy&gt;</w:t>
             </w:r>
           </w:p>
           <w:p>
@@ -2775,21 +2299,7 @@
               <w:rPr>
                 <w:color w:val="2B2B2B"/>
               </w:rPr>
-              <w:t xml:space="preserve">         Device       </w:t>
-            </w:r>
-            <w:proofErr w:type="gramStart"/>
-            <w:r>
-              <w:rPr>
-                <w:color w:val="2B2B2B"/>
-              </w:rPr>
-              <w:t>→  &lt;</w:t>
-            </w:r>
-            <w:proofErr w:type="gramEnd"/>
-            <w:r>
-              <w:rPr>
-                <w:color w:val="2B2B2B"/>
-              </w:rPr>
-              <w:t>device&gt;term&lt;/device&gt;</w:t>
+              <w:t xml:space="preserve">         Device       →  &lt;device&gt;term&lt;/device&gt;</w:t>
             </w:r>
           </w:p>
           <w:p>
@@ -2800,21 +2310,7 @@
               <w:rPr>
                 <w:color w:val="2B2B2B"/>
               </w:rPr>
-              <w:t xml:space="preserve">         Risk </w:t>
-            </w:r>
-            <w:proofErr w:type="gramStart"/>
-            <w:r>
-              <w:rPr>
-                <w:color w:val="2B2B2B"/>
-              </w:rPr>
-              <w:t>factor  →</w:t>
-            </w:r>
-            <w:proofErr w:type="gramEnd"/>
-            <w:r>
-              <w:rPr>
-                <w:color w:val="2B2B2B"/>
-              </w:rPr>
-              <w:t xml:space="preserve">  &lt;risk&gt;term&lt;/risk&gt;</w:t>
+              <w:t xml:space="preserve">         Risk factor  →  &lt;risk&gt;term&lt;/risk&gt;</w:t>
             </w:r>
           </w:p>
           <w:p>
@@ -2907,21 +2403,7 @@
         <w:rPr>
           <w:color w:val="2B2B2B"/>
         </w:rPr>
-        <w:t xml:space="preserve">The regex pipeline executes as four sequential layers. Each layer operates on the output of the previous. Layers 1–3 use manually maintained corpora imported and versioned by the administrator. Layer 4 uses the </w:t>
-      </w:r>
-      <w:proofErr w:type="spellStart"/>
-      <w:r>
-        <w:rPr>
-          <w:color w:val="2B2B2B"/>
-        </w:rPr>
-        <w:t>OmniMap</w:t>
-      </w:r>
-      <w:proofErr w:type="spellEnd"/>
-      <w:r>
-        <w:rPr>
-          <w:color w:val="2B2B2B"/>
-        </w:rPr>
-        <w:t xml:space="preserve"> concept corpus grown by the review workflow.</w:t>
+        <w:t>The regex pipeline executes as four sequential layers. Each layer operates on the output of the previous. Layers 1–3 use manually maintained corpora imported and versioned by the administrator. Layer 4 uses the OmniMap concept corpus grown by the review workflow.</w:t>
       </w:r>
     </w:p>
     <w:p>
@@ -2950,12 +2432,6 @@
         <w:gridCol w:w="9360"/>
       </w:tblGrid>
       <w:tr>
-        <w:tblPrEx>
-          <w:tblCellMar>
-            <w:top w:w="0" w:type="dxa"/>
-            <w:bottom w:w="0" w:type="dxa"/>
-          </w:tblCellMar>
-        </w:tblPrEx>
         <w:tc>
           <w:tcPr>
             <w:tcW w:w="9360" w:type="dxa"/>
@@ -3003,21 +2479,7 @@
               <w:rPr>
                 <w:color w:val="2B2B2B"/>
               </w:rPr>
-              <w:t xml:space="preserve">  Original string preserved in database. Normalisation </w:t>
-            </w:r>
-            <w:proofErr w:type="gramStart"/>
-            <w:r>
-              <w:rPr>
-                <w:color w:val="2B2B2B"/>
-              </w:rPr>
-              <w:t>is never persisted</w:t>
-            </w:r>
-            <w:proofErr w:type="gramEnd"/>
-            <w:r>
-              <w:rPr>
-                <w:color w:val="2B2B2B"/>
-              </w:rPr>
-              <w:t>.</w:t>
+              <w:t xml:space="preserve">  Original string preserved in database. Normalisation is never persisted.</w:t>
             </w:r>
           </w:p>
           <w:p>
@@ -3055,21 +2517,7 @@
               <w:rPr>
                 <w:color w:val="2B2B2B"/>
               </w:rPr>
-              <w:t xml:space="preserve">  Additive only — does not remove or reroute. Concept matching </w:t>
-            </w:r>
-            <w:proofErr w:type="gramStart"/>
-            <w:r>
-              <w:rPr>
-                <w:color w:val="2B2B2B"/>
-              </w:rPr>
-              <w:t>continues on</w:t>
-            </w:r>
-            <w:proofErr w:type="gramEnd"/>
-            <w:r>
-              <w:rPr>
-                <w:color w:val="2B2B2B"/>
-              </w:rPr>
-              <w:t xml:space="preserve"> full string.</w:t>
+              <w:t xml:space="preserve">  Additive only — does not remove or reroute. Concept matching continues on full string.</w:t>
             </w:r>
           </w:p>
           <w:p>
@@ -3183,21 +2631,7 @@
               <w:rPr>
                 <w:color w:val="2B2B2B"/>
               </w:rPr>
-              <w:t>LAYER 5 — CONCEPT REGEX (</w:t>
-            </w:r>
-            <w:proofErr w:type="spellStart"/>
-            <w:r>
-              <w:rPr>
-                <w:color w:val="2B2B2B"/>
-              </w:rPr>
-              <w:t>OmniMap</w:t>
-            </w:r>
-            <w:proofErr w:type="spellEnd"/>
-            <w:r>
-              <w:rPr>
-                <w:color w:val="2B2B2B"/>
-              </w:rPr>
-              <w:t xml:space="preserve"> corpus — grows via review workflow)</w:t>
+              <w:t>LAYER 5 — CONCEPT REGEX (OmniMap corpus — grows via review workflow)</w:t>
             </w:r>
           </w:p>
           <w:p>
@@ -3257,6 +2691,7 @@
               <w:rPr>
                 <w:color w:val="2B2B2B"/>
               </w:rPr>
+              <w:lastRenderedPageBreak/>
               <w:t xml:space="preserve">  &lt;neg&gt;no history of&lt;/neg&gt; &lt;qual&gt;severe&lt;/qual&gt; &lt;med&gt;metformin&lt;/med&gt;</w:t>
             </w:r>
           </w:p>
@@ -3289,12 +2724,6 @@
         <w:gridCol w:w="9360"/>
       </w:tblGrid>
       <w:tr>
-        <w:tblPrEx>
-          <w:tblCellMar>
-            <w:top w:w="0" w:type="dxa"/>
-            <w:bottom w:w="0" w:type="dxa"/>
-          </w:tblCellMar>
-        </w:tblPrEx>
         <w:tc>
           <w:tcPr>
             <w:tcW w:w="9360" w:type="dxa"/>
@@ -3421,12 +2850,6 @@
         <w:gridCol w:w="2600"/>
       </w:tblGrid>
       <w:tr>
-        <w:tblPrEx>
-          <w:tblCellMar>
-            <w:top w:w="0" w:type="dxa"/>
-            <w:bottom w:w="0" w:type="dxa"/>
-          </w:tblCellMar>
-        </w:tblPrEx>
         <w:trPr>
           <w:tblHeader/>
         </w:trPr>
@@ -3552,12 +2975,6 @@
         </w:tc>
       </w:tr>
       <w:tr>
-        <w:tblPrEx>
-          <w:tblCellMar>
-            <w:top w:w="0" w:type="dxa"/>
-            <w:bottom w:w="0" w:type="dxa"/>
-          </w:tblCellMar>
-        </w:tblPrEx>
         <w:tc>
           <w:tcPr>
             <w:tcW w:w="800" w:type="dxa"/>
@@ -3672,12 +3089,6 @@
         </w:tc>
       </w:tr>
       <w:tr>
-        <w:tblPrEx>
-          <w:tblCellMar>
-            <w:top w:w="0" w:type="dxa"/>
-            <w:bottom w:w="0" w:type="dxa"/>
-          </w:tblCellMar>
-        </w:tblPrEx>
         <w:tc>
           <w:tcPr>
             <w:tcW w:w="800" w:type="dxa"/>
@@ -3792,12 +3203,6 @@
         </w:tc>
       </w:tr>
       <w:tr>
-        <w:tblPrEx>
-          <w:tblCellMar>
-            <w:top w:w="0" w:type="dxa"/>
-            <w:bottom w:w="0" w:type="dxa"/>
-          </w:tblCellMar>
-        </w:tblPrEx>
         <w:tc>
           <w:tcPr>
             <w:tcW w:w="800" w:type="dxa"/>
@@ -3949,12 +3354,6 @@
         <w:gridCol w:w="2045"/>
       </w:tblGrid>
       <w:tr>
-        <w:tblPrEx>
-          <w:tblCellMar>
-            <w:top w:w="0" w:type="dxa"/>
-            <w:bottom w:w="0" w:type="dxa"/>
-          </w:tblCellMar>
-        </w:tblPrEx>
         <w:trPr>
           <w:tblHeader/>
         </w:trPr>
@@ -4050,12 +3449,6 @@
         </w:tc>
       </w:tr>
       <w:tr>
-        <w:tblPrEx>
-          <w:tblCellMar>
-            <w:top w:w="0" w:type="dxa"/>
-            <w:bottom w:w="0" w:type="dxa"/>
-          </w:tblCellMar>
-        </w:tblPrEx>
         <w:tc>
           <w:tcPr>
             <w:tcW w:w="800" w:type="dxa"/>
@@ -4142,12 +3535,6 @@
         </w:tc>
       </w:tr>
       <w:tr>
-        <w:tblPrEx>
-          <w:tblCellMar>
-            <w:top w:w="0" w:type="dxa"/>
-            <w:bottom w:w="0" w:type="dxa"/>
-          </w:tblCellMar>
-        </w:tblPrEx>
         <w:tc>
           <w:tcPr>
             <w:tcW w:w="800" w:type="dxa"/>
@@ -4172,6 +3559,7 @@
                 <w:sz w:val="18"/>
                 <w:szCs w:val="18"/>
               </w:rPr>
+              <w:lastRenderedPageBreak/>
               <w:t>Redundant regex</w:t>
             </w:r>
           </w:p>
@@ -4234,12 +3622,6 @@
         </w:tc>
       </w:tr>
       <w:tr>
-        <w:tblPrEx>
-          <w:tblCellMar>
-            <w:top w:w="0" w:type="dxa"/>
-            <w:bottom w:w="0" w:type="dxa"/>
-          </w:tblCellMar>
-        </w:tblPrEx>
         <w:tc>
           <w:tcPr>
             <w:tcW w:w="800" w:type="dxa"/>
@@ -4326,12 +3708,6 @@
         </w:tc>
       </w:tr>
       <w:tr>
-        <w:tblPrEx>
-          <w:tblCellMar>
-            <w:top w:w="0" w:type="dxa"/>
-            <w:bottom w:w="0" w:type="dxa"/>
-          </w:tblCellMar>
-        </w:tblPrEx>
         <w:tc>
           <w:tcPr>
             <w:tcW w:w="800" w:type="dxa"/>
@@ -4418,12 +3794,6 @@
         </w:tc>
       </w:tr>
       <w:tr>
-        <w:tblPrEx>
-          <w:tblCellMar>
-            <w:top w:w="0" w:type="dxa"/>
-            <w:bottom w:w="0" w:type="dxa"/>
-          </w:tblCellMar>
-        </w:tblPrEx>
         <w:tc>
           <w:tcPr>
             <w:tcW w:w="800" w:type="dxa"/>
@@ -4510,12 +3880,6 @@
         </w:tc>
       </w:tr>
       <w:tr>
-        <w:tblPrEx>
-          <w:tblCellMar>
-            <w:top w:w="0" w:type="dxa"/>
-            <w:bottom w:w="0" w:type="dxa"/>
-          </w:tblCellMar>
-        </w:tblPrEx>
         <w:tc>
           <w:tcPr>
             <w:tcW w:w="800" w:type="dxa"/>
@@ -4602,12 +3966,6 @@
         </w:tc>
       </w:tr>
       <w:tr>
-        <w:tblPrEx>
-          <w:tblCellMar>
-            <w:top w:w="0" w:type="dxa"/>
-            <w:bottom w:w="0" w:type="dxa"/>
-          </w:tblCellMar>
-        </w:tblPrEx>
         <w:tc>
           <w:tcPr>
             <w:tcW w:w="800" w:type="dxa"/>
@@ -4694,12 +4052,6 @@
         </w:tc>
       </w:tr>
       <w:tr>
-        <w:tblPrEx>
-          <w:tblCellMar>
-            <w:top w:w="0" w:type="dxa"/>
-            <w:bottom w:w="0" w:type="dxa"/>
-          </w:tblCellMar>
-        </w:tblPrEx>
         <w:tc>
           <w:tcPr>
             <w:tcW w:w="800" w:type="dxa"/>
@@ -4786,12 +4138,6 @@
         </w:tc>
       </w:tr>
       <w:tr>
-        <w:tblPrEx>
-          <w:tblCellMar>
-            <w:top w:w="0" w:type="dxa"/>
-            <w:bottom w:w="0" w:type="dxa"/>
-          </w:tblCellMar>
-        </w:tblPrEx>
         <w:tc>
           <w:tcPr>
             <w:tcW w:w="800" w:type="dxa"/>
@@ -4878,12 +4224,6 @@
         </w:tc>
       </w:tr>
       <w:tr>
-        <w:tblPrEx>
-          <w:tblCellMar>
-            <w:top w:w="0" w:type="dxa"/>
-            <w:bottom w:w="0" w:type="dxa"/>
-          </w:tblCellMar>
-        </w:tblPrEx>
         <w:tc>
           <w:tcPr>
             <w:tcW w:w="800" w:type="dxa"/>
@@ -4970,12 +4310,6 @@
         </w:tc>
       </w:tr>
       <w:tr>
-        <w:tblPrEx>
-          <w:tblCellMar>
-            <w:top w:w="0" w:type="dxa"/>
-            <w:bottom w:w="0" w:type="dxa"/>
-          </w:tblCellMar>
-        </w:tblPrEx>
         <w:tc>
           <w:tcPr>
             <w:tcW w:w="800" w:type="dxa"/>
@@ -5056,7 +4390,16 @@
                 <w:sz w:val="18"/>
                 <w:szCs w:val="18"/>
               </w:rPr>
-              <w:t>Inconsistency signals a conflict resolution problem between overlapping patterns.</w:t>
+              <w:t xml:space="preserve">Inconsistency signals a conflict resolution </w:t>
+            </w:r>
+            <w:r>
+              <w:rPr>
+                <w:color w:val="2B2B2B"/>
+                <w:sz w:val="18"/>
+                <w:szCs w:val="18"/>
+              </w:rPr>
+              <w:lastRenderedPageBreak/>
+              <w:t>problem between overlapping patterns.</w:t>
             </w:r>
           </w:p>
         </w:tc>
@@ -5088,12 +4431,6 @@
         <w:gridCol w:w="9360"/>
       </w:tblGrid>
       <w:tr>
-        <w:tblPrEx>
-          <w:tblCellMar>
-            <w:top w:w="0" w:type="dxa"/>
-            <w:bottom w:w="0" w:type="dxa"/>
-          </w:tblCellMar>
-        </w:tblPrEx>
         <w:tc>
           <w:tcPr>
             <w:tcW w:w="9360" w:type="dxa"/>
@@ -5192,12 +4529,6 @@
         <w:gridCol w:w="9360"/>
       </w:tblGrid>
       <w:tr>
-        <w:tblPrEx>
-          <w:tblCellMar>
-            <w:top w:w="0" w:type="dxa"/>
-            <w:bottom w:w="0" w:type="dxa"/>
-          </w:tblCellMar>
-        </w:tblPrEx>
         <w:tc>
           <w:tcPr>
             <w:tcW w:w="9360" w:type="dxa"/>
@@ -5296,12 +4627,6 @@
         <w:gridCol w:w="9360"/>
       </w:tblGrid>
       <w:tr>
-        <w:tblPrEx>
-          <w:tblCellMar>
-            <w:top w:w="0" w:type="dxa"/>
-            <w:bottom w:w="0" w:type="dxa"/>
-          </w:tblCellMar>
-        </w:tblPrEx>
         <w:tc>
           <w:tcPr>
             <w:tcW w:w="9360" w:type="dxa"/>
@@ -5433,12 +4758,6 @@
         <w:gridCol w:w="9360"/>
       </w:tblGrid>
       <w:tr>
-        <w:tblPrEx>
-          <w:tblCellMar>
-            <w:top w:w="0" w:type="dxa"/>
-            <w:bottom w:w="0" w:type="dxa"/>
-          </w:tblCellMar>
-        </w:tblPrEx>
         <w:tc>
           <w:tcPr>
             <w:tcW w:w="9360" w:type="dxa"/>
@@ -5475,21 +4794,7 @@
               <w:rPr>
                 <w:color w:val="2B2B2B"/>
               </w:rPr>
-              <w:t xml:space="preserve">Out: FHIR </w:t>
-            </w:r>
-            <w:proofErr w:type="spellStart"/>
-            <w:r>
-              <w:rPr>
-                <w:color w:val="2B2B2B"/>
-              </w:rPr>
-              <w:t>ConceptMap</w:t>
-            </w:r>
-            <w:proofErr w:type="spellEnd"/>
-            <w:r>
-              <w:rPr>
-                <w:color w:val="2B2B2B"/>
-              </w:rPr>
-              <w:t xml:space="preserve"> (R4/R5) • Regex JSON library • CSV/Excel • Validation Report PDF</w:t>
+              <w:t>Out: FHIR ConceptMap (R4/R5) • Regex JSON library • CSV/Excel • Validation Report PDF</w:t>
             </w:r>
           </w:p>
           <w:p>
@@ -5565,21 +4870,7 @@
         <w:rPr>
           <w:color w:val="2B2B2B"/>
         </w:rPr>
-        <w:t xml:space="preserve">Before mapping begins, </w:t>
-      </w:r>
-      <w:proofErr w:type="spellStart"/>
-      <w:r>
-        <w:rPr>
-          <w:color w:val="2B2B2B"/>
-        </w:rPr>
-        <w:t>OmniMap</w:t>
-      </w:r>
-      <w:proofErr w:type="spellEnd"/>
-      <w:r>
-        <w:rPr>
-          <w:color w:val="2B2B2B"/>
-        </w:rPr>
-        <w:t xml:space="preserve"> ingests source term data from uploaded EMR extracts and applies configurable sampling strategies to produce a working term set. The system manages de-duplication against prior mappings, handles net-new terms across successive uploads, and uses long tail terms to fill reviewer capacity above the power-determined minimum task load.</w:t>
+        <w:t>Before mapping begins, OmniMap ingests source term data from uploaded EMR extracts and applies configurable sampling strategies to produce a working term set. The system manages de-duplication against prior mappings, handles net-new terms across successive uploads, and uses long tail terms to fill reviewer capacity above the power-determined minimum task load.</w:t>
       </w:r>
     </w:p>
     <w:p>
@@ -5612,12 +4903,6 @@
         <w:gridCol w:w="2600"/>
       </w:tblGrid>
       <w:tr>
-        <w:tblPrEx>
-          <w:tblCellMar>
-            <w:top w:w="0" w:type="dxa"/>
-            <w:bottom w:w="0" w:type="dxa"/>
-          </w:tblCellMar>
-        </w:tblPrEx>
         <w:trPr>
           <w:tblHeader/>
         </w:trPr>
@@ -5743,12 +5028,6 @@
         </w:tc>
       </w:tr>
       <w:tr>
-        <w:tblPrEx>
-          <w:tblCellMar>
-            <w:top w:w="0" w:type="dxa"/>
-            <w:bottom w:w="0" w:type="dxa"/>
-          </w:tblCellMar>
-        </w:tblPrEx>
         <w:tc>
           <w:tcPr>
             <w:tcW w:w="800" w:type="dxa"/>
@@ -5863,12 +5142,6 @@
         </w:tc>
       </w:tr>
       <w:tr>
-        <w:tblPrEx>
-          <w:tblCellMar>
-            <w:top w:w="0" w:type="dxa"/>
-            <w:bottom w:w="0" w:type="dxa"/>
-          </w:tblCellMar>
-        </w:tblPrEx>
         <w:tc>
           <w:tcPr>
             <w:tcW w:w="800" w:type="dxa"/>
@@ -5921,25 +5194,7 @@
                 <w:sz w:val="18"/>
                 <w:szCs w:val="18"/>
               </w:rPr>
-              <w:t xml:space="preserve">On upload, system cross-references all terms against: (a) the completed mapping library, (b) all active project term pools, and (c) the regex corpus. Terms resolved by any of these sources are excluded from the working set and reported to the administrator as </w:t>
-            </w:r>
-            <w:proofErr w:type="gramStart"/>
-            <w:r>
-              <w:rPr>
-                <w:color w:val="2B2B2B"/>
-                <w:sz w:val="18"/>
-                <w:szCs w:val="18"/>
-              </w:rPr>
-              <w:t>already-mapped</w:t>
-            </w:r>
-            <w:proofErr w:type="gramEnd"/>
-            <w:r>
-              <w:rPr>
-                <w:color w:val="2B2B2B"/>
-                <w:sz w:val="18"/>
-                <w:szCs w:val="18"/>
-              </w:rPr>
-              <w:t>.</w:t>
+              <w:t>On upload, system cross-references all terms against: (a) the completed mapping library, (b) all active project term pools, and (c) the regex corpus. Terms resolved by any of these sources are excluded from the working set and reported to the administrator as already-mapped.</w:t>
             </w:r>
           </w:p>
         </w:tc>
@@ -6001,12 +5256,6 @@
         </w:tc>
       </w:tr>
       <w:tr>
-        <w:tblPrEx>
-          <w:tblCellMar>
-            <w:top w:w="0" w:type="dxa"/>
-            <w:bottom w:w="0" w:type="dxa"/>
-          </w:tblCellMar>
-        </w:tblPrEx>
         <w:tc>
           <w:tcPr>
             <w:tcW w:w="800" w:type="dxa"/>
@@ -6059,25 +5308,7 @@
                 <w:sz w:val="18"/>
                 <w:szCs w:val="18"/>
               </w:rPr>
-              <w:t xml:space="preserve">Net-new terms </w:t>
-            </w:r>
-            <w:proofErr w:type="gramStart"/>
-            <w:r>
-              <w:rPr>
-                <w:color w:val="2B2B2B"/>
-                <w:sz w:val="18"/>
-                <w:szCs w:val="18"/>
-              </w:rPr>
-              <w:t>not present</w:t>
-            </w:r>
-            <w:proofErr w:type="gramEnd"/>
-            <w:r>
-              <w:rPr>
-                <w:color w:val="2B2B2B"/>
-                <w:sz w:val="18"/>
-                <w:szCs w:val="18"/>
-              </w:rPr>
-              <w:t xml:space="preserve"> in any prior extract are identified and queued for the next project cycle. Administrator is shown a summary of net-new term volume and domain distribution.</w:t>
+              <w:t>Net-new terms not present in any prior extract are identified and queued for the next project cycle. Administrator is shown a summary of net-new term volume and domain distribution.</w:t>
             </w:r>
           </w:p>
         </w:tc>
@@ -6139,12 +5370,6 @@
         </w:tc>
       </w:tr>
       <w:tr>
-        <w:tblPrEx>
-          <w:tblCellMar>
-            <w:top w:w="0" w:type="dxa"/>
-            <w:bottom w:w="0" w:type="dxa"/>
-          </w:tblCellMar>
-        </w:tblPrEx>
         <w:tc>
           <w:tcPr>
             <w:tcW w:w="800" w:type="dxa"/>
@@ -6259,12 +5484,6 @@
         </w:tc>
       </w:tr>
       <w:tr>
-        <w:tblPrEx>
-          <w:tblCellMar>
-            <w:top w:w="0" w:type="dxa"/>
-            <w:bottom w:w="0" w:type="dxa"/>
-          </w:tblCellMar>
-        </w:tblPrEx>
         <w:tc>
           <w:tcPr>
             <w:tcW w:w="800" w:type="dxa"/>
@@ -6379,12 +5598,6 @@
         </w:tc>
       </w:tr>
       <w:tr>
-        <w:tblPrEx>
-          <w:tblCellMar>
-            <w:top w:w="0" w:type="dxa"/>
-            <w:bottom w:w="0" w:type="dxa"/>
-          </w:tblCellMar>
-        </w:tblPrEx>
         <w:tc>
           <w:tcPr>
             <w:tcW w:w="800" w:type="dxa"/>
@@ -6499,12 +5712,6 @@
         </w:tc>
       </w:tr>
       <w:tr>
-        <w:tblPrEx>
-          <w:tblCellMar>
-            <w:top w:w="0" w:type="dxa"/>
-            <w:bottom w:w="0" w:type="dxa"/>
-          </w:tblCellMar>
-        </w:tblPrEx>
         <w:tc>
           <w:tcPr>
             <w:tcW w:w="800" w:type="dxa"/>
@@ -6619,12 +5826,6 @@
         </w:tc>
       </w:tr>
       <w:tr>
-        <w:tblPrEx>
-          <w:tblCellMar>
-            <w:top w:w="0" w:type="dxa"/>
-            <w:bottom w:w="0" w:type="dxa"/>
-          </w:tblCellMar>
-        </w:tblPrEx>
         <w:tc>
           <w:tcPr>
             <w:tcW w:w="800" w:type="dxa"/>
@@ -6677,7 +5878,16 @@
                 <w:sz w:val="18"/>
                 <w:szCs w:val="18"/>
               </w:rPr>
-              <w:t>Minimum reviewer task load per project is determined by the power calculation (FR-17). Long tail terms are allocated to fill reviewer capacity above this minimum, drawn from the prioritised queue in order.</w:t>
+              <w:t xml:space="preserve">Minimum reviewer task load per project is determined by the power calculation (FR-17). Long tail terms are allocated to fill reviewer capacity </w:t>
+            </w:r>
+            <w:r>
+              <w:rPr>
+                <w:color w:val="2B2B2B"/>
+                <w:sz w:val="18"/>
+                <w:szCs w:val="18"/>
+              </w:rPr>
+              <w:lastRenderedPageBreak/>
+              <w:t>above this minimum, drawn from the prioritised queue in order.</w:t>
             </w:r>
           </w:p>
         </w:tc>
@@ -6705,6 +5915,7 @@
                 <w:sz w:val="18"/>
                 <w:szCs w:val="18"/>
               </w:rPr>
+              <w:lastRenderedPageBreak/>
               <w:t>Must Have</w:t>
             </w:r>
           </w:p>
@@ -6733,18 +5944,21 @@
                 <w:sz w:val="18"/>
                 <w:szCs w:val="18"/>
               </w:rPr>
-              <w:t>Long tail allocation is automatic; administrator can review but not override individual term assignments.</w:t>
+              <w:t xml:space="preserve">Long tail allocation is automatic; administrator can </w:t>
+            </w:r>
+            <w:r>
+              <w:rPr>
+                <w:color w:val="2B2B2B"/>
+                <w:sz w:val="18"/>
+                <w:szCs w:val="18"/>
+              </w:rPr>
+              <w:lastRenderedPageBreak/>
+              <w:t>review but not override individual term assignments.</w:t>
             </w:r>
           </w:p>
         </w:tc>
       </w:tr>
       <w:tr>
-        <w:tblPrEx>
-          <w:tblCellMar>
-            <w:top w:w="0" w:type="dxa"/>
-            <w:bottom w:w="0" w:type="dxa"/>
-          </w:tblCellMar>
-        </w:tblPrEx>
         <w:tc>
           <w:tcPr>
             <w:tcW w:w="800" w:type="dxa"/>
@@ -6769,6 +5983,7 @@
                 <w:sz w:val="18"/>
                 <w:szCs w:val="18"/>
               </w:rPr>
+              <w:lastRenderedPageBreak/>
               <w:t>FR-09</w:t>
             </w:r>
           </w:p>
@@ -6797,25 +6012,7 @@
                 <w:sz w:val="18"/>
                 <w:szCs w:val="18"/>
               </w:rPr>
-              <w:t xml:space="preserve">Administrator can view a sample summary before </w:t>
-            </w:r>
-            <w:proofErr w:type="gramStart"/>
-            <w:r>
-              <w:rPr>
-                <w:color w:val="2B2B2B"/>
-                <w:sz w:val="18"/>
-                <w:szCs w:val="18"/>
-              </w:rPr>
-              <w:t>locking:</w:t>
-            </w:r>
-            <w:proofErr w:type="gramEnd"/>
-            <w:r>
-              <w:rPr>
-                <w:color w:val="2B2B2B"/>
-                <w:sz w:val="18"/>
-                <w:szCs w:val="18"/>
-              </w:rPr>
-              <w:t xml:space="preserve"> total terms selected, % unique terms covered, % total occurrences covered, domain breakdown, and long tail terms allocated.</w:t>
+              <w:t>Administrator can view a sample summary before locking: total terms selected, % unique terms covered, % total occurrences covered, domain breakdown, and long tail terms allocated.</w:t>
             </w:r>
           </w:p>
         </w:tc>
@@ -6877,12 +6074,6 @@
         </w:tc>
       </w:tr>
       <w:tr>
-        <w:tblPrEx>
-          <w:tblCellMar>
-            <w:top w:w="0" w:type="dxa"/>
-            <w:bottom w:w="0" w:type="dxa"/>
-          </w:tblCellMar>
-        </w:tblPrEx>
         <w:tc>
           <w:tcPr>
             <w:tcW w:w="800" w:type="dxa"/>
@@ -7018,21 +6209,7 @@
         <w:rPr>
           <w:color w:val="2B2B2B"/>
         </w:rPr>
-        <w:t xml:space="preserve">Before reviewer assignment begins, </w:t>
-      </w:r>
-      <w:proofErr w:type="spellStart"/>
-      <w:r>
-        <w:rPr>
-          <w:color w:val="2B2B2B"/>
-        </w:rPr>
-        <w:t>OmniMap</w:t>
-      </w:r>
-      <w:proofErr w:type="spellEnd"/>
-      <w:r>
-        <w:rPr>
-          <w:color w:val="2B2B2B"/>
-        </w:rPr>
-        <w:t xml:space="preserve"> draws a prospective holdout set from the sampled terms. This holdout is withheld from the main mapping workflow and later used as a gold-standard validation set to calculate Precision, Recall, and F1 against a minimum acceptable threshold. Sample size is determined by a one-sided statistical power analysis.</w:t>
+        <w:t>Before reviewer assignment begins, OmniMap draws a prospective holdout set from the sampled terms. This holdout is withheld from the main mapping workflow and later used as a gold-standard validation set to calculate Precision, Recall, and F1 against a minimum acceptable threshold. Sample size is determined by a one-sided statistical power analysis.</w:t>
       </w:r>
     </w:p>
     <w:p>
@@ -7065,12 +6242,6 @@
         <w:gridCol w:w="2600"/>
       </w:tblGrid>
       <w:tr>
-        <w:tblPrEx>
-          <w:tblCellMar>
-            <w:top w:w="0" w:type="dxa"/>
-            <w:bottom w:w="0" w:type="dxa"/>
-          </w:tblCellMar>
-        </w:tblPrEx>
         <w:trPr>
           <w:tblHeader/>
         </w:trPr>
@@ -7196,12 +6367,6 @@
         </w:tc>
       </w:tr>
       <w:tr>
-        <w:tblPrEx>
-          <w:tblCellMar>
-            <w:top w:w="0" w:type="dxa"/>
-            <w:bottom w:w="0" w:type="dxa"/>
-          </w:tblCellMar>
-        </w:tblPrEx>
         <w:tc>
           <w:tcPr>
             <w:tcW w:w="800" w:type="dxa"/>
@@ -7316,12 +6481,6 @@
         </w:tc>
       </w:tr>
       <w:tr>
-        <w:tblPrEx>
-          <w:tblCellMar>
-            <w:top w:w="0" w:type="dxa"/>
-            <w:bottom w:w="0" w:type="dxa"/>
-          </w:tblCellMar>
-        </w:tblPrEx>
         <w:tc>
           <w:tcPr>
             <w:tcW w:w="800" w:type="dxa"/>
@@ -7374,25 +6533,7 @@
                 <w:sz w:val="18"/>
                 <w:szCs w:val="18"/>
               </w:rPr>
-              <w:t xml:space="preserve">System calculates required holdout sample size n using a one-sided power analysis framework for F1, based on the asymptotic variance of F1 (Goutte &amp; </w:t>
-            </w:r>
-            <w:proofErr w:type="spellStart"/>
-            <w:r>
-              <w:rPr>
-                <w:color w:val="2B2B2B"/>
-                <w:sz w:val="18"/>
-                <w:szCs w:val="18"/>
-              </w:rPr>
-              <w:t>Gaussier</w:t>
-            </w:r>
-            <w:proofErr w:type="spellEnd"/>
-            <w:r>
-              <w:rPr>
-                <w:color w:val="2B2B2B"/>
-                <w:sz w:val="18"/>
-                <w:szCs w:val="18"/>
-              </w:rPr>
-              <w:t xml:space="preserve"> framework). Computed n is displayed to the administrator before confirmation.</w:t>
+              <w:t>System calculates required holdout sample size n using a one-sided power analysis framework for F1, based on the asymptotic variance of F1 (Goutte &amp; Gaussier framework). Computed n is displayed to the administrator before confirmation.</w:t>
             </w:r>
           </w:p>
         </w:tc>
@@ -7454,12 +6595,6 @@
         </w:tc>
       </w:tr>
       <w:tr>
-        <w:tblPrEx>
-          <w:tblCellMar>
-            <w:top w:w="0" w:type="dxa"/>
-            <w:bottom w:w="0" w:type="dxa"/>
-          </w:tblCellMar>
-        </w:tblPrEx>
         <w:tc>
           <w:tcPr>
             <w:tcW w:w="800" w:type="dxa"/>
@@ -7574,12 +6709,6 @@
         </w:tc>
       </w:tr>
       <w:tr>
-        <w:tblPrEx>
-          <w:tblCellMar>
-            <w:top w:w="0" w:type="dxa"/>
-            <w:bottom w:w="0" w:type="dxa"/>
-          </w:tblCellMar>
-        </w:tblPrEx>
         <w:tc>
           <w:tcPr>
             <w:tcW w:w="800" w:type="dxa"/>
@@ -7694,12 +6823,6 @@
         </w:tc>
       </w:tr>
       <w:tr>
-        <w:tblPrEx>
-          <w:tblCellMar>
-            <w:top w:w="0" w:type="dxa"/>
-            <w:bottom w:w="0" w:type="dxa"/>
-          </w:tblCellMar>
-        </w:tblPrEx>
         <w:tc>
           <w:tcPr>
             <w:tcW w:w="800" w:type="dxa"/>
@@ -7814,12 +6937,6 @@
         </w:tc>
       </w:tr>
       <w:tr>
-        <w:tblPrEx>
-          <w:tblCellMar>
-            <w:top w:w="0" w:type="dxa"/>
-            <w:bottom w:w="0" w:type="dxa"/>
-          </w:tblCellMar>
-        </w:tblPrEx>
         <w:tc>
           <w:tcPr>
             <w:tcW w:w="800" w:type="dxa"/>
@@ -7844,6 +6961,7 @@
                 <w:sz w:val="18"/>
                 <w:szCs w:val="18"/>
               </w:rPr>
+              <w:lastRenderedPageBreak/>
               <w:t>FR-16</w:t>
             </w:r>
           </w:p>
@@ -7951,19 +7069,11 @@
       <w:pPr>
         <w:spacing w:before="60" w:after="100"/>
       </w:pPr>
-      <w:proofErr w:type="spellStart"/>
       <w:r>
         <w:rPr>
           <w:color w:val="2B2B2B"/>
         </w:rPr>
-        <w:t>OmniMap</w:t>
-      </w:r>
-      <w:proofErr w:type="spellEnd"/>
-      <w:r>
-        <w:rPr>
-          <w:color w:val="2B2B2B"/>
-        </w:rPr>
-        <w:t xml:space="preserve"> supports multiple simultaneously active projects of different types. Each project type — standard mapping, automation evaluation, or terminology version validation — shares a common administrative framework but has distinct workflow configurations.</w:t>
+        <w:t>OmniMap supports multiple simultaneously active projects of different types. Each project type — standard mapping, automation evaluation, or terminology version validation — shares a common administrative framework but has distinct workflow configurations.</w:t>
       </w:r>
     </w:p>
     <w:p>
@@ -7996,12 +7106,6 @@
         <w:gridCol w:w="2600"/>
       </w:tblGrid>
       <w:tr>
-        <w:tblPrEx>
-          <w:tblCellMar>
-            <w:top w:w="0" w:type="dxa"/>
-            <w:bottom w:w="0" w:type="dxa"/>
-          </w:tblCellMar>
-        </w:tblPrEx>
         <w:trPr>
           <w:tblHeader/>
         </w:trPr>
@@ -8127,12 +7231,6 @@
         </w:tc>
       </w:tr>
       <w:tr>
-        <w:tblPrEx>
-          <w:tblCellMar>
-            <w:top w:w="0" w:type="dxa"/>
-            <w:bottom w:w="0" w:type="dxa"/>
-          </w:tblCellMar>
-        </w:tblPrEx>
         <w:tc>
           <w:tcPr>
             <w:tcW w:w="800" w:type="dxa"/>
@@ -8185,25 +7283,7 @@
                 <w:sz w:val="18"/>
                 <w:szCs w:val="18"/>
               </w:rPr>
-              <w:t xml:space="preserve">Administrator creates a project </w:t>
-            </w:r>
-            <w:proofErr w:type="gramStart"/>
-            <w:r>
-              <w:rPr>
-                <w:color w:val="2B2B2B"/>
-                <w:sz w:val="18"/>
-                <w:szCs w:val="18"/>
-              </w:rPr>
-              <w:t>with:</w:t>
-            </w:r>
-            <w:proofErr w:type="gramEnd"/>
-            <w:r>
-              <w:rPr>
-                <w:color w:val="2B2B2B"/>
-                <w:sz w:val="18"/>
-                <w:szCs w:val="18"/>
-              </w:rPr>
-              <w:t xml:space="preserve"> name, description, project type (standard mapping / automation evaluation / terminology version validation), source terminology, target terminology, and version.</w:t>
+              <w:t>Administrator creates a project with: name, description, project type (standard mapping / automation evaluation / terminology version validation), source terminology, target terminology, and version.</w:t>
             </w:r>
           </w:p>
         </w:tc>
@@ -8265,12 +7345,6 @@
         </w:tc>
       </w:tr>
       <w:tr>
-        <w:tblPrEx>
-          <w:tblCellMar>
-            <w:top w:w="0" w:type="dxa"/>
-            <w:bottom w:w="0" w:type="dxa"/>
-          </w:tblCellMar>
-        </w:tblPrEx>
         <w:tc>
           <w:tcPr>
             <w:tcW w:w="800" w:type="dxa"/>
@@ -8385,12 +7459,6 @@
         </w:tc>
       </w:tr>
       <w:tr>
-        <w:tblPrEx>
-          <w:tblCellMar>
-            <w:top w:w="0" w:type="dxa"/>
-            <w:bottom w:w="0" w:type="dxa"/>
-          </w:tblCellMar>
-        </w:tblPrEx>
         <w:tc>
           <w:tcPr>
             <w:tcW w:w="800" w:type="dxa"/>
@@ -8505,12 +7573,6 @@
         </w:tc>
       </w:tr>
       <w:tr>
-        <w:tblPrEx>
-          <w:tblCellMar>
-            <w:top w:w="0" w:type="dxa"/>
-            <w:bottom w:w="0" w:type="dxa"/>
-          </w:tblCellMar>
-        </w:tblPrEx>
         <w:tc>
           <w:tcPr>
             <w:tcW w:w="800" w:type="dxa"/>
@@ -8625,12 +7687,6 @@
         </w:tc>
       </w:tr>
       <w:tr>
-        <w:tblPrEx>
-          <w:tblCellMar>
-            <w:top w:w="0" w:type="dxa"/>
-            <w:bottom w:w="0" w:type="dxa"/>
-          </w:tblCellMar>
-        </w:tblPrEx>
         <w:tc>
           <w:tcPr>
             <w:tcW w:w="800" w:type="dxa"/>
@@ -8745,12 +7801,6 @@
         </w:tc>
       </w:tr>
       <w:tr>
-        <w:tblPrEx>
-          <w:tblCellMar>
-            <w:top w:w="0" w:type="dxa"/>
-            <w:bottom w:w="0" w:type="dxa"/>
-          </w:tblCellMar>
-        </w:tblPrEx>
         <w:tc>
           <w:tcPr>
             <w:tcW w:w="800" w:type="dxa"/>
@@ -8803,25 +7853,16 @@
                 <w:sz w:val="18"/>
                 <w:szCs w:val="18"/>
               </w:rPr>
-              <w:t xml:space="preserve">System performs an identical-match auto-accept check after holdout draw (Node 4) and before reviewer allocation (Node 5). If the source term canonical form exactly matches the SNOMED CT FSN canonical form (upper-case normalisation + punctuation stripping), the term is </w:t>
-            </w:r>
-            <w:proofErr w:type="gramStart"/>
-            <w:r>
-              <w:rPr>
-                <w:color w:val="2B2B2B"/>
-                <w:sz w:val="18"/>
-                <w:szCs w:val="18"/>
-              </w:rPr>
-              <w:t>auto-accepted</w:t>
-            </w:r>
-            <w:proofErr w:type="gramEnd"/>
-            <w:r>
-              <w:rPr>
-                <w:color w:val="2B2B2B"/>
-                <w:sz w:val="18"/>
-                <w:szCs w:val="18"/>
-              </w:rPr>
-              <w:t xml:space="preserve"> and routed directly to Node 8 CANONICALISE, bypassing reviewer queues entirely.</w:t>
+              <w:t xml:space="preserve">System performs an identical-match auto-accept check after holdout draw (Node 4) and before reviewer allocation (Node 5). If the source term </w:t>
+            </w:r>
+            <w:r>
+              <w:rPr>
+                <w:color w:val="2B2B2B"/>
+                <w:sz w:val="18"/>
+                <w:szCs w:val="18"/>
+              </w:rPr>
+              <w:lastRenderedPageBreak/>
+              <w:t>canonical form exactly matches the SNOMED CT FSN canonical form (upper-case normalisation + punctuation stripping), the term is auto-accepted and routed directly to Node 8 CANONICALISE, bypassing reviewer queues entirely.</w:t>
             </w:r>
           </w:p>
         </w:tc>
@@ -8849,6 +7890,7 @@
                 <w:sz w:val="18"/>
                 <w:szCs w:val="18"/>
               </w:rPr>
+              <w:lastRenderedPageBreak/>
               <w:t>Must Have</w:t>
             </w:r>
           </w:p>
@@ -8877,18 +7919,21 @@
                 <w:sz w:val="18"/>
                 <w:szCs w:val="18"/>
               </w:rPr>
-              <w:t>Phase 1: SNOMED CT FSN only. Other terminologies Phase 2 decision. Auto-accepted terms are recorded with an auto-accept flag in the audit log and reported separately in project quality metrics. They are never mixed into the adjudication rate.</w:t>
+              <w:t>Phase 1: SNOMED CT FSN only. Other terminologies Phase 2 decision. Auto-</w:t>
+            </w:r>
+            <w:r>
+              <w:rPr>
+                <w:color w:val="2B2B2B"/>
+                <w:sz w:val="18"/>
+                <w:szCs w:val="18"/>
+              </w:rPr>
+              <w:lastRenderedPageBreak/>
+              <w:t>accepted terms are recorded with an auto-accept flag in the audit log and reported separately in project quality metrics. They are never mixed into the adjudication rate.</w:t>
             </w:r>
           </w:p>
         </w:tc>
       </w:tr>
       <w:tr>
-        <w:tblPrEx>
-          <w:tblCellMar>
-            <w:top w:w="0" w:type="dxa"/>
-            <w:bottom w:w="0" w:type="dxa"/>
-          </w:tblCellMar>
-        </w:tblPrEx>
         <w:tc>
           <w:tcPr>
             <w:tcW w:w="800" w:type="dxa"/>
@@ -8913,6 +7958,7 @@
                 <w:sz w:val="18"/>
                 <w:szCs w:val="18"/>
               </w:rPr>
+              <w:lastRenderedPageBreak/>
               <w:t>FR-107</w:t>
             </w:r>
           </w:p>
@@ -9020,19 +8066,11 @@
       <w:pPr>
         <w:spacing w:before="60" w:after="100"/>
       </w:pPr>
-      <w:proofErr w:type="spellStart"/>
       <w:r>
         <w:rPr>
           <w:color w:val="2B2B2B"/>
         </w:rPr>
-        <w:t>OmniMap</w:t>
-      </w:r>
-      <w:proofErr w:type="spellEnd"/>
-      <w:r>
-        <w:rPr>
-          <w:color w:val="2B2B2B"/>
-        </w:rPr>
-        <w:t xml:space="preserve"> uses a pool-based reviewer model. The administrator assigns a named pool of certified reviewers to each project. The system dynamically allocates terms from the pool, ensuring every term receives exactly two independent reviews, with allocation weighted by reviewer availability, throughput history, and terminology affinity.</w:t>
+        <w:t>OmniMap uses a pool-based reviewer model. The administrator assigns a named pool of certified reviewers to each project. The system dynamically allocates terms from the pool, ensuring every term receives exactly two independent reviews, with allocation weighted by reviewer availability, throughput history, and terminology affinity.</w:t>
       </w:r>
     </w:p>
     <w:p>
@@ -9065,12 +8103,6 @@
         <w:gridCol w:w="2600"/>
       </w:tblGrid>
       <w:tr>
-        <w:tblPrEx>
-          <w:tblCellMar>
-            <w:top w:w="0" w:type="dxa"/>
-            <w:bottom w:w="0" w:type="dxa"/>
-          </w:tblCellMar>
-        </w:tblPrEx>
         <w:trPr>
           <w:tblHeader/>
         </w:trPr>
@@ -9196,12 +8228,6 @@
         </w:tc>
       </w:tr>
       <w:tr>
-        <w:tblPrEx>
-          <w:tblCellMar>
-            <w:top w:w="0" w:type="dxa"/>
-            <w:bottom w:w="0" w:type="dxa"/>
-          </w:tblCellMar>
-        </w:tblPrEx>
         <w:tc>
           <w:tcPr>
             <w:tcW w:w="800" w:type="dxa"/>
@@ -9316,12 +8342,6 @@
         </w:tc>
       </w:tr>
       <w:tr>
-        <w:tblPrEx>
-          <w:tblCellMar>
-            <w:top w:w="0" w:type="dxa"/>
-            <w:bottom w:w="0" w:type="dxa"/>
-          </w:tblCellMar>
-        </w:tblPrEx>
         <w:tc>
           <w:tcPr>
             <w:tcW w:w="800" w:type="dxa"/>
@@ -9374,25 +8394,7 @@
                 <w:sz w:val="18"/>
                 <w:szCs w:val="18"/>
               </w:rPr>
-              <w:t xml:space="preserve">Each reviewer sets their own availability per project (e.g., terms per day or hours per week). System uses availability as an input to allocation and load balancing. Reviewer can update availability at any time; load balancer rebalances remaining </w:t>
-            </w:r>
-            <w:proofErr w:type="spellStart"/>
-            <w:r>
-              <w:rPr>
-                <w:color w:val="2B2B2B"/>
-                <w:sz w:val="18"/>
-                <w:szCs w:val="18"/>
-              </w:rPr>
-              <w:t>unstarted</w:t>
-            </w:r>
-            <w:proofErr w:type="spellEnd"/>
-            <w:r>
-              <w:rPr>
-                <w:color w:val="2B2B2B"/>
-                <w:sz w:val="18"/>
-                <w:szCs w:val="18"/>
-              </w:rPr>
-              <w:t xml:space="preserve"> terms accordingly.</w:t>
+              <w:t>Each reviewer sets their own availability per project (e.g., terms per day or hours per week). System uses availability as an input to allocation and load balancing. Reviewer can update availability at any time; load balancer rebalances remaining unstarted terms accordingly.</w:t>
             </w:r>
           </w:p>
         </w:tc>
@@ -9454,12 +8456,6 @@
         </w:tc>
       </w:tr>
       <w:tr>
-        <w:tblPrEx>
-          <w:tblCellMar>
-            <w:top w:w="0" w:type="dxa"/>
-            <w:bottom w:w="0" w:type="dxa"/>
-          </w:tblCellMar>
-        </w:tblPrEx>
         <w:tc>
           <w:tcPr>
             <w:tcW w:w="800" w:type="dxa"/>
@@ -9574,12 +8570,6 @@
         </w:tc>
       </w:tr>
       <w:tr>
-        <w:tblPrEx>
-          <w:tblCellMar>
-            <w:top w:w="0" w:type="dxa"/>
-            <w:bottom w:w="0" w:type="dxa"/>
-          </w:tblCellMar>
-        </w:tblPrEx>
         <w:tc>
           <w:tcPr>
             <w:tcW w:w="800" w:type="dxa"/>
@@ -9694,12 +8684,6 @@
         </w:tc>
       </w:tr>
       <w:tr>
-        <w:tblPrEx>
-          <w:tblCellMar>
-            <w:top w:w="0" w:type="dxa"/>
-            <w:bottom w:w="0" w:type="dxa"/>
-          </w:tblCellMar>
-        </w:tblPrEx>
         <w:tc>
           <w:tcPr>
             <w:tcW w:w="800" w:type="dxa"/>
@@ -9752,25 +8736,7 @@
                 <w:sz w:val="18"/>
                 <w:szCs w:val="18"/>
               </w:rPr>
-              <w:t xml:space="preserve">Load balancer automatically reassigns </w:t>
-            </w:r>
-            <w:proofErr w:type="spellStart"/>
-            <w:r>
-              <w:rPr>
-                <w:color w:val="2B2B2B"/>
-                <w:sz w:val="18"/>
-                <w:szCs w:val="18"/>
-              </w:rPr>
-              <w:t>unstarted</w:t>
-            </w:r>
-            <w:proofErr w:type="spellEnd"/>
-            <w:r>
-              <w:rPr>
-                <w:color w:val="2B2B2B"/>
-                <w:sz w:val="18"/>
-                <w:szCs w:val="18"/>
-              </w:rPr>
-              <w:t xml:space="preserve"> terms from lower-capacity reviewers to higher-capacity pool members when a reviewer's availability is exhausted. Reassignment is silent — no notification, no blame, no administrator intervention required. Independence constraint is maintained throughout.</w:t>
+              <w:t>Load balancer automatically reassigns unstarted terms from lower-capacity reviewers to higher-capacity pool members when a reviewer's availability is exhausted. Reassignment is silent — no notification, no blame, no administrator intervention required. Independence constraint is maintained throughout.</w:t>
             </w:r>
           </w:p>
         </w:tc>
@@ -9826,36 +8792,12 @@
                 <w:sz w:val="18"/>
                 <w:szCs w:val="18"/>
               </w:rPr>
-              <w:t xml:space="preserve">No-blame automatic reassignment. Administrator sees the reallocation in the </w:t>
-            </w:r>
-            <w:proofErr w:type="gramStart"/>
-            <w:r>
-              <w:rPr>
-                <w:color w:val="2B2B2B"/>
-                <w:sz w:val="18"/>
-                <w:szCs w:val="18"/>
-              </w:rPr>
-              <w:t>dashboard</w:t>
-            </w:r>
-            <w:proofErr w:type="gramEnd"/>
-            <w:r>
-              <w:rPr>
-                <w:color w:val="2B2B2B"/>
-                <w:sz w:val="18"/>
-                <w:szCs w:val="18"/>
-              </w:rPr>
-              <w:t xml:space="preserve"> but no alert is triggered.</w:t>
+              <w:t>No-blame automatic reassignment. Administrator sees the reallocation in the dashboard but no alert is triggered.</w:t>
             </w:r>
           </w:p>
         </w:tc>
       </w:tr>
       <w:tr>
-        <w:tblPrEx>
-          <w:tblCellMar>
-            <w:top w:w="0" w:type="dxa"/>
-            <w:bottom w:w="0" w:type="dxa"/>
-          </w:tblCellMar>
-        </w:tblPrEx>
         <w:tc>
           <w:tcPr>
             <w:tcW w:w="800" w:type="dxa"/>
@@ -9880,6 +8822,7 @@
                 <w:sz w:val="18"/>
                 <w:szCs w:val="18"/>
               </w:rPr>
+              <w:lastRenderedPageBreak/>
               <w:t>FR-27</w:t>
             </w:r>
           </w:p>
@@ -9970,12 +8913,6 @@
         </w:tc>
       </w:tr>
       <w:tr>
-        <w:tblPrEx>
-          <w:tblCellMar>
-            <w:top w:w="0" w:type="dxa"/>
-            <w:bottom w:w="0" w:type="dxa"/>
-          </w:tblCellMar>
-        </w:tblPrEx>
         <w:tc>
           <w:tcPr>
             <w:tcW w:w="800" w:type="dxa"/>
@@ -10152,12 +9089,6 @@
         <w:gridCol w:w="2600"/>
       </w:tblGrid>
       <w:tr>
-        <w:tblPrEx>
-          <w:tblCellMar>
-            <w:top w:w="0" w:type="dxa"/>
-            <w:bottom w:w="0" w:type="dxa"/>
-          </w:tblCellMar>
-        </w:tblPrEx>
         <w:trPr>
           <w:tblHeader/>
         </w:trPr>
@@ -10283,12 +9214,6 @@
         </w:tc>
       </w:tr>
       <w:tr>
-        <w:tblPrEx>
-          <w:tblCellMar>
-            <w:top w:w="0" w:type="dxa"/>
-            <w:bottom w:w="0" w:type="dxa"/>
-          </w:tblCellMar>
-        </w:tblPrEx>
         <w:tc>
           <w:tcPr>
             <w:tcW w:w="800" w:type="dxa"/>
@@ -10403,12 +9328,6 @@
         </w:tc>
       </w:tr>
       <w:tr>
-        <w:tblPrEx>
-          <w:tblCellMar>
-            <w:top w:w="0" w:type="dxa"/>
-            <w:bottom w:w="0" w:type="dxa"/>
-          </w:tblCellMar>
-        </w:tblPrEx>
         <w:tc>
           <w:tcPr>
             <w:tcW w:w="800" w:type="dxa"/>
@@ -10523,12 +9442,6 @@
         </w:tc>
       </w:tr>
       <w:tr>
-        <w:tblPrEx>
-          <w:tblCellMar>
-            <w:top w:w="0" w:type="dxa"/>
-            <w:bottom w:w="0" w:type="dxa"/>
-          </w:tblCellMar>
-        </w:tblPrEx>
         <w:tc>
           <w:tcPr>
             <w:tcW w:w="800" w:type="dxa"/>
@@ -10643,12 +9556,6 @@
         </w:tc>
       </w:tr>
       <w:tr>
-        <w:tblPrEx>
-          <w:tblCellMar>
-            <w:top w:w="0" w:type="dxa"/>
-            <w:bottom w:w="0" w:type="dxa"/>
-          </w:tblCellMar>
-        </w:tblPrEx>
         <w:tc>
           <w:tcPr>
             <w:tcW w:w="800" w:type="dxa"/>
@@ -10763,12 +9670,6 @@
         </w:tc>
       </w:tr>
       <w:tr>
-        <w:tblPrEx>
-          <w:tblCellMar>
-            <w:top w:w="0" w:type="dxa"/>
-            <w:bottom w:w="0" w:type="dxa"/>
-          </w:tblCellMar>
-        </w:tblPrEx>
         <w:tc>
           <w:tcPr>
             <w:tcW w:w="800" w:type="dxa"/>
@@ -10874,12 +9775,6 @@
         </w:tc>
       </w:tr>
       <w:tr>
-        <w:tblPrEx>
-          <w:tblCellMar>
-            <w:top w:w="0" w:type="dxa"/>
-            <w:bottom w:w="0" w:type="dxa"/>
-          </w:tblCellMar>
-        </w:tblPrEx>
         <w:tc>
           <w:tcPr>
             <w:tcW w:w="800" w:type="dxa"/>
@@ -10985,12 +9880,6 @@
         </w:tc>
       </w:tr>
       <w:tr>
-        <w:tblPrEx>
-          <w:tblCellMar>
-            <w:top w:w="0" w:type="dxa"/>
-            <w:bottom w:w="0" w:type="dxa"/>
-          </w:tblCellMar>
-        </w:tblPrEx>
         <w:tc>
           <w:tcPr>
             <w:tcW w:w="800" w:type="dxa"/>
@@ -11015,6 +9904,7 @@
                 <w:sz w:val="18"/>
                 <w:szCs w:val="18"/>
               </w:rPr>
+              <w:lastRenderedPageBreak/>
               <w:t>FR-35</w:t>
             </w:r>
           </w:p>
@@ -11134,12 +10024,6 @@
         <w:gridCol w:w="2600"/>
       </w:tblGrid>
       <w:tr>
-        <w:tblPrEx>
-          <w:tblCellMar>
-            <w:top w:w="0" w:type="dxa"/>
-            <w:bottom w:w="0" w:type="dxa"/>
-          </w:tblCellMar>
-        </w:tblPrEx>
         <w:trPr>
           <w:tblHeader/>
         </w:trPr>
@@ -11265,12 +10149,6 @@
         </w:tc>
       </w:tr>
       <w:tr>
-        <w:tblPrEx>
-          <w:tblCellMar>
-            <w:top w:w="0" w:type="dxa"/>
-            <w:bottom w:w="0" w:type="dxa"/>
-          </w:tblCellMar>
-        </w:tblPrEx>
         <w:tc>
           <w:tcPr>
             <w:tcW w:w="800" w:type="dxa"/>
@@ -11385,12 +10263,6 @@
         </w:tc>
       </w:tr>
       <w:tr>
-        <w:tblPrEx>
-          <w:tblCellMar>
-            <w:top w:w="0" w:type="dxa"/>
-            <w:bottom w:w="0" w:type="dxa"/>
-          </w:tblCellMar>
-        </w:tblPrEx>
         <w:tc>
           <w:tcPr>
             <w:tcW w:w="800" w:type="dxa"/>
@@ -11505,12 +10377,6 @@
         </w:tc>
       </w:tr>
       <w:tr>
-        <w:tblPrEx>
-          <w:tblCellMar>
-            <w:top w:w="0" w:type="dxa"/>
-            <w:bottom w:w="0" w:type="dxa"/>
-          </w:tblCellMar>
-        </w:tblPrEx>
         <w:tc>
           <w:tcPr>
             <w:tcW w:w="800" w:type="dxa"/>
@@ -11625,12 +10491,6 @@
         </w:tc>
       </w:tr>
       <w:tr>
-        <w:tblPrEx>
-          <w:tblCellMar>
-            <w:top w:w="0" w:type="dxa"/>
-            <w:bottom w:w="0" w:type="dxa"/>
-          </w:tblCellMar>
-        </w:tblPrEx>
         <w:tc>
           <w:tcPr>
             <w:tcW w:w="800" w:type="dxa"/>
@@ -11745,12 +10605,6 @@
         </w:tc>
       </w:tr>
       <w:tr>
-        <w:tblPrEx>
-          <w:tblCellMar>
-            <w:top w:w="0" w:type="dxa"/>
-            <w:bottom w:w="0" w:type="dxa"/>
-          </w:tblCellMar>
-        </w:tblPrEx>
         <w:tc>
           <w:tcPr>
             <w:tcW w:w="800" w:type="dxa"/>
@@ -11903,12 +10757,6 @@
         <w:gridCol w:w="2600"/>
       </w:tblGrid>
       <w:tr>
-        <w:tblPrEx>
-          <w:tblCellMar>
-            <w:top w:w="0" w:type="dxa"/>
-            <w:bottom w:w="0" w:type="dxa"/>
-          </w:tblCellMar>
-        </w:tblPrEx>
         <w:trPr>
           <w:tblHeader/>
         </w:trPr>
@@ -12034,12 +10882,6 @@
         </w:tc>
       </w:tr>
       <w:tr>
-        <w:tblPrEx>
-          <w:tblCellMar>
-            <w:top w:w="0" w:type="dxa"/>
-            <w:bottom w:w="0" w:type="dxa"/>
-          </w:tblCellMar>
-        </w:tblPrEx>
         <w:tc>
           <w:tcPr>
             <w:tcW w:w="800" w:type="dxa"/>
@@ -12145,12 +10987,6 @@
         </w:tc>
       </w:tr>
       <w:tr>
-        <w:tblPrEx>
-          <w:tblCellMar>
-            <w:top w:w="0" w:type="dxa"/>
-            <w:bottom w:w="0" w:type="dxa"/>
-          </w:tblCellMar>
-        </w:tblPrEx>
         <w:tc>
           <w:tcPr>
             <w:tcW w:w="800" w:type="dxa"/>
@@ -12203,7 +11039,16 @@
                 <w:sz w:val="18"/>
                 <w:szCs w:val="18"/>
               </w:rPr>
-              <w:t>Cross-project memory: if the current source term was mapped in a prior completed project, the prior mapping (target concept and relationship type) is surfaced as a reference. Reviewer must independently confirm or override.</w:t>
+              <w:t xml:space="preserve">Cross-project memory: if the current source term was mapped in a prior completed project, the prior mapping (target concept and relationship type) is </w:t>
+            </w:r>
+            <w:r>
+              <w:rPr>
+                <w:color w:val="2B2B2B"/>
+                <w:sz w:val="18"/>
+                <w:szCs w:val="18"/>
+              </w:rPr>
+              <w:lastRenderedPageBreak/>
+              <w:t>surfaced as a reference. Reviewer must independently confirm or override.</w:t>
             </w:r>
           </w:p>
         </w:tc>
@@ -12231,6 +11076,7 @@
                 <w:sz w:val="18"/>
                 <w:szCs w:val="18"/>
               </w:rPr>
+              <w:lastRenderedPageBreak/>
               <w:t>Must Have</w:t>
             </w:r>
           </w:p>
@@ -12265,12 +11111,6 @@
         </w:tc>
       </w:tr>
       <w:tr>
-        <w:tblPrEx>
-          <w:tblCellMar>
-            <w:top w:w="0" w:type="dxa"/>
-            <w:bottom w:w="0" w:type="dxa"/>
-          </w:tblCellMar>
-        </w:tblPrEx>
         <w:tc>
           <w:tcPr>
             <w:tcW w:w="800" w:type="dxa"/>
@@ -12385,12 +11225,6 @@
         </w:tc>
       </w:tr>
       <w:tr>
-        <w:tblPrEx>
-          <w:tblCellMar>
-            <w:top w:w="0" w:type="dxa"/>
-            <w:bottom w:w="0" w:type="dxa"/>
-          </w:tblCellMar>
-        </w:tblPrEx>
         <w:tc>
           <w:tcPr>
             <w:tcW w:w="800" w:type="dxa"/>
@@ -12505,12 +11339,6 @@
         </w:tc>
       </w:tr>
       <w:tr>
-        <w:tblPrEx>
-          <w:tblCellMar>
-            <w:top w:w="0" w:type="dxa"/>
-            <w:bottom w:w="0" w:type="dxa"/>
-          </w:tblCellMar>
-        </w:tblPrEx>
         <w:tc>
           <w:tcPr>
             <w:tcW w:w="800" w:type="dxa"/>
@@ -12563,25 +11391,7 @@
                 <w:sz w:val="18"/>
                 <w:szCs w:val="18"/>
               </w:rPr>
-              <w:t xml:space="preserve">Term list is sortable </w:t>
-            </w:r>
-            <w:proofErr w:type="gramStart"/>
-            <w:r>
-              <w:rPr>
-                <w:color w:val="2B2B2B"/>
-                <w:sz w:val="18"/>
-                <w:szCs w:val="18"/>
-              </w:rPr>
-              <w:t>by:</w:t>
-            </w:r>
-            <w:proofErr w:type="gramEnd"/>
-            <w:r>
-              <w:rPr>
-                <w:color w:val="2B2B2B"/>
-                <w:sz w:val="18"/>
-                <w:szCs w:val="18"/>
-              </w:rPr>
-              <w:t xml:space="preserve"> frequency (descending), alphabetical, clinical domain, AI suggestion confidence, near-duplicate status, and completion status.</w:t>
+              <w:t>Term list is sortable by: frequency (descending), alphabetical, clinical domain, AI suggestion confidence, near-duplicate status, and completion status.</w:t>
             </w:r>
           </w:p>
         </w:tc>
@@ -12681,12 +11491,6 @@
         <w:gridCol w:w="2600"/>
       </w:tblGrid>
       <w:tr>
-        <w:tblPrEx>
-          <w:tblCellMar>
-            <w:top w:w="0" w:type="dxa"/>
-            <w:bottom w:w="0" w:type="dxa"/>
-          </w:tblCellMar>
-        </w:tblPrEx>
         <w:trPr>
           <w:tblHeader/>
         </w:trPr>
@@ -12812,12 +11616,6 @@
         </w:tc>
       </w:tr>
       <w:tr>
-        <w:tblPrEx>
-          <w:tblCellMar>
-            <w:top w:w="0" w:type="dxa"/>
-            <w:bottom w:w="0" w:type="dxa"/>
-          </w:tblCellMar>
-        </w:tblPrEx>
         <w:tc>
           <w:tcPr>
             <w:tcW w:w="800" w:type="dxa"/>
@@ -12923,12 +11721,6 @@
         </w:tc>
       </w:tr>
       <w:tr>
-        <w:tblPrEx>
-          <w:tblCellMar>
-            <w:top w:w="0" w:type="dxa"/>
-            <w:bottom w:w="0" w:type="dxa"/>
-          </w:tblCellMar>
-        </w:tblPrEx>
         <w:tc>
           <w:tcPr>
             <w:tcW w:w="800" w:type="dxa"/>
@@ -13034,12 +11826,6 @@
         </w:tc>
       </w:tr>
       <w:tr>
-        <w:tblPrEx>
-          <w:tblCellMar>
-            <w:top w:w="0" w:type="dxa"/>
-            <w:bottom w:w="0" w:type="dxa"/>
-          </w:tblCellMar>
-        </w:tblPrEx>
         <w:tc>
           <w:tcPr>
             <w:tcW w:w="800" w:type="dxa"/>
@@ -13145,12 +11931,6 @@
         </w:tc>
       </w:tr>
       <w:tr>
-        <w:tblPrEx>
-          <w:tblCellMar>
-            <w:top w:w="0" w:type="dxa"/>
-            <w:bottom w:w="0" w:type="dxa"/>
-          </w:tblCellMar>
-        </w:tblPrEx>
         <w:tc>
           <w:tcPr>
             <w:tcW w:w="800" w:type="dxa"/>
@@ -13265,12 +12045,6 @@
         </w:tc>
       </w:tr>
       <w:tr>
-        <w:tblPrEx>
-          <w:tblCellMar>
-            <w:top w:w="0" w:type="dxa"/>
-            <w:bottom w:w="0" w:type="dxa"/>
-          </w:tblCellMar>
-        </w:tblPrEx>
         <w:tc>
           <w:tcPr>
             <w:tcW w:w="800" w:type="dxa"/>
@@ -13376,12 +12150,6 @@
         </w:tc>
       </w:tr>
       <w:tr>
-        <w:tblPrEx>
-          <w:tblCellMar>
-            <w:top w:w="0" w:type="dxa"/>
-            <w:bottom w:w="0" w:type="dxa"/>
-          </w:tblCellMar>
-        </w:tblPrEx>
         <w:tc>
           <w:tcPr>
             <w:tcW w:w="800" w:type="dxa"/>
@@ -13434,25 +12202,7 @@
                 <w:sz w:val="18"/>
                 <w:szCs w:val="18"/>
               </w:rPr>
-              <w:t xml:space="preserve">Reviewer personal metrics </w:t>
-            </w:r>
-            <w:proofErr w:type="gramStart"/>
-            <w:r>
-              <w:rPr>
-                <w:color w:val="2B2B2B"/>
-                <w:sz w:val="18"/>
-                <w:szCs w:val="18"/>
-              </w:rPr>
-              <w:t>dashboard:</w:t>
-            </w:r>
-            <w:proofErr w:type="gramEnd"/>
-            <w:r>
-              <w:rPr>
-                <w:color w:val="2B2B2B"/>
-                <w:sz w:val="18"/>
-                <w:szCs w:val="18"/>
-              </w:rPr>
-              <w:t xml:space="preserve"> displays adjudication rate trend, adjudication override rate trend, throughput (terms per hour), affinity scores by terminology, and comparison to their own historical baseline. Framed explicitly as a personal efficiency tool. Reviewer cannot see other reviewers' metrics.</w:t>
+              <w:t>Reviewer personal metrics dashboard: displays adjudication rate trend, adjudication override rate trend, throughput (terms per hour), affinity scores by terminology, and comparison to their own historical baseline. Framed explicitly as a personal efficiency tool. Reviewer cannot see other reviewers' metrics.</w:t>
             </w:r>
           </w:p>
         </w:tc>
@@ -13552,12 +12302,6 @@
         <w:gridCol w:w="2600"/>
       </w:tblGrid>
       <w:tr>
-        <w:tblPrEx>
-          <w:tblCellMar>
-            <w:top w:w="0" w:type="dxa"/>
-            <w:bottom w:w="0" w:type="dxa"/>
-          </w:tblCellMar>
-        </w:tblPrEx>
         <w:trPr>
           <w:tblHeader/>
         </w:trPr>
@@ -13587,6 +12331,7 @@
                 <w:sz w:val="18"/>
                 <w:szCs w:val="18"/>
               </w:rPr>
+              <w:lastRenderedPageBreak/>
               <w:t>ID</w:t>
             </w:r>
           </w:p>
@@ -13683,12 +12428,6 @@
         </w:tc>
       </w:tr>
       <w:tr>
-        <w:tblPrEx>
-          <w:tblCellMar>
-            <w:top w:w="0" w:type="dxa"/>
-            <w:bottom w:w="0" w:type="dxa"/>
-          </w:tblCellMar>
-        </w:tblPrEx>
         <w:tc>
           <w:tcPr>
             <w:tcW w:w="800" w:type="dxa"/>
@@ -13794,12 +12533,6 @@
         </w:tc>
       </w:tr>
       <w:tr>
-        <w:tblPrEx>
-          <w:tblCellMar>
-            <w:top w:w="0" w:type="dxa"/>
-            <w:bottom w:w="0" w:type="dxa"/>
-          </w:tblCellMar>
-        </w:tblPrEx>
         <w:tc>
           <w:tcPr>
             <w:tcW w:w="800" w:type="dxa"/>
@@ -13905,12 +12638,6 @@
         </w:tc>
       </w:tr>
       <w:tr>
-        <w:tblPrEx>
-          <w:tblCellMar>
-            <w:top w:w="0" w:type="dxa"/>
-            <w:bottom w:w="0" w:type="dxa"/>
-          </w:tblCellMar>
-        </w:tblPrEx>
         <w:tc>
           <w:tcPr>
             <w:tcW w:w="800" w:type="dxa"/>
@@ -13963,61 +12690,7 @@
                 <w:sz w:val="18"/>
                 <w:szCs w:val="18"/>
               </w:rPr>
-              <w:t xml:space="preserve">Adjudicator </w:t>
-            </w:r>
-            <w:proofErr w:type="gramStart"/>
-            <w:r>
-              <w:rPr>
-                <w:color w:val="2B2B2B"/>
-                <w:sz w:val="18"/>
-                <w:szCs w:val="18"/>
-              </w:rPr>
-              <w:t>sees:</w:t>
-            </w:r>
-            <w:proofErr w:type="gramEnd"/>
-            <w:r>
-              <w:rPr>
-                <w:color w:val="2B2B2B"/>
-                <w:sz w:val="18"/>
-                <w:szCs w:val="18"/>
-              </w:rPr>
-              <w:t xml:space="preserve"> source term, Reviewer A's mapping (</w:t>
-            </w:r>
-            <w:proofErr w:type="spellStart"/>
-            <w:r>
-              <w:rPr>
-                <w:color w:val="2B2B2B"/>
-                <w:sz w:val="18"/>
-                <w:szCs w:val="18"/>
-              </w:rPr>
-              <w:t>anonymised</w:t>
-            </w:r>
-            <w:proofErr w:type="spellEnd"/>
-            <w:r>
-              <w:rPr>
-                <w:color w:val="2B2B2B"/>
-                <w:sz w:val="18"/>
-                <w:szCs w:val="18"/>
-              </w:rPr>
-              <w:t>), Reviewer B's mapping (</w:t>
-            </w:r>
-            <w:proofErr w:type="spellStart"/>
-            <w:r>
-              <w:rPr>
-                <w:color w:val="2B2B2B"/>
-                <w:sz w:val="18"/>
-                <w:szCs w:val="18"/>
-              </w:rPr>
-              <w:t>anonymised</w:t>
-            </w:r>
-            <w:proofErr w:type="spellEnd"/>
-            <w:r>
-              <w:rPr>
-                <w:color w:val="2B2B2B"/>
-                <w:sz w:val="18"/>
-                <w:szCs w:val="18"/>
-              </w:rPr>
-              <w:t>), both rationale comments, relevant regex corpus suggestions, and full target terminology hierarchy context for proposed concepts. Reviewer identities are not revealed.</w:t>
+              <w:t>Adjudicator sees: source term, Reviewer A's mapping (anonymised), Reviewer B's mapping (anonymised), both rationale comments, relevant regex corpus suggestions, and full target terminology hierarchy context for proposed concepts. Reviewer identities are not revealed.</w:t>
             </w:r>
           </w:p>
         </w:tc>
@@ -14070,12 +12743,6 @@
         </w:tc>
       </w:tr>
       <w:tr>
-        <w:tblPrEx>
-          <w:tblCellMar>
-            <w:top w:w="0" w:type="dxa"/>
-            <w:bottom w:w="0" w:type="dxa"/>
-          </w:tblCellMar>
-        </w:tblPrEx>
         <w:tc>
           <w:tcPr>
             <w:tcW w:w="800" w:type="dxa"/>
@@ -14128,25 +12795,7 @@
                 <w:sz w:val="18"/>
                 <w:szCs w:val="18"/>
               </w:rPr>
-              <w:t xml:space="preserve">Adjudicator selects or proposes a final mapping. Decision is immediately </w:t>
-            </w:r>
-            <w:proofErr w:type="gramStart"/>
-            <w:r>
-              <w:rPr>
-                <w:color w:val="2B2B2B"/>
-                <w:sz w:val="18"/>
-                <w:szCs w:val="18"/>
-              </w:rPr>
-              <w:t>auto-accepted</w:t>
-            </w:r>
-            <w:proofErr w:type="gramEnd"/>
-            <w:r>
-              <w:rPr>
-                <w:color w:val="2B2B2B"/>
-                <w:sz w:val="18"/>
-                <w:szCs w:val="18"/>
-              </w:rPr>
-              <w:t xml:space="preserve"> as the canonical mapping. Logged with adjudicator identity, decision, and timestamp.</w:t>
+              <w:t>Adjudicator selects or proposes a final mapping. Decision is immediately auto-accepted as the canonical mapping. Logged with adjudicator identity, decision, and timestamp.</w:t>
             </w:r>
           </w:p>
         </w:tc>
@@ -14208,12 +12857,6 @@
         </w:tc>
       </w:tr>
       <w:tr>
-        <w:tblPrEx>
-          <w:tblCellMar>
-            <w:top w:w="0" w:type="dxa"/>
-            <w:bottom w:w="0" w:type="dxa"/>
-          </w:tblCellMar>
-        </w:tblPrEx>
         <w:tc>
           <w:tcPr>
             <w:tcW w:w="800" w:type="dxa"/>
@@ -14345,19 +12988,11 @@
       <w:pPr>
         <w:spacing w:before="60" w:after="100"/>
       </w:pPr>
-      <w:proofErr w:type="spellStart"/>
       <w:r>
         <w:rPr>
           <w:color w:val="2B2B2B"/>
         </w:rPr>
-        <w:t>OmniMap</w:t>
-      </w:r>
-      <w:proofErr w:type="spellEnd"/>
-      <w:r>
-        <w:rPr>
-          <w:color w:val="2B2B2B"/>
-        </w:rPr>
-        <w:t xml:space="preserve"> provides fast, low-friction error correction pathways. Speed of correction is a design priority — a known error that persists due to process overhead is a quality risk.</w:t>
+        <w:t>OmniMap provides fast, low-friction error correction pathways. Speed of correction is a design priority — a known error that persists due to process overhead is a quality risk.</w:t>
       </w:r>
     </w:p>
     <w:p>
@@ -14390,12 +13025,6 @@
         <w:gridCol w:w="2600"/>
       </w:tblGrid>
       <w:tr>
-        <w:tblPrEx>
-          <w:tblCellMar>
-            <w:top w:w="0" w:type="dxa"/>
-            <w:bottom w:w="0" w:type="dxa"/>
-          </w:tblCellMar>
-        </w:tblPrEx>
         <w:trPr>
           <w:tblHeader/>
         </w:trPr>
@@ -14521,12 +13150,6 @@
         </w:tc>
       </w:tr>
       <w:tr>
-        <w:tblPrEx>
-          <w:tblCellMar>
-            <w:top w:w="0" w:type="dxa"/>
-            <w:bottom w:w="0" w:type="dxa"/>
-          </w:tblCellMar>
-        </w:tblPrEx>
         <w:tc>
           <w:tcPr>
             <w:tcW w:w="800" w:type="dxa"/>
@@ -14641,12 +13264,6 @@
         </w:tc>
       </w:tr>
       <w:tr>
-        <w:tblPrEx>
-          <w:tblCellMar>
-            <w:top w:w="0" w:type="dxa"/>
-            <w:bottom w:w="0" w:type="dxa"/>
-          </w:tblCellMar>
-        </w:tblPrEx>
         <w:tc>
           <w:tcPr>
             <w:tcW w:w="800" w:type="dxa"/>
@@ -14761,12 +13378,6 @@
         </w:tc>
       </w:tr>
       <w:tr>
-        <w:tblPrEx>
-          <w:tblCellMar>
-            <w:top w:w="0" w:type="dxa"/>
-            <w:bottom w:w="0" w:type="dxa"/>
-          </w:tblCellMar>
-        </w:tblPrEx>
         <w:tc>
           <w:tcPr>
             <w:tcW w:w="800" w:type="dxa"/>
@@ -14881,12 +13492,6 @@
         </w:tc>
       </w:tr>
       <w:tr>
-        <w:tblPrEx>
-          <w:tblCellMar>
-            <w:top w:w="0" w:type="dxa"/>
-            <w:bottom w:w="0" w:type="dxa"/>
-          </w:tblCellMar>
-        </w:tblPrEx>
         <w:tc>
           <w:tcPr>
             <w:tcW w:w="800" w:type="dxa"/>
@@ -14995,36 +13600,12 @@
                 <w:sz w:val="18"/>
                 <w:szCs w:val="18"/>
               </w:rPr>
-              <w:t xml:space="preserve">ISO 13485 traceability requirement. Correction logged </w:t>
-            </w:r>
-            <w:proofErr w:type="gramStart"/>
-            <w:r>
-              <w:rPr>
-                <w:color w:val="2B2B2B"/>
-                <w:sz w:val="18"/>
-                <w:szCs w:val="18"/>
-              </w:rPr>
-              <w:t>with:</w:t>
-            </w:r>
-            <w:proofErr w:type="gramEnd"/>
-            <w:r>
-              <w:rPr>
-                <w:color w:val="2B2B2B"/>
-                <w:sz w:val="18"/>
-                <w:szCs w:val="18"/>
-              </w:rPr>
-              <w:t xml:space="preserve"> corrector identity, pathway used, rationale, and timestamp.</w:t>
+              <w:t>ISO 13485 traceability requirement. Correction logged with: corrector identity, pathway used, rationale, and timestamp.</w:t>
             </w:r>
           </w:p>
         </w:tc>
       </w:tr>
       <w:tr>
-        <w:tblPrEx>
-          <w:tblCellMar>
-            <w:top w:w="0" w:type="dxa"/>
-            <w:bottom w:w="0" w:type="dxa"/>
-          </w:tblCellMar>
-        </w:tblPrEx>
         <w:tc>
           <w:tcPr>
             <w:tcW w:w="800" w:type="dxa"/>
@@ -15049,6 +13630,7 @@
                 <w:sz w:val="18"/>
                 <w:szCs w:val="18"/>
               </w:rPr>
+              <w:lastRenderedPageBreak/>
               <w:t>FR-61</w:t>
             </w:r>
           </w:p>
@@ -15133,25 +13715,7 @@
                 <w:sz w:val="18"/>
                 <w:szCs w:val="18"/>
               </w:rPr>
-              <w:t xml:space="preserve">Administrator is responsible for notifying the data controller; </w:t>
-            </w:r>
-            <w:proofErr w:type="spellStart"/>
-            <w:r>
-              <w:rPr>
-                <w:color w:val="2B2B2B"/>
-                <w:sz w:val="18"/>
-                <w:szCs w:val="18"/>
-              </w:rPr>
-              <w:t>OmniMap</w:t>
-            </w:r>
-            <w:proofErr w:type="spellEnd"/>
-            <w:r>
-              <w:rPr>
-                <w:color w:val="2B2B2B"/>
-                <w:sz w:val="18"/>
-                <w:szCs w:val="18"/>
-              </w:rPr>
-              <w:t xml:space="preserve"> surfaces the information but does not send external notifications.</w:t>
+              <w:t>Administrator is responsible for notifying the data controller; OmniMap surfaces the information but does not send external notifications.</w:t>
             </w:r>
           </w:p>
         </w:tc>
@@ -15219,12 +13783,6 @@
         <w:gridCol w:w="2600"/>
       </w:tblGrid>
       <w:tr>
-        <w:tblPrEx>
-          <w:tblCellMar>
-            <w:top w:w="0" w:type="dxa"/>
-            <w:bottom w:w="0" w:type="dxa"/>
-          </w:tblCellMar>
-        </w:tblPrEx>
         <w:trPr>
           <w:tblHeader/>
         </w:trPr>
@@ -15350,12 +13908,6 @@
         </w:tc>
       </w:tr>
       <w:tr>
-        <w:tblPrEx>
-          <w:tblCellMar>
-            <w:top w:w="0" w:type="dxa"/>
-            <w:bottom w:w="0" w:type="dxa"/>
-          </w:tblCellMar>
-        </w:tblPrEx>
         <w:tc>
           <w:tcPr>
             <w:tcW w:w="800" w:type="dxa"/>
@@ -15470,12 +14022,6 @@
         </w:tc>
       </w:tr>
       <w:tr>
-        <w:tblPrEx>
-          <w:tblCellMar>
-            <w:top w:w="0" w:type="dxa"/>
-            <w:bottom w:w="0" w:type="dxa"/>
-          </w:tblCellMar>
-        </w:tblPrEx>
         <w:tc>
           <w:tcPr>
             <w:tcW w:w="800" w:type="dxa"/>
@@ -15581,12 +14127,6 @@
         </w:tc>
       </w:tr>
       <w:tr>
-        <w:tblPrEx>
-          <w:tblCellMar>
-            <w:top w:w="0" w:type="dxa"/>
-            <w:bottom w:w="0" w:type="dxa"/>
-          </w:tblCellMar>
-        </w:tblPrEx>
         <w:tc>
           <w:tcPr>
             <w:tcW w:w="800" w:type="dxa"/>
@@ -15639,25 +14179,7 @@
                 <w:sz w:val="18"/>
                 <w:szCs w:val="18"/>
               </w:rPr>
-              <w:t xml:space="preserve">Pattern library is versioned. Each pattern version </w:t>
-            </w:r>
-            <w:proofErr w:type="gramStart"/>
-            <w:r>
-              <w:rPr>
-                <w:color w:val="2B2B2B"/>
-                <w:sz w:val="18"/>
-                <w:szCs w:val="18"/>
-              </w:rPr>
-              <w:t>records:</w:t>
-            </w:r>
-            <w:proofErr w:type="gramEnd"/>
-            <w:r>
-              <w:rPr>
-                <w:color w:val="2B2B2B"/>
-                <w:sz w:val="18"/>
-                <w:szCs w:val="18"/>
-              </w:rPr>
-              <w:t xml:space="preserve"> pattern text, author (AI or human identity), creation timestamp, associated concept cluster, and validation status.</w:t>
+              <w:t>Pattern library is versioned. Each pattern version records: pattern text, author (AI or human identity), creation timestamp, associated concept cluster, and validation status.</w:t>
             </w:r>
           </w:p>
         </w:tc>
@@ -15757,12 +14279,6 @@
         <w:gridCol w:w="2600"/>
       </w:tblGrid>
       <w:tr>
-        <w:tblPrEx>
-          <w:tblCellMar>
-            <w:top w:w="0" w:type="dxa"/>
-            <w:bottom w:w="0" w:type="dxa"/>
-          </w:tblCellMar>
-        </w:tblPrEx>
         <w:trPr>
           <w:tblHeader/>
         </w:trPr>
@@ -15888,12 +14404,6 @@
         </w:tc>
       </w:tr>
       <w:tr>
-        <w:tblPrEx>
-          <w:tblCellMar>
-            <w:top w:w="0" w:type="dxa"/>
-            <w:bottom w:w="0" w:type="dxa"/>
-          </w:tblCellMar>
-        </w:tblPrEx>
         <w:tc>
           <w:tcPr>
             <w:tcW w:w="800" w:type="dxa"/>
@@ -16008,12 +14518,6 @@
         </w:tc>
       </w:tr>
       <w:tr>
-        <w:tblPrEx>
-          <w:tblCellMar>
-            <w:top w:w="0" w:type="dxa"/>
-            <w:bottom w:w="0" w:type="dxa"/>
-          </w:tblCellMar>
-        </w:tblPrEx>
         <w:tc>
           <w:tcPr>
             <w:tcW w:w="800" w:type="dxa"/>
@@ -16128,12 +14632,6 @@
         </w:tc>
       </w:tr>
       <w:tr>
-        <w:tblPrEx>
-          <w:tblCellMar>
-            <w:top w:w="0" w:type="dxa"/>
-            <w:bottom w:w="0" w:type="dxa"/>
-          </w:tblCellMar>
-        </w:tblPrEx>
         <w:tc>
           <w:tcPr>
             <w:tcW w:w="800" w:type="dxa"/>
@@ -16158,6 +14656,7 @@
                 <w:sz w:val="18"/>
                 <w:szCs w:val="18"/>
               </w:rPr>
+              <w:lastRenderedPageBreak/>
               <w:t>FR-67</w:t>
             </w:r>
           </w:p>
@@ -16286,12 +14785,6 @@
         <w:gridCol w:w="2600"/>
       </w:tblGrid>
       <w:tr>
-        <w:tblPrEx>
-          <w:tblCellMar>
-            <w:top w:w="0" w:type="dxa"/>
-            <w:bottom w:w="0" w:type="dxa"/>
-          </w:tblCellMar>
-        </w:tblPrEx>
         <w:trPr>
           <w:tblHeader/>
         </w:trPr>
@@ -16417,12 +14910,6 @@
         </w:tc>
       </w:tr>
       <w:tr>
-        <w:tblPrEx>
-          <w:tblCellMar>
-            <w:top w:w="0" w:type="dxa"/>
-            <w:bottom w:w="0" w:type="dxa"/>
-          </w:tblCellMar>
-        </w:tblPrEx>
         <w:tc>
           <w:tcPr>
             <w:tcW w:w="800" w:type="dxa"/>
@@ -16537,12 +15024,6 @@
         </w:tc>
       </w:tr>
       <w:tr>
-        <w:tblPrEx>
-          <w:tblCellMar>
-            <w:top w:w="0" w:type="dxa"/>
-            <w:bottom w:w="0" w:type="dxa"/>
-          </w:tblCellMar>
-        </w:tblPrEx>
         <w:tc>
           <w:tcPr>
             <w:tcW w:w="800" w:type="dxa"/>
@@ -16595,25 +15076,7 @@
                 <w:sz w:val="18"/>
                 <w:szCs w:val="18"/>
               </w:rPr>
-              <w:t xml:space="preserve">Schema for the regex corpus is extensible to support additional target terminologies beyond SNOMED CT as </w:t>
-            </w:r>
-            <w:proofErr w:type="spellStart"/>
-            <w:r>
-              <w:rPr>
-                <w:color w:val="2B2B2B"/>
-                <w:sz w:val="18"/>
-                <w:szCs w:val="18"/>
-              </w:rPr>
-              <w:t>OmniMap</w:t>
-            </w:r>
-            <w:proofErr w:type="spellEnd"/>
-            <w:r>
-              <w:rPr>
-                <w:color w:val="2B2B2B"/>
-                <w:sz w:val="18"/>
-                <w:szCs w:val="18"/>
-              </w:rPr>
-              <w:t xml:space="preserve"> expands to multi-terminology regex generation.</w:t>
+              <w:t>Schema for the regex corpus is extensible to support additional target terminologies beyond SNOMED CT as OmniMap expands to multi-terminology regex generation.</w:t>
             </w:r>
           </w:p>
         </w:tc>
@@ -16675,12 +15138,6 @@
         </w:tc>
       </w:tr>
       <w:tr>
-        <w:tblPrEx>
-          <w:tblCellMar>
-            <w:top w:w="0" w:type="dxa"/>
-            <w:bottom w:w="0" w:type="dxa"/>
-          </w:tblCellMar>
-        </w:tblPrEx>
         <w:tc>
           <w:tcPr>
             <w:tcW w:w="800" w:type="dxa"/>
@@ -16733,25 +15190,7 @@
                 <w:sz w:val="18"/>
                 <w:szCs w:val="18"/>
               </w:rPr>
-              <w:t xml:space="preserve">Validated regex patterns produced in </w:t>
-            </w:r>
-            <w:proofErr w:type="spellStart"/>
-            <w:r>
-              <w:rPr>
-                <w:color w:val="2B2B2B"/>
-                <w:sz w:val="18"/>
-                <w:szCs w:val="18"/>
-              </w:rPr>
-              <w:t>OmniMap</w:t>
-            </w:r>
-            <w:proofErr w:type="spellEnd"/>
-            <w:r>
-              <w:rPr>
-                <w:color w:val="2B2B2B"/>
-                <w:sz w:val="18"/>
-                <w:szCs w:val="18"/>
-              </w:rPr>
-              <w:t xml:space="preserve"> (patterns that have passed testing, over-greedy review, and conflict resolution) are automatically contributed back to the corpus after adjudicator or administrator sign-off. This creates a self-reinforcing corpus that grows with each project.</w:t>
+              <w:t>Validated regex patterns produced in OmniMap (patterns that have passed testing, over-greedy review, and conflict resolution) are automatically contributed back to the corpus after adjudicator or administrator sign-off. This creates a self-reinforcing corpus that grows with each project.</w:t>
             </w:r>
           </w:p>
         </w:tc>
@@ -16807,36 +15246,12 @@
                 <w:sz w:val="18"/>
                 <w:szCs w:val="18"/>
               </w:rPr>
-              <w:t xml:space="preserve">Corpus flywheel: quality-controlled </w:t>
-            </w:r>
-            <w:proofErr w:type="spellStart"/>
-            <w:r>
-              <w:rPr>
-                <w:color w:val="2B2B2B"/>
-                <w:sz w:val="18"/>
-                <w:szCs w:val="18"/>
-              </w:rPr>
-              <w:t>OmniMap</w:t>
-            </w:r>
-            <w:proofErr w:type="spellEnd"/>
-            <w:r>
-              <w:rPr>
-                <w:color w:val="2B2B2B"/>
-                <w:sz w:val="18"/>
-                <w:szCs w:val="18"/>
-              </w:rPr>
-              <w:t xml:space="preserve"> output continuously improves future AI generation.</w:t>
+              <w:t>Corpus flywheel: quality-controlled OmniMap output continuously improves future AI generation.</w:t>
             </w:r>
           </w:p>
         </w:tc>
       </w:tr>
       <w:tr>
-        <w:tblPrEx>
-          <w:tblCellMar>
-            <w:top w:w="0" w:type="dxa"/>
-            <w:bottom w:w="0" w:type="dxa"/>
-          </w:tblCellMar>
-        </w:tblPrEx>
         <w:tc>
           <w:tcPr>
             <w:tcW w:w="800" w:type="dxa"/>
@@ -16945,25 +15360,7 @@
                 <w:sz w:val="18"/>
                 <w:szCs w:val="18"/>
               </w:rPr>
-              <w:t xml:space="preserve">Corpus is treated as a proprietary IP asset. Open question: governance model for corpus as </w:t>
-            </w:r>
-            <w:proofErr w:type="spellStart"/>
-            <w:r>
-              <w:rPr>
-                <w:color w:val="2B2B2B"/>
-                <w:sz w:val="18"/>
-                <w:szCs w:val="18"/>
-              </w:rPr>
-              <w:t>OmniMap</w:t>
-            </w:r>
-            <w:proofErr w:type="spellEnd"/>
-            <w:r>
-              <w:rPr>
-                <w:color w:val="2B2B2B"/>
-                <w:sz w:val="18"/>
-                <w:szCs w:val="18"/>
-              </w:rPr>
-              <w:t xml:space="preserve"> scales to commercial licensing.</w:t>
+              <w:t>Corpus is treated as a proprietary IP asset. Open question: governance model for corpus as OmniMap scales to commercial licensing.</w:t>
             </w:r>
           </w:p>
         </w:tc>
@@ -17007,12 +15404,6 @@
         <w:gridCol w:w="2600"/>
       </w:tblGrid>
       <w:tr>
-        <w:tblPrEx>
-          <w:tblCellMar>
-            <w:top w:w="0" w:type="dxa"/>
-            <w:bottom w:w="0" w:type="dxa"/>
-          </w:tblCellMar>
-        </w:tblPrEx>
         <w:trPr>
           <w:tblHeader/>
         </w:trPr>
@@ -17138,12 +15529,6 @@
         </w:tc>
       </w:tr>
       <w:tr>
-        <w:tblPrEx>
-          <w:tblCellMar>
-            <w:top w:w="0" w:type="dxa"/>
-            <w:bottom w:w="0" w:type="dxa"/>
-          </w:tblCellMar>
-        </w:tblPrEx>
         <w:tc>
           <w:tcPr>
             <w:tcW w:w="800" w:type="dxa"/>
@@ -17196,79 +15581,7 @@
                 <w:sz w:val="18"/>
                 <w:szCs w:val="18"/>
               </w:rPr>
-              <w:t xml:space="preserve">Validated regex patterns are exportable as a standalone JSON artefact: array of objects with fields {pattern, </w:t>
-            </w:r>
-            <w:proofErr w:type="spellStart"/>
-            <w:r>
-              <w:rPr>
-                <w:color w:val="2B2B2B"/>
-                <w:sz w:val="18"/>
-                <w:szCs w:val="18"/>
-              </w:rPr>
-              <w:t>target_code</w:t>
-            </w:r>
-            <w:proofErr w:type="spellEnd"/>
-            <w:r>
-              <w:rPr>
-                <w:color w:val="2B2B2B"/>
-                <w:sz w:val="18"/>
-                <w:szCs w:val="18"/>
-              </w:rPr>
-              <w:t xml:space="preserve">, </w:t>
-            </w:r>
-            <w:proofErr w:type="spellStart"/>
-            <w:r>
-              <w:rPr>
-                <w:color w:val="2B2B2B"/>
-                <w:sz w:val="18"/>
-                <w:szCs w:val="18"/>
-              </w:rPr>
-              <w:t>target_display</w:t>
-            </w:r>
-            <w:proofErr w:type="spellEnd"/>
-            <w:r>
-              <w:rPr>
-                <w:color w:val="2B2B2B"/>
-                <w:sz w:val="18"/>
-                <w:szCs w:val="18"/>
-              </w:rPr>
-              <w:t xml:space="preserve">, terminology, </w:t>
-            </w:r>
-            <w:proofErr w:type="spellStart"/>
-            <w:r>
-              <w:rPr>
-                <w:color w:val="2B2B2B"/>
-                <w:sz w:val="18"/>
-                <w:szCs w:val="18"/>
-              </w:rPr>
-              <w:t>cluster_id</w:t>
-            </w:r>
-            <w:proofErr w:type="spellEnd"/>
-            <w:r>
-              <w:rPr>
-                <w:color w:val="2B2B2B"/>
-                <w:sz w:val="18"/>
-                <w:szCs w:val="18"/>
-              </w:rPr>
-              <w:t xml:space="preserve">, version}. Export is separate from and complementary to the FHIR </w:t>
-            </w:r>
-            <w:proofErr w:type="spellStart"/>
-            <w:r>
-              <w:rPr>
-                <w:color w:val="2B2B2B"/>
-                <w:sz w:val="18"/>
-                <w:szCs w:val="18"/>
-              </w:rPr>
-              <w:t>ConceptMap</w:t>
-            </w:r>
-            <w:proofErr w:type="spellEnd"/>
-            <w:r>
-              <w:rPr>
-                <w:color w:val="2B2B2B"/>
-                <w:sz w:val="18"/>
-                <w:szCs w:val="18"/>
-              </w:rPr>
-              <w:t xml:space="preserve"> export.</w:t>
+              <w:t>Validated regex patterns are exportable as a standalone JSON artefact: array of objects with fields {pattern, target_code, target_display, terminology, cluster_id, version}. Export is separate from and complementary to the FHIR ConceptMap export.</w:t>
             </w:r>
           </w:p>
         </w:tc>
@@ -17351,21 +15664,7 @@
         <w:rPr>
           <w:color w:val="2B2B2B"/>
         </w:rPr>
-        <w:t xml:space="preserve">All validation activities in </w:t>
-      </w:r>
-      <w:proofErr w:type="spellStart"/>
-      <w:r>
-        <w:rPr>
-          <w:color w:val="2B2B2B"/>
-        </w:rPr>
-        <w:t>OmniMap</w:t>
-      </w:r>
-      <w:proofErr w:type="spellEnd"/>
-      <w:r>
-        <w:rPr>
-          <w:color w:val="2B2B2B"/>
-        </w:rPr>
-        <w:t xml:space="preserve"> — prospective holdout scoring and automation evaluation — use a four-point scheme that maps directly to the standard information retrieval confusion matrix, enabling unambiguous calculation of Precision, Recall, and F1.</w:t>
+        <w:t>All validation activities in OmniMap — prospective holdout scoring and automation evaluation — use a four-point scheme that maps directly to the standard information retrieval confusion matrix, enabling unambiguous calculation of Precision, Recall, and F1.</w:t>
       </w:r>
     </w:p>
     <w:p>
@@ -17398,12 +15697,6 @@
         <w:gridCol w:w="2600"/>
       </w:tblGrid>
       <w:tr>
-        <w:tblPrEx>
-          <w:tblCellMar>
-            <w:top w:w="0" w:type="dxa"/>
-            <w:bottom w:w="0" w:type="dxa"/>
-          </w:tblCellMar>
-        </w:tblPrEx>
         <w:trPr>
           <w:tblHeader/>
         </w:trPr>
@@ -17433,6 +15726,7 @@
                 <w:sz w:val="18"/>
                 <w:szCs w:val="18"/>
               </w:rPr>
+              <w:lastRenderedPageBreak/>
               <w:t>ID</w:t>
             </w:r>
           </w:p>
@@ -17529,12 +15823,6 @@
         </w:tc>
       </w:tr>
       <w:tr>
-        <w:tblPrEx>
-          <w:tblCellMar>
-            <w:top w:w="0" w:type="dxa"/>
-            <w:bottom w:w="0" w:type="dxa"/>
-          </w:tblCellMar>
-        </w:tblPrEx>
         <w:tc>
           <w:tcPr>
             <w:tcW w:w="800" w:type="dxa"/>
@@ -17640,12 +15928,6 @@
         </w:tc>
       </w:tr>
       <w:tr>
-        <w:tblPrEx>
-          <w:tblCellMar>
-            <w:top w:w="0" w:type="dxa"/>
-            <w:bottom w:w="0" w:type="dxa"/>
-          </w:tblCellMar>
-        </w:tblPrEx>
         <w:tc>
           <w:tcPr>
             <w:tcW w:w="800" w:type="dxa"/>
@@ -17751,12 +16033,6 @@
         </w:tc>
       </w:tr>
       <w:tr>
-        <w:tblPrEx>
-          <w:tblCellMar>
-            <w:top w:w="0" w:type="dxa"/>
-            <w:bottom w:w="0" w:type="dxa"/>
-          </w:tblCellMar>
-        </w:tblPrEx>
         <w:tc>
           <w:tcPr>
             <w:tcW w:w="800" w:type="dxa"/>
@@ -17862,12 +16138,6 @@
         </w:tc>
       </w:tr>
       <w:tr>
-        <w:tblPrEx>
-          <w:tblCellMar>
-            <w:top w:w="0" w:type="dxa"/>
-            <w:bottom w:w="0" w:type="dxa"/>
-          </w:tblCellMar>
-        </w:tblPrEx>
         <w:tc>
           <w:tcPr>
             <w:tcW w:w="800" w:type="dxa"/>
@@ -17973,12 +16243,6 @@
         </w:tc>
       </w:tr>
       <w:tr>
-        <w:tblPrEx>
-          <w:tblCellMar>
-            <w:top w:w="0" w:type="dxa"/>
-            <w:bottom w:w="0" w:type="dxa"/>
-          </w:tblCellMar>
-        </w:tblPrEx>
         <w:tc>
           <w:tcPr>
             <w:tcW w:w="800" w:type="dxa"/>
@@ -18031,115 +16295,7 @@
                 <w:sz w:val="18"/>
                 <w:szCs w:val="18"/>
               </w:rPr>
-              <w:t xml:space="preserve">Precision = TP / (TP + FP) = </w:t>
-            </w:r>
-            <w:proofErr w:type="gramStart"/>
-            <w:r>
-              <w:rPr>
-                <w:color w:val="2B2B2B"/>
-                <w:sz w:val="18"/>
-                <w:szCs w:val="18"/>
-              </w:rPr>
-              <w:t>count(</w:t>
-            </w:r>
-            <w:proofErr w:type="gramEnd"/>
-            <w:r>
-              <w:rPr>
-                <w:color w:val="2B2B2B"/>
-                <w:sz w:val="18"/>
-                <w:szCs w:val="18"/>
-              </w:rPr>
-              <w:t>1) / (</w:t>
-            </w:r>
-            <w:proofErr w:type="gramStart"/>
-            <w:r>
-              <w:rPr>
-                <w:color w:val="2B2B2B"/>
-                <w:sz w:val="18"/>
-                <w:szCs w:val="18"/>
-              </w:rPr>
-              <w:t>count(</w:t>
-            </w:r>
-            <w:proofErr w:type="gramEnd"/>
-            <w:r>
-              <w:rPr>
-                <w:color w:val="2B2B2B"/>
-                <w:sz w:val="18"/>
-                <w:szCs w:val="18"/>
-              </w:rPr>
-              <w:t xml:space="preserve">1) + </w:t>
-            </w:r>
-            <w:proofErr w:type="gramStart"/>
-            <w:r>
-              <w:rPr>
-                <w:color w:val="2B2B2B"/>
-                <w:sz w:val="18"/>
-                <w:szCs w:val="18"/>
-              </w:rPr>
-              <w:t>count(</w:t>
-            </w:r>
-            <w:proofErr w:type="gramEnd"/>
-            <w:r>
-              <w:rPr>
-                <w:color w:val="2B2B2B"/>
-                <w:sz w:val="18"/>
-                <w:szCs w:val="18"/>
-              </w:rPr>
-              <w:t xml:space="preserve">2)). Recall = TP / (TP + FN) = </w:t>
-            </w:r>
-            <w:proofErr w:type="gramStart"/>
-            <w:r>
-              <w:rPr>
-                <w:color w:val="2B2B2B"/>
-                <w:sz w:val="18"/>
-                <w:szCs w:val="18"/>
-              </w:rPr>
-              <w:t>count(</w:t>
-            </w:r>
-            <w:proofErr w:type="gramEnd"/>
-            <w:r>
-              <w:rPr>
-                <w:color w:val="2B2B2B"/>
-                <w:sz w:val="18"/>
-                <w:szCs w:val="18"/>
-              </w:rPr>
-              <w:t>1) / (</w:t>
-            </w:r>
-            <w:proofErr w:type="gramStart"/>
-            <w:r>
-              <w:rPr>
-                <w:color w:val="2B2B2B"/>
-                <w:sz w:val="18"/>
-                <w:szCs w:val="18"/>
-              </w:rPr>
-              <w:t>count(</w:t>
-            </w:r>
-            <w:proofErr w:type="gramEnd"/>
-            <w:r>
-              <w:rPr>
-                <w:color w:val="2B2B2B"/>
-                <w:sz w:val="18"/>
-                <w:szCs w:val="18"/>
-              </w:rPr>
-              <w:t xml:space="preserve">1) + </w:t>
-            </w:r>
-            <w:proofErr w:type="gramStart"/>
-            <w:r>
-              <w:rPr>
-                <w:color w:val="2B2B2B"/>
-                <w:sz w:val="18"/>
-                <w:szCs w:val="18"/>
-              </w:rPr>
-              <w:t>count(</w:t>
-            </w:r>
-            <w:proofErr w:type="gramEnd"/>
-            <w:r>
-              <w:rPr>
-                <w:color w:val="2B2B2B"/>
-                <w:sz w:val="18"/>
-                <w:szCs w:val="18"/>
-              </w:rPr>
-              <w:t>3)). F1 = 2 * Precision * Recall / (Precision + Recall). All calculated directly from four-point labels with no Partial category.</w:t>
+              <w:t>Precision = TP / (TP + FP) = count(1) / (count(1) + count(2)). Recall = TP / (TP + FN) = count(1) / (count(1) + count(3)). F1 = 2 * Precision * Recall / (Precision + Recall). All calculated directly from four-point labels with no Partial category.</w:t>
             </w:r>
           </w:p>
         </w:tc>
@@ -18255,12 +16411,6 @@
         <w:gridCol w:w="2600"/>
       </w:tblGrid>
       <w:tr>
-        <w:tblPrEx>
-          <w:tblCellMar>
-            <w:top w:w="0" w:type="dxa"/>
-            <w:bottom w:w="0" w:type="dxa"/>
-          </w:tblCellMar>
-        </w:tblPrEx>
         <w:trPr>
           <w:tblHeader/>
         </w:trPr>
@@ -18386,12 +16536,6 @@
         </w:tc>
       </w:tr>
       <w:tr>
-        <w:tblPrEx>
-          <w:tblCellMar>
-            <w:top w:w="0" w:type="dxa"/>
-            <w:bottom w:w="0" w:type="dxa"/>
-          </w:tblCellMar>
-        </w:tblPrEx>
         <w:tc>
           <w:tcPr>
             <w:tcW w:w="800" w:type="dxa"/>
@@ -18497,12 +16641,6 @@
         </w:tc>
       </w:tr>
       <w:tr>
-        <w:tblPrEx>
-          <w:tblCellMar>
-            <w:top w:w="0" w:type="dxa"/>
-            <w:bottom w:w="0" w:type="dxa"/>
-          </w:tblCellMar>
-        </w:tblPrEx>
         <w:tc>
           <w:tcPr>
             <w:tcW w:w="800" w:type="dxa"/>
@@ -18617,12 +16755,6 @@
         </w:tc>
       </w:tr>
       <w:tr>
-        <w:tblPrEx>
-          <w:tblCellMar>
-            <w:top w:w="0" w:type="dxa"/>
-            <w:bottom w:w="0" w:type="dxa"/>
-          </w:tblCellMar>
-        </w:tblPrEx>
         <w:tc>
           <w:tcPr>
             <w:tcW w:w="800" w:type="dxa"/>
@@ -18728,12 +16860,6 @@
         </w:tc>
       </w:tr>
       <w:tr>
-        <w:tblPrEx>
-          <w:tblCellMar>
-            <w:top w:w="0" w:type="dxa"/>
-            <w:bottom w:w="0" w:type="dxa"/>
-          </w:tblCellMar>
-        </w:tblPrEx>
         <w:tc>
           <w:tcPr>
             <w:tcW w:w="800" w:type="dxa"/>
@@ -18839,12 +16965,6 @@
         </w:tc>
       </w:tr>
       <w:tr>
-        <w:tblPrEx>
-          <w:tblCellMar>
-            <w:top w:w="0" w:type="dxa"/>
-            <w:bottom w:w="0" w:type="dxa"/>
-          </w:tblCellMar>
-        </w:tblPrEx>
         <w:tc>
           <w:tcPr>
             <w:tcW w:w="800" w:type="dxa"/>
@@ -18950,12 +17070,6 @@
         </w:tc>
       </w:tr>
       <w:tr>
-        <w:tblPrEx>
-          <w:tblCellMar>
-            <w:top w:w="0" w:type="dxa"/>
-            <w:bottom w:w="0" w:type="dxa"/>
-          </w:tblCellMar>
-        </w:tblPrEx>
         <w:tc>
           <w:tcPr>
             <w:tcW w:w="800" w:type="dxa"/>
@@ -18980,6 +17094,7 @@
                 <w:sz w:val="18"/>
                 <w:szCs w:val="18"/>
               </w:rPr>
+              <w:lastRenderedPageBreak/>
               <w:t>FR-83</w:t>
             </w:r>
           </w:p>
@@ -19124,12 +17239,6 @@
         <w:gridCol w:w="2600"/>
       </w:tblGrid>
       <w:tr>
-        <w:tblPrEx>
-          <w:tblCellMar>
-            <w:top w:w="0" w:type="dxa"/>
-            <w:bottom w:w="0" w:type="dxa"/>
-          </w:tblCellMar>
-        </w:tblPrEx>
         <w:trPr>
           <w:tblHeader/>
         </w:trPr>
@@ -19255,12 +17364,6 @@
         </w:tc>
       </w:tr>
       <w:tr>
-        <w:tblPrEx>
-          <w:tblCellMar>
-            <w:top w:w="0" w:type="dxa"/>
-            <w:bottom w:w="0" w:type="dxa"/>
-          </w:tblCellMar>
-        </w:tblPrEx>
         <w:tc>
           <w:tcPr>
             <w:tcW w:w="800" w:type="dxa"/>
@@ -19375,12 +17478,6 @@
         </w:tc>
       </w:tr>
       <w:tr>
-        <w:tblPrEx>
-          <w:tblCellMar>
-            <w:top w:w="0" w:type="dxa"/>
-            <w:bottom w:w="0" w:type="dxa"/>
-          </w:tblCellMar>
-        </w:tblPrEx>
         <w:tc>
           <w:tcPr>
             <w:tcW w:w="800" w:type="dxa"/>
@@ -19495,12 +17592,6 @@
         </w:tc>
       </w:tr>
       <w:tr>
-        <w:tblPrEx>
-          <w:tblCellMar>
-            <w:top w:w="0" w:type="dxa"/>
-            <w:bottom w:w="0" w:type="dxa"/>
-          </w:tblCellMar>
-        </w:tblPrEx>
         <w:tc>
           <w:tcPr>
             <w:tcW w:w="800" w:type="dxa"/>
@@ -19615,12 +17706,6 @@
         </w:tc>
       </w:tr>
       <w:tr>
-        <w:tblPrEx>
-          <w:tblCellMar>
-            <w:top w:w="0" w:type="dxa"/>
-            <w:bottom w:w="0" w:type="dxa"/>
-          </w:tblCellMar>
-        </w:tblPrEx>
         <w:tc>
           <w:tcPr>
             <w:tcW w:w="800" w:type="dxa"/>
@@ -19673,25 +17758,7 @@
                 <w:sz w:val="18"/>
                 <w:szCs w:val="18"/>
               </w:rPr>
-              <w:t xml:space="preserve">All flagged mappings are routed for human re-validation using the standard dual-review and adjudication workflow. No mappings are </w:t>
-            </w:r>
-            <w:proofErr w:type="gramStart"/>
-            <w:r>
-              <w:rPr>
-                <w:color w:val="2B2B2B"/>
-                <w:sz w:val="18"/>
-                <w:szCs w:val="18"/>
-              </w:rPr>
-              <w:t>auto-invalidated</w:t>
-            </w:r>
-            <w:proofErr w:type="gramEnd"/>
-            <w:r>
-              <w:rPr>
-                <w:color w:val="2B2B2B"/>
-                <w:sz w:val="18"/>
-                <w:szCs w:val="18"/>
-              </w:rPr>
-              <w:t>; human judgement determines whether each affected mapping remains valid, requires update, or should be retired.</w:t>
+              <w:t>All flagged mappings are routed for human re-validation using the standard dual-review and adjudication workflow. No mappings are auto-invalidated; human judgement determines whether each affected mapping remains valid, requires update, or should be retired.</w:t>
             </w:r>
           </w:p>
         </w:tc>
@@ -19753,12 +17820,6 @@
         </w:tc>
       </w:tr>
       <w:tr>
-        <w:tblPrEx>
-          <w:tblCellMar>
-            <w:top w:w="0" w:type="dxa"/>
-            <w:bottom w:w="0" w:type="dxa"/>
-          </w:tblCellMar>
-        </w:tblPrEx>
         <w:tc>
           <w:tcPr>
             <w:tcW w:w="800" w:type="dxa"/>
@@ -19902,12 +17963,6 @@
         <w:gridCol w:w="2600"/>
       </w:tblGrid>
       <w:tr>
-        <w:tblPrEx>
-          <w:tblCellMar>
-            <w:top w:w="0" w:type="dxa"/>
-            <w:bottom w:w="0" w:type="dxa"/>
-          </w:tblCellMar>
-        </w:tblPrEx>
         <w:trPr>
           <w:tblHeader/>
         </w:trPr>
@@ -20033,12 +18088,6 @@
         </w:tc>
       </w:tr>
       <w:tr>
-        <w:tblPrEx>
-          <w:tblCellMar>
-            <w:top w:w="0" w:type="dxa"/>
-            <w:bottom w:w="0" w:type="dxa"/>
-          </w:tblCellMar>
-        </w:tblPrEx>
         <w:tc>
           <w:tcPr>
             <w:tcW w:w="800" w:type="dxa"/>
@@ -20144,12 +18193,6 @@
         </w:tc>
       </w:tr>
       <w:tr>
-        <w:tblPrEx>
-          <w:tblCellMar>
-            <w:top w:w="0" w:type="dxa"/>
-            <w:bottom w:w="0" w:type="dxa"/>
-          </w:tblCellMar>
-        </w:tblPrEx>
         <w:tc>
           <w:tcPr>
             <w:tcW w:w="800" w:type="dxa"/>
@@ -20174,6 +18217,7 @@
                 <w:sz w:val="18"/>
                 <w:szCs w:val="18"/>
               </w:rPr>
+              <w:lastRenderedPageBreak/>
               <w:t>FR-90</w:t>
             </w:r>
           </w:p>
@@ -20264,12 +18308,6 @@
         </w:tc>
       </w:tr>
       <w:tr>
-        <w:tblPrEx>
-          <w:tblCellMar>
-            <w:top w:w="0" w:type="dxa"/>
-            <w:bottom w:w="0" w:type="dxa"/>
-          </w:tblCellMar>
-        </w:tblPrEx>
         <w:tc>
           <w:tcPr>
             <w:tcW w:w="800" w:type="dxa"/>
@@ -20375,12 +18413,6 @@
         </w:tc>
       </w:tr>
       <w:tr>
-        <w:tblPrEx>
-          <w:tblCellMar>
-            <w:top w:w="0" w:type="dxa"/>
-            <w:bottom w:w="0" w:type="dxa"/>
-          </w:tblCellMar>
-        </w:tblPrEx>
         <w:tc>
           <w:tcPr>
             <w:tcW w:w="800" w:type="dxa"/>
@@ -20495,12 +18527,6 @@
         </w:tc>
       </w:tr>
       <w:tr>
-        <w:tblPrEx>
-          <w:tblCellMar>
-            <w:top w:w="0" w:type="dxa"/>
-            <w:bottom w:w="0" w:type="dxa"/>
-          </w:tblCellMar>
-        </w:tblPrEx>
         <w:tc>
           <w:tcPr>
             <w:tcW w:w="800" w:type="dxa"/>
@@ -20636,35 +18662,7 @@
         <w:rPr>
           <w:color w:val="2B2B2B"/>
         </w:rPr>
-        <w:t xml:space="preserve">Certification is a hard prerequisite for assignment to any live project </w:t>
-      </w:r>
-      <w:proofErr w:type="gramStart"/>
-      <w:r>
-        <w:rPr>
-          <w:color w:val="2B2B2B"/>
-        </w:rPr>
-        <w:t>in a given</w:t>
-      </w:r>
-      <w:proofErr w:type="gramEnd"/>
-      <w:r>
-        <w:rPr>
-          <w:color w:val="2B2B2B"/>
-        </w:rPr>
-        <w:t xml:space="preserve"> terminology domain. </w:t>
-      </w:r>
-      <w:proofErr w:type="spellStart"/>
-      <w:r>
-        <w:rPr>
-          <w:color w:val="2B2B2B"/>
-        </w:rPr>
-        <w:t>OmniMap</w:t>
-      </w:r>
-      <w:proofErr w:type="spellEnd"/>
-      <w:r>
-        <w:rPr>
-          <w:color w:val="2B2B2B"/>
-        </w:rPr>
-        <w:t xml:space="preserve"> enforces this at the system level; administrators cannot override it.</w:t>
+        <w:t>Certification is a hard prerequisite for assignment to any live project in a given terminology domain. OmniMap enforces this at the system level; administrators cannot override it.</w:t>
       </w:r>
     </w:p>
     <w:p>
@@ -20697,12 +18695,6 @@
         <w:gridCol w:w="2600"/>
       </w:tblGrid>
       <w:tr>
-        <w:tblPrEx>
-          <w:tblCellMar>
-            <w:top w:w="0" w:type="dxa"/>
-            <w:bottom w:w="0" w:type="dxa"/>
-          </w:tblCellMar>
-        </w:tblPrEx>
         <w:trPr>
           <w:tblHeader/>
         </w:trPr>
@@ -20828,12 +18820,6 @@
         </w:tc>
       </w:tr>
       <w:tr>
-        <w:tblPrEx>
-          <w:tblCellMar>
-            <w:top w:w="0" w:type="dxa"/>
-            <w:bottom w:w="0" w:type="dxa"/>
-          </w:tblCellMar>
-        </w:tblPrEx>
         <w:tc>
           <w:tcPr>
             <w:tcW w:w="800" w:type="dxa"/>
@@ -20948,12 +18934,6 @@
         </w:tc>
       </w:tr>
       <w:tr>
-        <w:tblPrEx>
-          <w:tblCellMar>
-            <w:top w:w="0" w:type="dxa"/>
-            <w:bottom w:w="0" w:type="dxa"/>
-          </w:tblCellMar>
-        </w:tblPrEx>
         <w:tc>
           <w:tcPr>
             <w:tcW w:w="800" w:type="dxa"/>
@@ -21068,12 +19048,6 @@
         </w:tc>
       </w:tr>
       <w:tr>
-        <w:tblPrEx>
-          <w:tblCellMar>
-            <w:top w:w="0" w:type="dxa"/>
-            <w:bottom w:w="0" w:type="dxa"/>
-          </w:tblCellMar>
-        </w:tblPrEx>
         <w:tc>
           <w:tcPr>
             <w:tcW w:w="800" w:type="dxa"/>
@@ -21188,12 +19162,6 @@
         </w:tc>
       </w:tr>
       <w:tr>
-        <w:tblPrEx>
-          <w:tblCellMar>
-            <w:top w:w="0" w:type="dxa"/>
-            <w:bottom w:w="0" w:type="dxa"/>
-          </w:tblCellMar>
-        </w:tblPrEx>
         <w:tc>
           <w:tcPr>
             <w:tcW w:w="800" w:type="dxa"/>
@@ -21299,12 +19267,6 @@
         </w:tc>
       </w:tr>
       <w:tr>
-        <w:tblPrEx>
-          <w:tblCellMar>
-            <w:top w:w="0" w:type="dxa"/>
-            <w:bottom w:w="0" w:type="dxa"/>
-          </w:tblCellMar>
-        </w:tblPrEx>
         <w:tc>
           <w:tcPr>
             <w:tcW w:w="800" w:type="dxa"/>
@@ -21329,6 +19291,7 @@
                 <w:sz w:val="18"/>
                 <w:szCs w:val="18"/>
               </w:rPr>
+              <w:lastRenderedPageBreak/>
               <w:t>FR-98</w:t>
             </w:r>
           </w:p>
@@ -21419,12 +19382,6 @@
         </w:tc>
       </w:tr>
       <w:tr>
-        <w:tblPrEx>
-          <w:tblCellMar>
-            <w:top w:w="0" w:type="dxa"/>
-            <w:bottom w:w="0" w:type="dxa"/>
-          </w:tblCellMar>
-        </w:tblPrEx>
         <w:tc>
           <w:tcPr>
             <w:tcW w:w="800" w:type="dxa"/>
@@ -21577,12 +19534,6 @@
         <w:gridCol w:w="2600"/>
       </w:tblGrid>
       <w:tr>
-        <w:tblPrEx>
-          <w:tblCellMar>
-            <w:top w:w="0" w:type="dxa"/>
-            <w:bottom w:w="0" w:type="dxa"/>
-          </w:tblCellMar>
-        </w:tblPrEx>
         <w:trPr>
           <w:tblHeader/>
         </w:trPr>
@@ -21708,12 +19659,6 @@
         </w:tc>
       </w:tr>
       <w:tr>
-        <w:tblPrEx>
-          <w:tblCellMar>
-            <w:top w:w="0" w:type="dxa"/>
-            <w:bottom w:w="0" w:type="dxa"/>
-          </w:tblCellMar>
-        </w:tblPrEx>
         <w:tc>
           <w:tcPr>
             <w:tcW w:w="800" w:type="dxa"/>
@@ -21766,25 +19711,7 @@
                 <w:sz w:val="18"/>
                 <w:szCs w:val="18"/>
               </w:rPr>
-              <w:t xml:space="preserve">System exports completed mappings as a FHIR </w:t>
-            </w:r>
-            <w:proofErr w:type="spellStart"/>
-            <w:r>
-              <w:rPr>
-                <w:color w:val="2B2B2B"/>
-                <w:sz w:val="18"/>
-                <w:szCs w:val="18"/>
-              </w:rPr>
-              <w:t>ConceptMap</w:t>
-            </w:r>
-            <w:proofErr w:type="spellEnd"/>
-            <w:r>
-              <w:rPr>
-                <w:color w:val="2B2B2B"/>
-                <w:sz w:val="18"/>
-                <w:szCs w:val="18"/>
-              </w:rPr>
-              <w:t xml:space="preserve"> resource (R4 and R5), conformant to HL7 FHIR specification.</w:t>
+              <w:t>System exports completed mappings as a FHIR ConceptMap resource (R4 and R5), conformant to HL7 FHIR specification.</w:t>
             </w:r>
           </w:p>
         </w:tc>
@@ -21846,12 +19773,6 @@
         </w:tc>
       </w:tr>
       <w:tr>
-        <w:tblPrEx>
-          <w:tblCellMar>
-            <w:top w:w="0" w:type="dxa"/>
-            <w:bottom w:w="0" w:type="dxa"/>
-          </w:tblCellMar>
-        </w:tblPrEx>
         <w:tc>
           <w:tcPr>
             <w:tcW w:w="800" w:type="dxa"/>
@@ -21904,61 +19825,7 @@
                 <w:sz w:val="18"/>
                 <w:szCs w:val="18"/>
               </w:rPr>
-              <w:t xml:space="preserve">System exports validated regex patterns as a standalone JSON artefact: {pattern, </w:t>
-            </w:r>
-            <w:proofErr w:type="spellStart"/>
-            <w:r>
-              <w:rPr>
-                <w:color w:val="2B2B2B"/>
-                <w:sz w:val="18"/>
-                <w:szCs w:val="18"/>
-              </w:rPr>
-              <w:t>target_code</w:t>
-            </w:r>
-            <w:proofErr w:type="spellEnd"/>
-            <w:r>
-              <w:rPr>
-                <w:color w:val="2B2B2B"/>
-                <w:sz w:val="18"/>
-                <w:szCs w:val="18"/>
-              </w:rPr>
-              <w:t xml:space="preserve">, </w:t>
-            </w:r>
-            <w:proofErr w:type="spellStart"/>
-            <w:r>
-              <w:rPr>
-                <w:color w:val="2B2B2B"/>
-                <w:sz w:val="18"/>
-                <w:szCs w:val="18"/>
-              </w:rPr>
-              <w:t>target_display</w:t>
-            </w:r>
-            <w:proofErr w:type="spellEnd"/>
-            <w:r>
-              <w:rPr>
-                <w:color w:val="2B2B2B"/>
-                <w:sz w:val="18"/>
-                <w:szCs w:val="18"/>
-              </w:rPr>
-              <w:t xml:space="preserve">, terminology, </w:t>
-            </w:r>
-            <w:proofErr w:type="spellStart"/>
-            <w:r>
-              <w:rPr>
-                <w:color w:val="2B2B2B"/>
-                <w:sz w:val="18"/>
-                <w:szCs w:val="18"/>
-              </w:rPr>
-              <w:t>cluster_id</w:t>
-            </w:r>
-            <w:proofErr w:type="spellEnd"/>
-            <w:r>
-              <w:rPr>
-                <w:color w:val="2B2B2B"/>
-                <w:sz w:val="18"/>
-                <w:szCs w:val="18"/>
-              </w:rPr>
-              <w:t>, version} per entry.</w:t>
+              <w:t>System exports validated regex patterns as a standalone JSON artefact: {pattern, target_code, target_display, terminology, cluster_id, version} per entry.</w:t>
             </w:r>
           </w:p>
         </w:tc>
@@ -22020,12 +19887,6 @@
         </w:tc>
       </w:tr>
       <w:tr>
-        <w:tblPrEx>
-          <w:tblCellMar>
-            <w:top w:w="0" w:type="dxa"/>
-            <w:bottom w:w="0" w:type="dxa"/>
-          </w:tblCellMar>
-        </w:tblPrEx>
         <w:tc>
           <w:tcPr>
             <w:tcW w:w="800" w:type="dxa"/>
@@ -22140,12 +20001,6 @@
         </w:tc>
       </w:tr>
       <w:tr>
-        <w:tblPrEx>
-          <w:tblCellMar>
-            <w:top w:w="0" w:type="dxa"/>
-            <w:bottom w:w="0" w:type="dxa"/>
-          </w:tblCellMar>
-        </w:tblPrEx>
         <w:tc>
           <w:tcPr>
             <w:tcW w:w="800" w:type="dxa"/>
@@ -22260,12 +20115,6 @@
         </w:tc>
       </w:tr>
       <w:tr>
-        <w:tblPrEx>
-          <w:tblCellMar>
-            <w:top w:w="0" w:type="dxa"/>
-            <w:bottom w:w="0" w:type="dxa"/>
-          </w:tblCellMar>
-        </w:tblPrEx>
         <w:tc>
           <w:tcPr>
             <w:tcW w:w="800" w:type="dxa"/>
@@ -22318,25 +20167,7 @@
                 <w:sz w:val="18"/>
                 <w:szCs w:val="18"/>
               </w:rPr>
-              <w:t xml:space="preserve">All exports include a provenance metadata block: project name, reviewer IDs (hashed), export timestamp, terminology version, and </w:t>
-            </w:r>
-            <w:proofErr w:type="spellStart"/>
-            <w:r>
-              <w:rPr>
-                <w:color w:val="2B2B2B"/>
-                <w:sz w:val="18"/>
-                <w:szCs w:val="18"/>
-              </w:rPr>
-              <w:t>OmniMap</w:t>
-            </w:r>
-            <w:proofErr w:type="spellEnd"/>
-            <w:r>
-              <w:rPr>
-                <w:color w:val="2B2B2B"/>
-                <w:sz w:val="18"/>
-                <w:szCs w:val="18"/>
-              </w:rPr>
-              <w:t xml:space="preserve"> version.</w:t>
+              <w:t>All exports include a provenance metadata block: project name, reviewer IDs (hashed), export timestamp, terminology version, and OmniMap version.</w:t>
             </w:r>
           </w:p>
         </w:tc>
@@ -22398,12 +20229,6 @@
         </w:tc>
       </w:tr>
       <w:tr>
-        <w:tblPrEx>
-          <w:tblCellMar>
-            <w:top w:w="0" w:type="dxa"/>
-            <w:bottom w:w="0" w:type="dxa"/>
-          </w:tblCellMar>
-        </w:tblPrEx>
         <w:tc>
           <w:tcPr>
             <w:tcW w:w="800" w:type="dxa"/>
@@ -22587,6 +20412,7 @@
         <w:rPr>
           <w:color w:val="2B2B2B"/>
         </w:rPr>
+        <w:lastRenderedPageBreak/>
         <w:t>Page load time for the reviewer interface must not exceed 2 seconds on a standard broadband connection.</w:t>
       </w:r>
     </w:p>
@@ -22664,21 +20490,7 @@
         <w:rPr>
           <w:color w:val="2B2B2B"/>
         </w:rPr>
-        <w:t xml:space="preserve">OHN processes source data as a data processor under agency agreements with data controllers. Privacy obligations — including breach notification under PHIPA, HIPAA, or other applicable legislation — rest with the data controller. </w:t>
-      </w:r>
-      <w:proofErr w:type="spellStart"/>
-      <w:r>
-        <w:rPr>
-          <w:color w:val="2B2B2B"/>
-        </w:rPr>
-        <w:t>OmniMap</w:t>
-      </w:r>
-      <w:proofErr w:type="spellEnd"/>
-      <w:r>
-        <w:rPr>
-          <w:color w:val="2B2B2B"/>
-        </w:rPr>
-        <w:t xml:space="preserve"> supports these obligations by maintaining complete audit logs and enabling timely incident reporting to the data controller upon request.</w:t>
+        <w:t>OHN processes source data as a data processor under agency agreements with data controllers. Privacy obligations — including breach notification under PHIPA, HIPAA, or other applicable legislation — rest with the data controller. OmniMap supports these obligations by maintaining complete audit logs and enabling timely incident reporting to the data controller upon request.</w:t>
       </w:r>
     </w:p>
     <w:p>
@@ -22694,21 +20506,7 @@
         <w:rPr>
           <w:color w:val="2B2B2B"/>
         </w:rPr>
-        <w:t xml:space="preserve">Source terms must be de-identified codes and display strings. </w:t>
-      </w:r>
-      <w:proofErr w:type="spellStart"/>
-      <w:r>
-        <w:rPr>
-          <w:color w:val="2B2B2B"/>
-        </w:rPr>
-        <w:t>OmniMap</w:t>
-      </w:r>
-      <w:proofErr w:type="spellEnd"/>
-      <w:r>
-        <w:rPr>
-          <w:color w:val="2B2B2B"/>
-        </w:rPr>
-        <w:t xml:space="preserve"> must not be used to process identifiable patient data without explicit data controller instruction documented in the applicable agency agreement.</w:t>
+        <w:t>Source terms must be de-identified codes and display strings. OmniMap must not be used to process identifiable patient data without explicit data controller instruction documented in the applicable agency agreement.</w:t>
       </w:r>
     </w:p>
     <w:p>
@@ -22724,21 +20522,7 @@
         <w:rPr>
           <w:color w:val="2B2B2B"/>
         </w:rPr>
-        <w:t xml:space="preserve">All </w:t>
-      </w:r>
-      <w:proofErr w:type="gramStart"/>
-      <w:r>
-        <w:rPr>
-          <w:color w:val="2B2B2B"/>
-        </w:rPr>
-        <w:t>authentication</w:t>
-      </w:r>
-      <w:proofErr w:type="gramEnd"/>
-      <w:r>
-        <w:rPr>
-          <w:color w:val="2B2B2B"/>
-        </w:rPr>
-        <w:t xml:space="preserve"> must use multi-factor authentication (MFA) for Administrator and Adjudicator roles.</w:t>
+        <w:t>All authentication must use multi-factor authentication (MFA) for Administrator and Adjudicator roles.</w:t>
       </w:r>
     </w:p>
     <w:p>
@@ -22860,21 +20644,7 @@
         <w:rPr>
           <w:color w:val="2B2B2B"/>
         </w:rPr>
-        <w:t xml:space="preserve">System gracefully handles reviewer session interruption without loss of completed mappings. AI agent DAG sub-goal completion state </w:t>
-      </w:r>
-      <w:proofErr w:type="gramStart"/>
-      <w:r>
-        <w:rPr>
-          <w:color w:val="2B2B2B"/>
-        </w:rPr>
-        <w:t>is persisted</w:t>
-      </w:r>
-      <w:proofErr w:type="gramEnd"/>
-      <w:r>
-        <w:rPr>
-          <w:color w:val="2B2B2B"/>
-        </w:rPr>
-        <w:t xml:space="preserve"> for resumption from last successful node.</w:t>
+        <w:t>System gracefully handles reviewer session interruption without loss of completed mappings. AI agent DAG sub-goal completion state is persisted for resumption from last successful node.</w:t>
       </w:r>
     </w:p>
     <w:p>
@@ -22899,19 +20669,11 @@
         </w:numPr>
         <w:spacing w:before="40" w:after="40"/>
       </w:pPr>
-      <w:proofErr w:type="spellStart"/>
       <w:r>
         <w:rPr>
           <w:color w:val="2B2B2B"/>
         </w:rPr>
-        <w:t>OmniMap</w:t>
-      </w:r>
-      <w:proofErr w:type="spellEnd"/>
-      <w:r>
-        <w:rPr>
-          <w:color w:val="2B2B2B"/>
-        </w:rPr>
-        <w:t xml:space="preserve"> operates as a non-SaMD infrastructure tool, developed under OHN's ISO 13485:2016-aligned Quality Management System (QM-01).</w:t>
+        <w:t>OmniMap operates as a non-SaMD infrastructure tool, developed under OHN's ISO 13485:2016-aligned Quality Management System (QM-01).</w:t>
       </w:r>
     </w:p>
     <w:p>
@@ -22943,6 +20705,7 @@
         <w:rPr>
           <w:color w:val="2B2B2B"/>
         </w:rPr>
+        <w:lastRenderedPageBreak/>
         <w:t>Risk management per ISO 14971 for downstream risks from mapping errors propagating into OHN's SaMD outputs.</w:t>
       </w:r>
     </w:p>
@@ -23052,21 +20815,7 @@
         <w:rPr>
           <w:color w:val="2B2B2B"/>
         </w:rPr>
-        <w:t xml:space="preserve">Reviewer competency profiles and affinity scores </w:t>
-      </w:r>
-      <w:proofErr w:type="gramStart"/>
-      <w:r>
-        <w:rPr>
-          <w:color w:val="2B2B2B"/>
-        </w:rPr>
-        <w:t>are persisted</w:t>
-      </w:r>
-      <w:proofErr w:type="gramEnd"/>
-      <w:r>
-        <w:rPr>
-          <w:color w:val="2B2B2B"/>
-        </w:rPr>
-        <w:t xml:space="preserve"> across sessions and projects. Affinity scores are recalculated incrementally after each project completion and stored as snapshots with timestamps.</w:t>
+        <w:t>Reviewer competency profiles and affinity scores are persisted across sessions and projects. Affinity scores are recalculated incrementally after each project completion and stored as snapshots with timestamps.</w:t>
       </w:r>
     </w:p>
     <w:p>
@@ -23082,21 +20831,7 @@
         <w:rPr>
           <w:color w:val="2B2B2B"/>
         </w:rPr>
-        <w:t xml:space="preserve">The prospective holdout set assignment is locked at draw time. The database must enforce that holdout term records cannot be modified after </w:t>
-      </w:r>
-      <w:proofErr w:type="gramStart"/>
-      <w:r>
-        <w:rPr>
-          <w:color w:val="2B2B2B"/>
-        </w:rPr>
-        <w:t>locking, and</w:t>
-      </w:r>
-      <w:proofErr w:type="gramEnd"/>
-      <w:r>
-        <w:rPr>
-          <w:color w:val="2B2B2B"/>
-        </w:rPr>
-        <w:t xml:space="preserve"> cannot be returned in reviewer assignment queries until validation scoring is triggered.</w:t>
+        <w:t>The prospective holdout set assignment is locked at draw time. The database must enforce that holdout term records cannot be modified after locking, and cannot be returned in reviewer assignment queries until validation scoring is triggered.</w:t>
       </w:r>
     </w:p>
     <w:p>
@@ -23175,40 +20910,27 @@
       <w:pPr>
         <w:spacing w:before="60" w:after="100"/>
       </w:pPr>
-      <w:proofErr w:type="spellStart"/>
       <w:r>
         <w:rPr>
           <w:color w:val="2B2B2B"/>
         </w:rPr>
-        <w:t>OmniMap</w:t>
+        <w:t>OmniMap is a cloud-hosted SaaS application built on a multi-agent orchestrator-worker architecture following current industry best practices (Anthropic Engineering, 2025; O'Reilly Radar, 2026). The core principle is hybrid control: a central orchestrator owns project state and workflow sequencing; specialized worker agents handle scoped sub-tasks with their own tools and failure boundaries. Human reviewers and adjudicators are explicitly positioned as the decision-making layer throughout — human-on-the-loop, not human-out-of-the-loop.</w:t>
       </w:r>
-      <w:proofErr w:type="spellEnd"/>
+    </w:p>
+    <w:p>
+      <w:pPr>
+        <w:spacing w:before="80"/>
+      </w:pPr>
+    </w:p>
+    <w:p>
+      <w:pPr>
+        <w:spacing w:before="60" w:after="100"/>
+      </w:pPr>
       <w:r>
         <w:rPr>
           <w:color w:val="2B2B2B"/>
         </w:rPr>
-        <w:t xml:space="preserve"> is a cloud-hosted SaaS application built on a multi-agent orchestrator-worker architecture following current industry best practices (Anthropic Engineering, 2025; O'Reilly Radar, 2026). The core principle is hybrid control: a central orchestrator owns project state and workflow sequencing; specialized worker agents handle scoped sub-tasks with their own tools and failure boundaries. Human reviewers and adjudicators are explicitly positioned as the decision-making layer throughout — human-on-the-loop, not h</w:t>
-      </w:r>
-      <w:r>
-        <w:rPr>
-          <w:color w:val="2B2B2B"/>
-        </w:rPr>
-        <w:t>uman-out-of-the-loop.</w:t>
-      </w:r>
-    </w:p>
-    <w:p>
-      <w:pPr>
-        <w:spacing w:before="80"/>
-      </w:pPr>
-    </w:p>
-    <w:p>
-      <w:pPr>
-        <w:spacing w:before="60" w:after="100"/>
-      </w:pPr>
-      <w:r>
-        <w:rPr>
-          <w:color w:val="2B2B2B"/>
-        </w:rPr>
+        <w:lastRenderedPageBreak/>
         <w:t>Task-Decoupled Planning (TDP) principles (Li et al., arXiv:2601.07577, 2026) are applied as a software construction methodology: each module is built with scoped context, local failure containment, and no cascading errors across module boundaries. This is an architectural construction principle, not a description of AI agent behaviour.</w:t>
       </w:r>
     </w:p>
@@ -23366,21 +21088,7 @@
         <w:rPr>
           <w:color w:val="2B2B2B"/>
         </w:rPr>
-        <w:t xml:space="preserve">Terminology Version Diff Agent: Compares terminology release files or ingests change log APIs to detect </w:t>
-      </w:r>
-      <w:proofErr w:type="spellStart"/>
-      <w:r>
-        <w:rPr>
-          <w:color w:val="2B2B2B"/>
-        </w:rPr>
-        <w:t>inactivations</w:t>
-      </w:r>
-      <w:proofErr w:type="spellEnd"/>
-      <w:r>
-        <w:rPr>
-          <w:color w:val="2B2B2B"/>
-        </w:rPr>
-        <w:t>, merges, definition changes, hierarchy changes, and new concepts. Surfaces inactivation reasons and historical associations.</w:t>
+        <w:t>Terminology Version Diff Agent: Compares terminology release files or ingests change log APIs to detect inactivations, merges, definition changes, hierarchy changes, and new concepts. Surfaces inactivation reasons and historical associations.</w:t>
       </w:r>
     </w:p>
     <w:p>
@@ -23396,21 +21104,7 @@
         <w:rPr>
           <w:color w:val="2B2B2B"/>
         </w:rPr>
-        <w:t xml:space="preserve">Export Engine: Generates FHIR </w:t>
-      </w:r>
-      <w:proofErr w:type="spellStart"/>
-      <w:r>
-        <w:rPr>
-          <w:color w:val="2B2B2B"/>
-        </w:rPr>
-        <w:t>ConceptMap</w:t>
-      </w:r>
-      <w:proofErr w:type="spellEnd"/>
-      <w:r>
-        <w:rPr>
-          <w:color w:val="2B2B2B"/>
-        </w:rPr>
-        <w:t xml:space="preserve"> JSON/XML, regex JSON library, CSV, Excel, and PDF reports from canonical mapping records.</w:t>
+        <w:t>Export Engine: Generates FHIR ConceptMap JSON/XML, regex JSON library, CSV, Excel, and PDF reports from canonical mapping records.</w:t>
       </w:r>
     </w:p>
     <w:p>
@@ -23471,6 +21165,7 @@
         <w:rPr>
           <w:color w:val="2B2B2B"/>
         </w:rPr>
+        <w:lastRenderedPageBreak/>
         <w:t>AI is not trusted to map autonomously: AI suggestions and regex generation are inputs to human expert review, not outputs. Batch accept of AI suggestions is prohibited by design. This reflects the current state of AI/NLP reliability for clinical terminology mapping and the non-computability of lexical-to-semantic equivalence.</w:t>
       </w:r>
     </w:p>
@@ -23503,21 +21198,7 @@
         <w:rPr>
           <w:color w:val="2B2B2B"/>
         </w:rPr>
-        <w:t xml:space="preserve">No-blame automation: load rebalancing, dynamic reassignment, and quality flagging are all designed to be silent and non-punitive. The system </w:t>
-      </w:r>
-      <w:proofErr w:type="gramStart"/>
-      <w:r>
-        <w:rPr>
-          <w:color w:val="2B2B2B"/>
-        </w:rPr>
-        <w:t>acts;</w:t>
-      </w:r>
-      <w:proofErr w:type="gramEnd"/>
-      <w:r>
-        <w:rPr>
-          <w:color w:val="2B2B2B"/>
-        </w:rPr>
-        <w:t xml:space="preserve"> humans discuss.</w:t>
+        <w:t>No-blame automation: load rebalancing, dynamic reassignment, and quality flagging are all designed to be silent and non-punitive. The system acts; humans discuss.</w:t>
       </w:r>
     </w:p>
     <w:p>
@@ -23533,76 +21214,34 @@
         <w:rPr>
           <w:color w:val="2B2B2B"/>
         </w:rPr>
-        <w:t xml:space="preserve">Corpus as competitive moat: the regex corpus grows with every validated project, creating a self-reinforcing quality asset that improves AI generation over time. Corpus governance is an open strategic question as </w:t>
+        <w:t>Corpus as competitive moat: the regex corpus grows with every validated project, creating a self-reinforcing quality asset that improves AI generation over time. Corpus governance is an open strategic question as OmniMap scales.</w:t>
       </w:r>
-      <w:proofErr w:type="spellStart"/>
+    </w:p>
+    <w:p>
+      <w:pPr>
+        <w:spacing w:before="120"/>
+      </w:pPr>
+    </w:p>
+    <w:p>
+      <w:pPr>
+        <w:pStyle w:val="Heading1"/>
+        <w:pBdr>
+          <w:bottom w:val="single" w:sz="4" w:space="4" w:color="0D7C8C"/>
+        </w:pBdr>
+      </w:pPr>
+      <w:r>
+        <w:t>9. Process Diagrams (BPMN)</w:t>
+      </w:r>
+    </w:p>
+    <w:p>
+      <w:pPr>
+        <w:spacing w:before="60" w:after="100"/>
+      </w:pPr>
       <w:r>
         <w:rPr>
           <w:color w:val="2B2B2B"/>
         </w:rPr>
-        <w:t>OmniMap</w:t>
-      </w:r>
-      <w:proofErr w:type="spellEnd"/>
-      <w:r>
-        <w:rPr>
-          <w:color w:val="2B2B2B"/>
-        </w:rPr>
-        <w:t xml:space="preserve"> scales.</w:t>
-      </w:r>
-    </w:p>
-    <w:p>
-      <w:pPr>
-        <w:spacing w:before="120"/>
-      </w:pPr>
-    </w:p>
-    <w:p>
-      <w:pPr>
-        <w:pStyle w:val="Heading1"/>
-        <w:pBdr>
-          <w:bottom w:val="single" w:sz="4" w:space="4" w:color="0D7C8C"/>
-        </w:pBdr>
-      </w:pPr>
-      <w:r>
-        <w:t>9. Process Diagrams (BPMN)</w:t>
-      </w:r>
-    </w:p>
-    <w:p>
-      <w:pPr>
-        <w:spacing w:before="60" w:after="100"/>
-      </w:pPr>
-      <w:r>
-        <w:rPr>
-          <w:color w:val="2B2B2B"/>
-        </w:rPr>
-        <w:t xml:space="preserve">The following BPMN diagrams illustrate the </w:t>
-      </w:r>
-      <w:proofErr w:type="spellStart"/>
-      <w:r>
-        <w:rPr>
-          <w:color w:val="2B2B2B"/>
-        </w:rPr>
-        <w:t>OmniMap</w:t>
-      </w:r>
-      <w:proofErr w:type="spellEnd"/>
-      <w:r>
-        <w:rPr>
-          <w:color w:val="2B2B2B"/>
-        </w:rPr>
-        <w:t xml:space="preserve"> process flows across four </w:t>
-      </w:r>
-      <w:proofErr w:type="spellStart"/>
-      <w:r>
-        <w:rPr>
-          <w:color w:val="2B2B2B"/>
-        </w:rPr>
-        <w:t>swimlanes</w:t>
-      </w:r>
-      <w:proofErr w:type="spellEnd"/>
-      <w:r>
-        <w:rPr>
-          <w:color w:val="2B2B2B"/>
-        </w:rPr>
-        <w:t>: Administrator, Reviewer, Adjudicator, and System/IT. Solid arrows represent sequence flows within a lane; dashed arrows represent message flows across lanes.</w:t>
+        <w:t>The following BPMN diagrams illustrate the OmniMap process flows across four swimlanes: Administrator, Reviewer, Adjudicator, and System/IT. Solid arrows represent sequence flows within a lane; dashed arrows represent message flows across lanes.</w:t>
       </w:r>
     </w:p>
     <w:p>
@@ -23687,6 +21326,7 @@
         <w:rPr>
           <w:noProof/>
         </w:rPr>
+        <w:lastRenderedPageBreak/>
         <w:drawing>
           <wp:inline distT="0" distB="0" distL="0" distR="0" wp14:anchorId="51B0EE73" wp14:editId="0BB8997B">
             <wp:extent cx="6038850" cy="2809875"/>
@@ -23809,6 +21449,7 @@
         <w:rPr>
           <w:noProof/>
         </w:rPr>
+        <w:lastRenderedPageBreak/>
         <w:drawing>
           <wp:inline distT="0" distB="0" distL="0" distR="0" wp14:anchorId="1B3B5B33" wp14:editId="4F267FF4">
             <wp:extent cx="6038850" cy="2809875"/>
@@ -23956,12 +21597,6 @@
         <w:gridCol w:w="2760"/>
       </w:tblGrid>
       <w:tr>
-        <w:tblPrEx>
-          <w:tblCellMar>
-            <w:top w:w="0" w:type="dxa"/>
-            <w:bottom w:w="0" w:type="dxa"/>
-          </w:tblCellMar>
-        </w:tblPrEx>
         <w:trPr>
           <w:tblHeader/>
         </w:trPr>
@@ -24087,12 +21722,6 @@
         </w:tc>
       </w:tr>
       <w:tr>
-        <w:tblPrEx>
-          <w:tblCellMar>
-            <w:top w:w="0" w:type="dxa"/>
-            <w:bottom w:w="0" w:type="dxa"/>
-          </w:tblCellMar>
-        </w:tblPrEx>
         <w:tc>
           <w:tcPr>
             <w:tcW w:w="1800" w:type="dxa"/>
@@ -24145,7 +21774,16 @@
                 <w:sz w:val="18"/>
                 <w:szCs w:val="18"/>
               </w:rPr>
-              <w:t>EMR ingestion &amp; sampling (all strategies); Pareto + long tail management; net-new term queuing; prospective validation holdout with F1 power calculation; dual-review pool workflow; multi-nomenclature support (SNOMED CT, LOINC, ATC, CCDD, ICD-10/11, custom); regex library (generation, testing, over-greedy detection, JSON export); four-point validation scoring; automation evaluation module; reviewer training &amp; certification; FHIR + CSV + JSON export; full audit logging.</w:t>
+              <w:t xml:space="preserve">EMR ingestion &amp; sampling (all strategies); Pareto + long tail management; net-new term queuing; </w:t>
+            </w:r>
+            <w:r>
+              <w:rPr>
+                <w:color w:val="2B2B2B"/>
+                <w:sz w:val="18"/>
+                <w:szCs w:val="18"/>
+              </w:rPr>
+              <w:lastRenderedPageBreak/>
+              <w:t>prospective validation holdout with F1 power calculation; dual-review pool workflow; multi-nomenclature support (SNOMED CT, LOINC, ATC, CCDD, ICD-10/11, custom); regex library (generation, testing, over-greedy detection, JSON export); four-point validation scoring; automation evaluation module; reviewer training &amp; certification; FHIR + CSV + JSON export; full audit logging.</w:t>
             </w:r>
           </w:p>
         </w:tc>
@@ -24173,6 +21811,7 @@
                 <w:sz w:val="18"/>
                 <w:szCs w:val="18"/>
               </w:rPr>
+              <w:lastRenderedPageBreak/>
               <w:t>Q3 2026</w:t>
             </w:r>
           </w:p>
@@ -24207,12 +21846,6 @@
         </w:tc>
       </w:tr>
       <w:tr>
-        <w:tblPrEx>
-          <w:tblCellMar>
-            <w:top w:w="0" w:type="dxa"/>
-            <w:bottom w:w="0" w:type="dxa"/>
-          </w:tblCellMar>
-        </w:tblPrEx>
         <w:tc>
           <w:tcPr>
             <w:tcW w:w="1800" w:type="dxa"/>
@@ -24327,12 +21960,6 @@
         </w:tc>
       </w:tr>
       <w:tr>
-        <w:tblPrEx>
-          <w:tblCellMar>
-            <w:top w:w="0" w:type="dxa"/>
-            <w:bottom w:w="0" w:type="dxa"/>
-          </w:tblCellMar>
-        </w:tblPrEx>
         <w:tc>
           <w:tcPr>
             <w:tcW w:w="1800" w:type="dxa"/>
@@ -24447,12 +22074,6 @@
         </w:tc>
       </w:tr>
       <w:tr>
-        <w:tblPrEx>
-          <w:tblCellMar>
-            <w:top w:w="0" w:type="dxa"/>
-            <w:bottom w:w="0" w:type="dxa"/>
-          </w:tblCellMar>
-        </w:tblPrEx>
         <w:tc>
           <w:tcPr>
             <w:tcW w:w="1800" w:type="dxa"/>
@@ -24612,6 +22233,7 @@
         <w:rPr>
           <w:color w:val="2B2B2B"/>
         </w:rPr>
+        <w:lastRenderedPageBreak/>
         <w:t>Direct EMR database or FHIR API connections for term ingestion (Phase 1: file upload only; Phase 2: direct connections).</w:t>
       </w:r>
     </w:p>
@@ -24804,21 +22426,7 @@
         <w:rPr>
           <w:color w:val="2B2B2B"/>
         </w:rPr>
-        <w:t xml:space="preserve">Source terms are de-identified codes and display strings. </w:t>
-      </w:r>
-      <w:proofErr w:type="spellStart"/>
-      <w:r>
-        <w:rPr>
-          <w:color w:val="2B2B2B"/>
-        </w:rPr>
-        <w:t>OmniMap</w:t>
-      </w:r>
-      <w:proofErr w:type="spellEnd"/>
-      <w:r>
-        <w:rPr>
-          <w:color w:val="2B2B2B"/>
-        </w:rPr>
-        <w:t xml:space="preserve"> does not provide a de-identification step.</w:t>
+        <w:t>Source terms are de-identified codes and display strings. OmniMap does not provide a de-identification step.</w:t>
       </w:r>
     </w:p>
     <w:p>
@@ -24882,21 +22490,7 @@
         <w:rPr>
           <w:color w:val="2B2B2B"/>
         </w:rPr>
-        <w:t xml:space="preserve">Reviewer accounts are provisioned by OHN administrators. </w:t>
-      </w:r>
-      <w:proofErr w:type="spellStart"/>
-      <w:r>
-        <w:rPr>
-          <w:color w:val="2B2B2B"/>
-        </w:rPr>
-        <w:t>OmniMap</w:t>
-      </w:r>
-      <w:proofErr w:type="spellEnd"/>
-      <w:r>
-        <w:rPr>
-          <w:color w:val="2B2B2B"/>
-        </w:rPr>
-        <w:t xml:space="preserve"> does not provide self-registration.</w:t>
+        <w:t>Reviewer accounts are provisioned by OHN administrators. OmniMap does not provide self-registration.</w:t>
       </w:r>
     </w:p>
     <w:p>
@@ -24912,35 +22506,7 @@
         <w:rPr>
           <w:color w:val="2B2B2B"/>
         </w:rPr>
-        <w:t xml:space="preserve">FHIR </w:t>
-      </w:r>
-      <w:proofErr w:type="spellStart"/>
-      <w:r>
-        <w:rPr>
-          <w:color w:val="2B2B2B"/>
-        </w:rPr>
-        <w:t>ConceptMap</w:t>
-      </w:r>
-      <w:proofErr w:type="spellEnd"/>
-      <w:r>
-        <w:rPr>
-          <w:color w:val="2B2B2B"/>
-        </w:rPr>
-        <w:t xml:space="preserve"> exports are intended for OHN's internal FHIR infrastructure; </w:t>
-      </w:r>
-      <w:proofErr w:type="spellStart"/>
-      <w:r>
-        <w:rPr>
-          <w:color w:val="2B2B2B"/>
-        </w:rPr>
-        <w:t>OmniMap</w:t>
-      </w:r>
-      <w:proofErr w:type="spellEnd"/>
-      <w:r>
-        <w:rPr>
-          <w:color w:val="2B2B2B"/>
-        </w:rPr>
-        <w:t xml:space="preserve"> does not operate a FHIR server.</w:t>
+        <w:t>FHIR ConceptMap exports are intended for OHN's internal FHIR infrastructure; OmniMap does not operate a FHIR server.</w:t>
       </w:r>
     </w:p>
     <w:p>
@@ -25020,6 +22586,7 @@
         <w:rPr>
           <w:color w:val="2B2B2B"/>
         </w:rPr>
+        <w:lastRenderedPageBreak/>
         <w:t>Validation F1 score &gt;= 0.90 (one-sided, alpha = 0.05) on the prospective holdout set for OHN's first production mapping project.</w:t>
       </w:r>
     </w:p>
@@ -25068,21 +22635,7 @@
         <w:rPr>
           <w:color w:val="2B2B2B"/>
         </w:rPr>
-        <w:t xml:space="preserve">FHIR </w:t>
-      </w:r>
-      <w:proofErr w:type="spellStart"/>
-      <w:r>
-        <w:rPr>
-          <w:color w:val="2B2B2B"/>
-        </w:rPr>
-        <w:t>ConceptMap</w:t>
-      </w:r>
-      <w:proofErr w:type="spellEnd"/>
-      <w:r>
-        <w:rPr>
-          <w:color w:val="2B2B2B"/>
-        </w:rPr>
-        <w:t xml:space="preserve"> exports validated as conformant by the HL7 FHIR validator on 100% of test exports.</w:t>
+        <w:t>FHIR ConceptMap exports validated as conformant by the HL7 FHIR validator on 100% of test exports.</w:t>
       </w:r>
     </w:p>
     <w:p>
@@ -25210,21 +22763,7 @@
         <w:rPr>
           <w:color w:val="2B2B2B"/>
         </w:rPr>
-        <w:t xml:space="preserve">Agency agreement template: Does OHN have a standard agency agreement template covering </w:t>
-      </w:r>
-      <w:proofErr w:type="spellStart"/>
-      <w:r>
-        <w:rPr>
-          <w:color w:val="2B2B2B"/>
-        </w:rPr>
-        <w:t>OmniMap's</w:t>
-      </w:r>
-      <w:proofErr w:type="spellEnd"/>
-      <w:r>
-        <w:rPr>
-          <w:color w:val="2B2B2B"/>
-        </w:rPr>
-        <w:t xml:space="preserve"> obligations as data processor? Legal review required.</w:t>
+        <w:t>Agency agreement template: Does OHN have a standard agency agreement template covering OmniMap's obligations as data processor? Legal review required.</w:t>
       </w:r>
     </w:p>
     <w:p>
@@ -25272,35 +22811,7 @@
         <w:rPr>
           <w:color w:val="2B2B2B"/>
         </w:rPr>
-        <w:t xml:space="preserve">Regex corpus governance: As </w:t>
-      </w:r>
-      <w:proofErr w:type="spellStart"/>
-      <w:r>
-        <w:rPr>
-          <w:color w:val="2B2B2B"/>
-        </w:rPr>
-        <w:t>OmniMap</w:t>
-      </w:r>
-      <w:proofErr w:type="spellEnd"/>
-      <w:r>
-        <w:rPr>
-          <w:color w:val="2B2B2B"/>
-        </w:rPr>
-        <w:t xml:space="preserve"> scales to multi-terminology and potential commercial licensing, what is the IP governance model for the corpus? Internal proprietary only, or contribution to a broader terminology mapping </w:t>
-      </w:r>
-      <w:proofErr w:type="gramStart"/>
-      <w:r>
-        <w:rPr>
-          <w:color w:val="2B2B2B"/>
-        </w:rPr>
-        <w:t>commons</w:t>
-      </w:r>
-      <w:proofErr w:type="gramEnd"/>
-      <w:r>
-        <w:rPr>
-          <w:color w:val="2B2B2B"/>
-        </w:rPr>
-        <w:t>?</w:t>
+        <w:t>Regex corpus governance: As OmniMap scales to multi-terminology and potential commercial licensing, what is the IP governance model for the corpus? Internal proprietary only, or contribution to a broader terminology mapping commons?</w:t>
       </w:r>
     </w:p>
     <w:p>
@@ -25358,12 +22869,6 @@
         <w:gridCol w:w="6360"/>
       </w:tblGrid>
       <w:tr>
-        <w:tblPrEx>
-          <w:tblCellMar>
-            <w:top w:w="0" w:type="dxa"/>
-            <w:bottom w:w="0" w:type="dxa"/>
-          </w:tblCellMar>
-        </w:tblPrEx>
         <w:tc>
           <w:tcPr>
             <w:tcW w:w="3000" w:type="dxa"/>
@@ -25424,12 +22929,6 @@
         </w:tc>
       </w:tr>
       <w:tr>
-        <w:tblPrEx>
-          <w:tblCellMar>
-            <w:top w:w="0" w:type="dxa"/>
-            <w:bottom w:w="0" w:type="dxa"/>
-          </w:tblCellMar>
-        </w:tblPrEx>
         <w:tc>
           <w:tcPr>
             <w:tcW w:w="3000" w:type="dxa"/>
@@ -25490,12 +22989,6 @@
         </w:tc>
       </w:tr>
       <w:tr>
-        <w:tblPrEx>
-          <w:tblCellMar>
-            <w:top w:w="0" w:type="dxa"/>
-            <w:bottom w:w="0" w:type="dxa"/>
-          </w:tblCellMar>
-        </w:tblPrEx>
         <w:tc>
           <w:tcPr>
             <w:tcW w:w="3000" w:type="dxa"/>
@@ -25522,6 +23015,7 @@
                 <w:sz w:val="20"/>
                 <w:szCs w:val="20"/>
               </w:rPr>
+              <w:lastRenderedPageBreak/>
               <w:t>1.1 Draft</w:t>
             </w:r>
           </w:p>
@@ -25556,12 +23050,6 @@
         </w:tc>
       </w:tr>
       <w:tr>
-        <w:tblPrEx>
-          <w:tblCellMar>
-            <w:top w:w="0" w:type="dxa"/>
-            <w:bottom w:w="0" w:type="dxa"/>
-          </w:tblCellMar>
-        </w:tblPrEx>
         <w:tc>
           <w:tcPr>
             <w:tcW w:w="3000" w:type="dxa"/>
@@ -25622,12 +23110,6 @@
         </w:tc>
       </w:tr>
       <w:tr>
-        <w:tblPrEx>
-          <w:tblCellMar>
-            <w:top w:w="0" w:type="dxa"/>
-            <w:bottom w:w="0" w:type="dxa"/>
-          </w:tblCellMar>
-        </w:tblPrEx>
         <w:tc>
           <w:tcPr>
             <w:tcW w:w="3000" w:type="dxa"/>
@@ -25688,12 +23170,6 @@
         </w:tc>
       </w:tr>
       <w:tr>
-        <w:tblPrEx>
-          <w:tblCellMar>
-            <w:top w:w="0" w:type="dxa"/>
-            <w:bottom w:w="0" w:type="dxa"/>
-          </w:tblCellMar>
-        </w:tblPrEx>
         <w:tc>
           <w:tcPr>
             <w:tcW w:w="3000" w:type="dxa"/>
@@ -25754,12 +23230,6 @@
         </w:tc>
       </w:tr>
       <w:tr>
-        <w:tblPrEx>
-          <w:tblCellMar>
-            <w:top w:w="0" w:type="dxa"/>
-            <w:bottom w:w="0" w:type="dxa"/>
-          </w:tblCellMar>
-        </w:tblPrEx>
         <w:tc>
           <w:tcPr>
             <w:tcW w:w="3000" w:type="dxa"/>
@@ -25820,12 +23290,6 @@
         </w:tc>
       </w:tr>
       <w:tr>
-        <w:tblPrEx>
-          <w:tblCellMar>
-            <w:top w:w="0" w:type="dxa"/>
-            <w:bottom w:w="0" w:type="dxa"/>
-          </w:tblCellMar>
-        </w:tblPrEx>
         <w:tc>
           <w:tcPr>
             <w:tcW w:w="3000" w:type="dxa"/>
@@ -25880,36 +23344,12 @@
                 <w:sz w:val="20"/>
                 <w:szCs w:val="20"/>
               </w:rPr>
-              <w:t xml:space="preserve">Added Section 5 </w:t>
-            </w:r>
-            <w:proofErr w:type="spellStart"/>
-            <w:r>
-              <w:rPr>
-                <w:color w:val="2B2B2B"/>
-                <w:sz w:val="20"/>
-                <w:szCs w:val="20"/>
-              </w:rPr>
-              <w:t>OmniMap</w:t>
-            </w:r>
-            <w:proofErr w:type="spellEnd"/>
-            <w:r>
-              <w:rPr>
-                <w:color w:val="2B2B2B"/>
-                <w:sz w:val="20"/>
-                <w:szCs w:val="20"/>
-              </w:rPr>
-              <w:t xml:space="preserve"> Runtime DAG; regex pipeline (4 layers); output convention; post-run reporting; corpus architecture; event-driven Lambda pattern — March 2026</w:t>
+              <w:t>Added Section 5 OmniMap Runtime DAG; regex pipeline (4 layers); output convention; post-run reporting; corpus architecture; event-driven Lambda pattern — March 2026</w:t>
             </w:r>
           </w:p>
         </w:tc>
       </w:tr>
       <w:tr>
-        <w:tblPrEx>
-          <w:tblCellMar>
-            <w:top w:w="0" w:type="dxa"/>
-            <w:bottom w:w="0" w:type="dxa"/>
-          </w:tblCellMar>
-        </w:tblPrEx>
         <w:tc>
           <w:tcPr>
             <w:tcW w:w="3000" w:type="dxa"/>
@@ -25970,12 +23410,6 @@
         </w:tc>
       </w:tr>
       <w:tr>
-        <w:tblPrEx>
-          <w:tblCellMar>
-            <w:top w:w="0" w:type="dxa"/>
-            <w:bottom w:w="0" w:type="dxa"/>
-          </w:tblCellMar>
-        </w:tblPrEx>
         <w:tc>
           <w:tcPr>
             <w:tcW w:w="3000" w:type="dxa"/>
@@ -26036,12 +23470,6 @@
         </w:tc>
       </w:tr>
       <w:tr>
-        <w:tblPrEx>
-          <w:tblCellMar>
-            <w:top w:w="0" w:type="dxa"/>
-            <w:bottom w:w="0" w:type="dxa"/>
-          </w:tblCellMar>
-        </w:tblPrEx>
         <w:tc>
           <w:tcPr>
             <w:tcW w:w="3000" w:type="dxa"/>
@@ -26102,12 +23530,6 @@
         </w:tc>
       </w:tr>
       <w:tr>
-        <w:tblPrEx>
-          <w:tblCellMar>
-            <w:top w:w="0" w:type="dxa"/>
-            <w:bottom w:w="0" w:type="dxa"/>
-          </w:tblCellMar>
-        </w:tblPrEx>
         <w:tc>
           <w:tcPr>
             <w:tcW w:w="3000" w:type="dxa"/>
@@ -26289,8 +23711,6 @@
         <w:bottom w:val="single" w:sz="4" w:space="4" w:color="0D7C8C"/>
       </w:pBdr>
     </w:pPr>
-    <w:proofErr w:type="spellStart"/>
-    <w:proofErr w:type="gramStart"/>
     <w:r>
       <w:rPr>
         <w:b/>
@@ -26301,23 +23721,13 @@
       </w:rPr>
       <w:t>OmniMap</w:t>
     </w:r>
-    <w:proofErr w:type="spellEnd"/>
     <w:r>
       <w:rPr>
         <w:color w:val="595959"/>
         <w:sz w:val="20"/>
         <w:szCs w:val="20"/>
       </w:rPr>
-      <w:t xml:space="preserve">  |</w:t>
-    </w:r>
-    <w:proofErr w:type="gramEnd"/>
-    <w:r>
-      <w:rPr>
-        <w:color w:val="595959"/>
-        <w:sz w:val="20"/>
-        <w:szCs w:val="20"/>
-      </w:rPr>
-      <w:t xml:space="preserve">  Product Requirements Document</w:t>
+      <w:t xml:space="preserve">  |  Product Requirements Document</w:t>
     </w:r>
     <w:r>
       <w:rPr>
